--- a/A8 THE WORLD/3war and peace.docx
+++ b/A8 THE WORLD/3war and peace.docx
@@ -85,6 +85,32 @@
           <w:sz w:val="40"/>
           <w:szCs w:val="40"/>
         </w:rPr>
+        <w:t>Signification simple : Conflit versus harmonie.</w:t>
+      </w:r>
+    </w:p>
+    <w:p>
+      <w:pPr>
+        <w:rPr>
+          <w:rFonts w:ascii="Times New Roman" w:hAnsi="Times New Roman" w:cs="Times New Roman"/>
+          <w:sz w:val="40"/>
+          <w:szCs w:val="40"/>
+        </w:rPr>
+      </w:pPr>
+    </w:p>
+    <w:p>
+      <w:pPr>
+        <w:rPr>
+          <w:rFonts w:ascii="Times New Roman" w:hAnsi="Times New Roman" w:cs="Times New Roman"/>
+          <w:sz w:val="40"/>
+          <w:szCs w:val="40"/>
+        </w:rPr>
+      </w:pPr>
+      <w:r>
+        <w:rPr>
+          <w:rFonts w:ascii="Times New Roman" w:hAnsi="Times New Roman" w:cs="Times New Roman"/>
+          <w:sz w:val="40"/>
+          <w:szCs w:val="40"/>
+        </w:rPr>
         <w:t xml:space="preserve">Imagine un ring de boxe : la guerre cogne fort à gauche, la paix caresse doucement à droite. Maîtrise-les en jonglant entre poing et câlin ! </w:t>
       </w:r>
     </w:p>
@@ -148,32 +174,6 @@
           <w:szCs w:val="40"/>
         </w:rPr>
       </w:pPr>
-    </w:p>
-    <w:p>
-      <w:pPr>
-        <w:rPr>
-          <w:rFonts w:ascii="Times New Roman" w:hAnsi="Times New Roman" w:cs="Times New Roman"/>
-          <w:sz w:val="40"/>
-          <w:szCs w:val="40"/>
-        </w:rPr>
-      </w:pPr>
-      <w:r>
-        <w:rPr>
-          <w:rFonts w:ascii="Times New Roman" w:hAnsi="Times New Roman" w:cs="Times New Roman"/>
-          <w:sz w:val="40"/>
-          <w:szCs w:val="40"/>
-        </w:rPr>
-        <w:t>Signification simple : Conflit versus harmonie.</w:t>
-      </w:r>
-    </w:p>
-    <w:p>
-      <w:pPr>
-        <w:rPr>
-          <w:rFonts w:ascii="Times New Roman" w:hAnsi="Times New Roman" w:cs="Times New Roman"/>
-          <w:sz w:val="40"/>
-          <w:szCs w:val="40"/>
-        </w:rPr>
-      </w:pPr>
       <w:r>
         <w:rPr>
           <w:rFonts w:ascii="Times New Roman" w:hAnsi="Times New Roman" w:cs="Times New Roman"/>
@@ -284,86 +284,285 @@
           <w:sz w:val="40"/>
           <w:szCs w:val="40"/>
         </w:rPr>
+        <w:t>Signification simple : Conflit d'idées risquant la guerre.</w:t>
+      </w:r>
+    </w:p>
+    <w:p>
+      <w:pPr>
+        <w:rPr>
+          <w:rFonts w:ascii="Times New Roman" w:hAnsi="Times New Roman" w:cs="Times New Roman"/>
+          <w:sz w:val="40"/>
+          <w:szCs w:val="40"/>
+        </w:rPr>
+      </w:pPr>
+    </w:p>
+    <w:p>
+      <w:pPr>
+        <w:rPr>
+          <w:rFonts w:ascii="Times New Roman" w:hAnsi="Times New Roman" w:cs="Times New Roman"/>
+          <w:sz w:val="40"/>
+          <w:szCs w:val="40"/>
+        </w:rPr>
+      </w:pPr>
+      <w:r>
+        <w:rPr>
+          <w:rFonts w:ascii="Times New Roman" w:hAnsi="Times New Roman" w:cs="Times New Roman"/>
+          <w:sz w:val="40"/>
+          <w:szCs w:val="40"/>
+        </w:rPr>
+        <w:t>Un désaccord, c'est comme deux chefs de tribu qui refusent de partager le feu de camp : ça peut enflammer une guerre ou mener à une paix fragile.</w:t>
+      </w:r>
+    </w:p>
+    <w:p>
+      <w:pPr>
+        <w:rPr>
+          <w:rFonts w:ascii="Times New Roman" w:hAnsi="Times New Roman" w:cs="Times New Roman"/>
+          <w:sz w:val="40"/>
+          <w:szCs w:val="40"/>
+        </w:rPr>
+      </w:pPr>
+    </w:p>
+    <w:p>
+      <w:pPr>
+        <w:rPr>
+          <w:rFonts w:ascii="Times New Roman" w:hAnsi="Times New Roman" w:cs="Times New Roman"/>
+          <w:sz w:val="40"/>
+          <w:szCs w:val="40"/>
+        </w:rPr>
+      </w:pPr>
+      <w:r>
+        <w:rPr>
+          <w:rFonts w:ascii="Times New Roman" w:hAnsi="Times New Roman" w:cs="Times New Roman"/>
+          <w:sz w:val="40"/>
+          <w:szCs w:val="40"/>
+        </w:rPr>
+        <w:t>Définition : Conflit d'opinions ou d'intérêts entre parties, souvent dans un contexte diplomatique ou stratégique comme la guerre et la paix.</w:t>
+      </w:r>
+    </w:p>
+    <w:p>
+      <w:pPr>
+        <w:rPr>
+          <w:rFonts w:ascii="Times New Roman" w:hAnsi="Times New Roman" w:cs="Times New Roman"/>
+          <w:sz w:val="40"/>
+          <w:szCs w:val="40"/>
+        </w:rPr>
+      </w:pPr>
+    </w:p>
+    <w:p>
+      <w:pPr>
+        <w:rPr>
+          <w:rFonts w:ascii="Times New Roman" w:hAnsi="Times New Roman" w:cs="Times New Roman"/>
+          <w:sz w:val="40"/>
+          <w:szCs w:val="40"/>
+        </w:rPr>
+      </w:pPr>
+      <w:r>
+        <w:rPr>
+          <w:rFonts w:ascii="Times New Roman" w:hAnsi="Times New Roman" w:cs="Times New Roman"/>
+          <w:sz w:val="40"/>
+          <w:szCs w:val="40"/>
+        </w:rPr>
+        <w:t>Exemple : Les alliés ont eu un désaccord sur le traité de Versailles, prolongeant les tensions post-guerre.</w:t>
+      </w:r>
+    </w:p>
+    <w:p>
+      <w:pPr>
+        <w:rPr>
+          <w:rFonts w:ascii="Times New Roman" w:hAnsi="Times New Roman" w:cs="Times New Roman"/>
+          <w:sz w:val="40"/>
+          <w:szCs w:val="40"/>
+        </w:rPr>
+      </w:pPr>
+      <w:r>
+        <w:rPr>
+          <w:rFonts w:ascii="Times New Roman" w:hAnsi="Times New Roman" w:cs="Times New Roman"/>
+          <w:sz w:val="40"/>
+          <w:szCs w:val="40"/>
+        </w:rPr>
+        <w:t>)</w:t>
+      </w:r>
+    </w:p>
+    <w:p>
+      <w:pPr>
+        <w:rPr>
+          <w:rFonts w:ascii="Times New Roman" w:hAnsi="Times New Roman" w:cs="Times New Roman"/>
+          <w:sz w:val="40"/>
+          <w:szCs w:val="40"/>
+        </w:rPr>
+      </w:pPr>
+    </w:p>
+    <w:p>
+      <w:pPr>
+        <w:rPr>
+          <w:rFonts w:ascii="Times New Roman" w:hAnsi="Times New Roman" w:cs="Times New Roman"/>
+          <w:sz w:val="40"/>
+          <w:szCs w:val="40"/>
+        </w:rPr>
+      </w:pPr>
+    </w:p>
+    <w:p>
+      <w:pPr>
+        <w:rPr>
+          <w:rFonts w:ascii="Times New Roman" w:hAnsi="Times New Roman" w:cs="Times New Roman"/>
+          <w:sz w:val="40"/>
+          <w:szCs w:val="40"/>
+        </w:rPr>
+      </w:pPr>
+      <w:r>
+        <w:rPr>
+          <w:rFonts w:ascii="Times New Roman" w:hAnsi="Times New Roman" w:cs="Times New Roman"/>
+          <w:sz w:val="40"/>
+          <w:szCs w:val="40"/>
+        </w:rPr>
+        <w:t xml:space="preserve">un conflit    : </w:t>
+      </w:r>
+    </w:p>
+    <w:p>
+      <w:pPr>
+        <w:rPr>
+          <w:rFonts w:ascii="Times New Roman" w:hAnsi="Times New Roman" w:cs="Times New Roman"/>
+          <w:sz w:val="40"/>
+          <w:szCs w:val="40"/>
+        </w:rPr>
+      </w:pPr>
+    </w:p>
+    <w:p>
+      <w:pPr>
+        <w:rPr>
+          <w:rFonts w:ascii="Times New Roman" w:hAnsi="Times New Roman" w:cs="Times New Roman"/>
+          <w:sz w:val="40"/>
+          <w:szCs w:val="40"/>
+        </w:rPr>
+      </w:pPr>
+    </w:p>
+    <w:p>
+      <w:pPr>
+        <w:rPr>
+          <w:rFonts w:ascii="Times New Roman" w:hAnsi="Times New Roman" w:cs="Times New Roman"/>
+          <w:sz w:val="40"/>
+          <w:szCs w:val="40"/>
+        </w:rPr>
+      </w:pPr>
+      <w:r>
+        <w:rPr>
+          <w:rFonts w:ascii="Times New Roman" w:hAnsi="Times New Roman" w:cs="Times New Roman"/>
+          <w:sz w:val="40"/>
+          <w:szCs w:val="40"/>
+        </w:rPr>
+        <w:t>A conflict</w:t>
+      </w:r>
+    </w:p>
+    <w:p>
+      <w:pPr>
+        <w:rPr>
+          <w:rFonts w:ascii="Times New Roman" w:hAnsi="Times New Roman" w:cs="Times New Roman"/>
+          <w:sz w:val="40"/>
+          <w:szCs w:val="40"/>
+        </w:rPr>
+      </w:pPr>
+      <w:r>
+        <w:rPr>
+          <w:rFonts w:ascii="Times New Roman" w:hAnsi="Times New Roman" w:cs="Times New Roman"/>
+          <w:sz w:val="40"/>
+          <w:szCs w:val="40"/>
+        </w:rPr>
+        <w:t>(</w:t>
+      </w:r>
+    </w:p>
+    <w:p>
+      <w:pPr>
+        <w:rPr>
+          <w:rFonts w:ascii="Times New Roman" w:hAnsi="Times New Roman" w:cs="Times New Roman"/>
+          <w:sz w:val="40"/>
+          <w:szCs w:val="40"/>
+        </w:rPr>
+      </w:pPr>
+      <w:r>
+        <w:rPr>
+          <w:rFonts w:ascii="Times New Roman" w:hAnsi="Times New Roman" w:cs="Times New Roman"/>
+          <w:sz w:val="40"/>
+          <w:szCs w:val="40"/>
+        </w:rPr>
+        <w:t>Signification simple : Bagarre entre ennemis.</w:t>
+      </w:r>
+    </w:p>
+    <w:p>
+      <w:pPr>
+        <w:rPr>
+          <w:rFonts w:ascii="Times New Roman" w:hAnsi="Times New Roman" w:cs="Times New Roman"/>
+          <w:sz w:val="40"/>
+          <w:szCs w:val="40"/>
+        </w:rPr>
+      </w:pPr>
+    </w:p>
+    <w:p>
+      <w:pPr>
+        <w:rPr>
+          <w:rFonts w:ascii="Times New Roman" w:hAnsi="Times New Roman" w:cs="Times New Roman"/>
+          <w:sz w:val="40"/>
+          <w:szCs w:val="40"/>
+        </w:rPr>
+      </w:pPr>
+      <w:r>
+        <w:rPr>
+          <w:rFonts w:ascii="Times New Roman" w:hAnsi="Times New Roman" w:cs="Times New Roman"/>
+          <w:sz w:val="40"/>
+          <w:szCs w:val="40"/>
+        </w:rPr>
+        <w:t>Un conflit, c'est comme deux loups qui se disputent un os dans la forêt, grognant au lieu de partager la paix.</w:t>
+      </w:r>
+    </w:p>
+    <w:p>
+      <w:pPr>
+        <w:rPr>
+          <w:rFonts w:ascii="Times New Roman" w:hAnsi="Times New Roman" w:cs="Times New Roman"/>
+          <w:sz w:val="40"/>
+          <w:szCs w:val="40"/>
+        </w:rPr>
+      </w:pPr>
+    </w:p>
+    <w:p>
+      <w:pPr>
+        <w:rPr>
+          <w:rFonts w:ascii="Times New Roman" w:hAnsi="Times New Roman" w:cs="Times New Roman"/>
+          <w:sz w:val="40"/>
+          <w:szCs w:val="40"/>
+        </w:rPr>
+      </w:pPr>
+      <w:r>
+        <w:rPr>
+          <w:rFonts w:ascii="Times New Roman" w:hAnsi="Times New Roman" w:cs="Times New Roman"/>
+          <w:sz w:val="40"/>
+          <w:szCs w:val="40"/>
+        </w:rPr>
+        <w:t>Définition : Opposition violente ou armée entre groupes, États ou forces, souvent dans un contexte de guerre.</w:t>
+      </w:r>
+    </w:p>
+    <w:p>
+      <w:pPr>
+        <w:rPr>
+          <w:rFonts w:ascii="Times New Roman" w:hAnsi="Times New Roman" w:cs="Times New Roman"/>
+          <w:sz w:val="40"/>
+          <w:szCs w:val="40"/>
+        </w:rPr>
+      </w:pPr>
+    </w:p>
+    <w:p>
+      <w:pPr>
+        <w:rPr>
+          <w:rFonts w:ascii="Times New Roman" w:hAnsi="Times New Roman" w:cs="Times New Roman"/>
+          <w:sz w:val="40"/>
+          <w:szCs w:val="40"/>
+        </w:rPr>
+      </w:pPr>
+      <w:r>
+        <w:rPr>
+          <w:rFonts w:ascii="Times New Roman" w:hAnsi="Times New Roman" w:cs="Times New Roman"/>
+          <w:sz w:val="40"/>
+          <w:szCs w:val="40"/>
+        </w:rPr>
         <w:lastRenderedPageBreak/>
-        <w:t>Un désaccord, c'est comme deux chefs de tribu qui refusent de partager le feu de camp : ça peut enflammer une guerre ou mener à une paix fragile.</w:t>
-      </w:r>
-    </w:p>
-    <w:p>
-      <w:pPr>
-        <w:rPr>
-          <w:rFonts w:ascii="Times New Roman" w:hAnsi="Times New Roman" w:cs="Times New Roman"/>
-          <w:sz w:val="40"/>
-          <w:szCs w:val="40"/>
-        </w:rPr>
-      </w:pPr>
-    </w:p>
-    <w:p>
-      <w:pPr>
-        <w:rPr>
-          <w:rFonts w:ascii="Times New Roman" w:hAnsi="Times New Roman" w:cs="Times New Roman"/>
-          <w:sz w:val="40"/>
-          <w:szCs w:val="40"/>
-        </w:rPr>
-      </w:pPr>
-      <w:r>
-        <w:rPr>
-          <w:rFonts w:ascii="Times New Roman" w:hAnsi="Times New Roman" w:cs="Times New Roman"/>
-          <w:sz w:val="40"/>
-          <w:szCs w:val="40"/>
-        </w:rPr>
-        <w:t>Définition : Conflit d'opinions ou d'intérêts entre parties, souvent dans un contexte diplomatique ou stratégique comme la guerre et la paix.</w:t>
-      </w:r>
-    </w:p>
-    <w:p>
-      <w:pPr>
-        <w:rPr>
-          <w:rFonts w:ascii="Times New Roman" w:hAnsi="Times New Roman" w:cs="Times New Roman"/>
-          <w:sz w:val="40"/>
-          <w:szCs w:val="40"/>
-        </w:rPr>
-      </w:pPr>
-    </w:p>
-    <w:p>
-      <w:pPr>
-        <w:rPr>
-          <w:rFonts w:ascii="Times New Roman" w:hAnsi="Times New Roman" w:cs="Times New Roman"/>
-          <w:sz w:val="40"/>
-          <w:szCs w:val="40"/>
-        </w:rPr>
-      </w:pPr>
-      <w:r>
-        <w:rPr>
-          <w:rFonts w:ascii="Times New Roman" w:hAnsi="Times New Roman" w:cs="Times New Roman"/>
-          <w:sz w:val="40"/>
-          <w:szCs w:val="40"/>
-        </w:rPr>
-        <w:t>Exemple : Les alliés ont eu un désaccord sur le traité de Versailles, prolongeant les tensions post-guerre.</w:t>
-      </w:r>
-    </w:p>
-    <w:p>
-      <w:pPr>
-        <w:rPr>
-          <w:rFonts w:ascii="Times New Roman" w:hAnsi="Times New Roman" w:cs="Times New Roman"/>
-          <w:sz w:val="40"/>
-          <w:szCs w:val="40"/>
-        </w:rPr>
-      </w:pPr>
-    </w:p>
-    <w:p>
-      <w:pPr>
-        <w:rPr>
-          <w:rFonts w:ascii="Times New Roman" w:hAnsi="Times New Roman" w:cs="Times New Roman"/>
-          <w:sz w:val="40"/>
-          <w:szCs w:val="40"/>
-        </w:rPr>
-      </w:pPr>
-      <w:r>
-        <w:rPr>
-          <w:rFonts w:ascii="Times New Roman" w:hAnsi="Times New Roman" w:cs="Times New Roman"/>
-          <w:sz w:val="40"/>
-          <w:szCs w:val="40"/>
-        </w:rPr>
-        <w:t>Signification simple : Conflit d'idées risquant la guerre.</w:t>
+        <w:t>Exemple : La Guerre froide entre USA et URSS.</w:t>
       </w:r>
     </w:p>
     <w:p>
@@ -415,42 +614,42 @@
           <w:sz w:val="40"/>
           <w:szCs w:val="40"/>
         </w:rPr>
-        <w:t xml:space="preserve">un conflit    : </w:t>
-      </w:r>
-    </w:p>
-    <w:p>
-      <w:pPr>
-        <w:rPr>
-          <w:rFonts w:ascii="Times New Roman" w:hAnsi="Times New Roman" w:cs="Times New Roman"/>
-          <w:sz w:val="40"/>
-          <w:szCs w:val="40"/>
-        </w:rPr>
-      </w:pPr>
-    </w:p>
-    <w:p>
-      <w:pPr>
-        <w:rPr>
-          <w:rFonts w:ascii="Times New Roman" w:hAnsi="Times New Roman" w:cs="Times New Roman"/>
-          <w:sz w:val="40"/>
-          <w:szCs w:val="40"/>
-        </w:rPr>
-      </w:pPr>
-    </w:p>
-    <w:p>
-      <w:pPr>
-        <w:rPr>
-          <w:rFonts w:ascii="Times New Roman" w:hAnsi="Times New Roman" w:cs="Times New Roman"/>
-          <w:sz w:val="40"/>
-          <w:szCs w:val="40"/>
-        </w:rPr>
-      </w:pPr>
-      <w:r>
-        <w:rPr>
-          <w:rFonts w:ascii="Times New Roman" w:hAnsi="Times New Roman" w:cs="Times New Roman"/>
-          <w:sz w:val="40"/>
-          <w:szCs w:val="40"/>
-        </w:rPr>
-        <w:t>A conflict</w:t>
+        <w:t xml:space="preserve">Un heurt    : </w:t>
+      </w:r>
+    </w:p>
+    <w:p>
+      <w:pPr>
+        <w:rPr>
+          <w:rFonts w:ascii="Times New Roman" w:hAnsi="Times New Roman" w:cs="Times New Roman"/>
+          <w:sz w:val="40"/>
+          <w:szCs w:val="40"/>
+        </w:rPr>
+      </w:pPr>
+    </w:p>
+    <w:p>
+      <w:pPr>
+        <w:rPr>
+          <w:rFonts w:ascii="Times New Roman" w:hAnsi="Times New Roman" w:cs="Times New Roman"/>
+          <w:sz w:val="40"/>
+          <w:szCs w:val="40"/>
+        </w:rPr>
+      </w:pPr>
+    </w:p>
+    <w:p>
+      <w:pPr>
+        <w:rPr>
+          <w:rFonts w:ascii="Times New Roman" w:hAnsi="Times New Roman" w:cs="Times New Roman"/>
+          <w:sz w:val="40"/>
+          <w:szCs w:val="40"/>
+        </w:rPr>
+      </w:pPr>
+      <w:r>
+        <w:rPr>
+          <w:rFonts w:ascii="Times New Roman" w:hAnsi="Times New Roman" w:cs="Times New Roman"/>
+          <w:sz w:val="40"/>
+          <w:szCs w:val="40"/>
+        </w:rPr>
+        <w:t>A clash</w:t>
       </w:r>
     </w:p>
     <w:p>
@@ -484,85 +683,85 @@
           <w:sz w:val="40"/>
           <w:szCs w:val="40"/>
         </w:rPr>
-        <w:t>Un conflit, c'est comme deux loups qui se disputent un os dans la forêt, grognant au lieu de partager la paix.</w:t>
-      </w:r>
-    </w:p>
-    <w:p>
-      <w:pPr>
-        <w:rPr>
-          <w:rFonts w:ascii="Times New Roman" w:hAnsi="Times New Roman" w:cs="Times New Roman"/>
-          <w:sz w:val="40"/>
-          <w:szCs w:val="40"/>
-        </w:rPr>
-      </w:pPr>
-    </w:p>
-    <w:p>
-      <w:pPr>
-        <w:rPr>
-          <w:rFonts w:ascii="Times New Roman" w:hAnsi="Times New Roman" w:cs="Times New Roman"/>
-          <w:sz w:val="40"/>
-          <w:szCs w:val="40"/>
-        </w:rPr>
-      </w:pPr>
-      <w:r>
-        <w:rPr>
-          <w:rFonts w:ascii="Times New Roman" w:hAnsi="Times New Roman" w:cs="Times New Roman"/>
-          <w:sz w:val="40"/>
-          <w:szCs w:val="40"/>
-        </w:rPr>
-        <w:t>Définition : Opposition violente ou armée entre groupes, États ou forces, souvent dans un contexte de guerre.</w:t>
-      </w:r>
-    </w:p>
-    <w:p>
-      <w:pPr>
-        <w:rPr>
-          <w:rFonts w:ascii="Times New Roman" w:hAnsi="Times New Roman" w:cs="Times New Roman"/>
-          <w:sz w:val="40"/>
-          <w:szCs w:val="40"/>
-        </w:rPr>
-      </w:pPr>
-    </w:p>
-    <w:p>
-      <w:pPr>
-        <w:rPr>
-          <w:rFonts w:ascii="Times New Roman" w:hAnsi="Times New Roman" w:cs="Times New Roman"/>
-          <w:sz w:val="40"/>
-          <w:szCs w:val="40"/>
-        </w:rPr>
-      </w:pPr>
-      <w:r>
-        <w:rPr>
-          <w:rFonts w:ascii="Times New Roman" w:hAnsi="Times New Roman" w:cs="Times New Roman"/>
-          <w:sz w:val="40"/>
-          <w:szCs w:val="40"/>
-        </w:rPr>
-        <w:t>Exemple : La Guerre froide entre USA et URSS.</w:t>
-      </w:r>
-    </w:p>
-    <w:p>
-      <w:pPr>
-        <w:rPr>
-          <w:rFonts w:ascii="Times New Roman" w:hAnsi="Times New Roman" w:cs="Times New Roman"/>
-          <w:sz w:val="40"/>
-          <w:szCs w:val="40"/>
-        </w:rPr>
-      </w:pPr>
-    </w:p>
-    <w:p>
-      <w:pPr>
-        <w:rPr>
-          <w:rFonts w:ascii="Times New Roman" w:hAnsi="Times New Roman" w:cs="Times New Roman"/>
-          <w:sz w:val="40"/>
-          <w:szCs w:val="40"/>
-        </w:rPr>
-      </w:pPr>
-      <w:r>
-        <w:rPr>
-          <w:rFonts w:ascii="Times New Roman" w:hAnsi="Times New Roman" w:cs="Times New Roman"/>
-          <w:sz w:val="40"/>
-          <w:szCs w:val="40"/>
-        </w:rPr>
-        <w:t>Signification simple : Bagarre entre ennemis.</w:t>
+        <w:t>Signification simple : Choc violent entre forces opposées.</w:t>
+      </w:r>
+    </w:p>
+    <w:p>
+      <w:pPr>
+        <w:rPr>
+          <w:rFonts w:ascii="Times New Roman" w:hAnsi="Times New Roman" w:cs="Times New Roman"/>
+          <w:sz w:val="40"/>
+          <w:szCs w:val="40"/>
+        </w:rPr>
+      </w:pPr>
+    </w:p>
+    <w:p>
+      <w:pPr>
+        <w:rPr>
+          <w:rFonts w:ascii="Times New Roman" w:hAnsi="Times New Roman" w:cs="Times New Roman"/>
+          <w:sz w:val="40"/>
+          <w:szCs w:val="40"/>
+        </w:rPr>
+      </w:pPr>
+      <w:r>
+        <w:rPr>
+          <w:rFonts w:ascii="Times New Roman" w:hAnsi="Times New Roman" w:cs="Times New Roman"/>
+          <w:sz w:val="40"/>
+          <w:szCs w:val="40"/>
+        </w:rPr>
+        <w:t>Deux rochers qui se cognent dans une rivière tumultueuse : c'est un heurt, un choc brutal comme en guerre ou paix fragile.</w:t>
+      </w:r>
+    </w:p>
+    <w:p>
+      <w:pPr>
+        <w:rPr>
+          <w:rFonts w:ascii="Times New Roman" w:hAnsi="Times New Roman" w:cs="Times New Roman"/>
+          <w:sz w:val="40"/>
+          <w:szCs w:val="40"/>
+        </w:rPr>
+      </w:pPr>
+    </w:p>
+    <w:p>
+      <w:pPr>
+        <w:rPr>
+          <w:rFonts w:ascii="Times New Roman" w:hAnsi="Times New Roman" w:cs="Times New Roman"/>
+          <w:sz w:val="40"/>
+          <w:szCs w:val="40"/>
+        </w:rPr>
+      </w:pPr>
+      <w:r>
+        <w:rPr>
+          <w:rFonts w:ascii="Times New Roman" w:hAnsi="Times New Roman" w:cs="Times New Roman"/>
+          <w:sz w:val="40"/>
+          <w:szCs w:val="40"/>
+        </w:rPr>
+        <w:t>Définition : Heurt : collision violente ou confrontation soudaine, souvent en contexte belliqueux ou diplomatique.</w:t>
+      </w:r>
+    </w:p>
+    <w:p>
+      <w:pPr>
+        <w:rPr>
+          <w:rFonts w:ascii="Times New Roman" w:hAnsi="Times New Roman" w:cs="Times New Roman"/>
+          <w:sz w:val="40"/>
+          <w:szCs w:val="40"/>
+        </w:rPr>
+      </w:pPr>
+    </w:p>
+    <w:p>
+      <w:pPr>
+        <w:rPr>
+          <w:rFonts w:ascii="Times New Roman" w:hAnsi="Times New Roman" w:cs="Times New Roman"/>
+          <w:sz w:val="40"/>
+          <w:szCs w:val="40"/>
+        </w:rPr>
+      </w:pPr>
+      <w:r>
+        <w:rPr>
+          <w:rFonts w:ascii="Times New Roman" w:hAnsi="Times New Roman" w:cs="Times New Roman"/>
+          <w:sz w:val="40"/>
+          <w:szCs w:val="40"/>
+        </w:rPr>
+        <w:t>Exemple : L'heurt entre armées russes et ukrainiennes a failli embraser l'Europe.</w:t>
       </w:r>
     </w:p>
     <w:p>
@@ -614,41 +813,42 @@
           <w:sz w:val="40"/>
           <w:szCs w:val="40"/>
         </w:rPr>
-        <w:t xml:space="preserve">Un heurt    : </w:t>
-      </w:r>
-    </w:p>
-    <w:p>
-      <w:pPr>
-        <w:rPr>
-          <w:rFonts w:ascii="Times New Roman" w:hAnsi="Times New Roman" w:cs="Times New Roman"/>
-          <w:sz w:val="40"/>
-          <w:szCs w:val="40"/>
-        </w:rPr>
-      </w:pPr>
-    </w:p>
-    <w:p>
-      <w:pPr>
-        <w:rPr>
-          <w:rFonts w:ascii="Times New Roman" w:hAnsi="Times New Roman" w:cs="Times New Roman"/>
-          <w:sz w:val="40"/>
-          <w:szCs w:val="40"/>
-        </w:rPr>
-      </w:pPr>
-    </w:p>
-    <w:p>
-      <w:pPr>
-        <w:rPr>
-          <w:rFonts w:ascii="Times New Roman" w:hAnsi="Times New Roman" w:cs="Times New Roman"/>
-          <w:sz w:val="40"/>
-          <w:szCs w:val="40"/>
-        </w:rPr>
-      </w:pPr>
-      <w:r>
-        <w:rPr>
-          <w:rFonts w:ascii="Times New Roman" w:hAnsi="Times New Roman" w:cs="Times New Roman"/>
-          <w:sz w:val="40"/>
-          <w:szCs w:val="40"/>
-        </w:rPr>
+        <w:t xml:space="preserve">un affrontement    : </w:t>
+      </w:r>
+    </w:p>
+    <w:p>
+      <w:pPr>
+        <w:rPr>
+          <w:rFonts w:ascii="Times New Roman" w:hAnsi="Times New Roman" w:cs="Times New Roman"/>
+          <w:sz w:val="40"/>
+          <w:szCs w:val="40"/>
+        </w:rPr>
+      </w:pPr>
+    </w:p>
+    <w:p>
+      <w:pPr>
+        <w:rPr>
+          <w:rFonts w:ascii="Times New Roman" w:hAnsi="Times New Roman" w:cs="Times New Roman"/>
+          <w:sz w:val="40"/>
+          <w:szCs w:val="40"/>
+        </w:rPr>
+      </w:pPr>
+    </w:p>
+    <w:p>
+      <w:pPr>
+        <w:rPr>
+          <w:rFonts w:ascii="Times New Roman" w:hAnsi="Times New Roman" w:cs="Times New Roman"/>
+          <w:sz w:val="40"/>
+          <w:szCs w:val="40"/>
+        </w:rPr>
+      </w:pPr>
+      <w:r>
+        <w:rPr>
+          <w:rFonts w:ascii="Times New Roman" w:hAnsi="Times New Roman" w:cs="Times New Roman"/>
+          <w:sz w:val="40"/>
+          <w:szCs w:val="40"/>
+        </w:rPr>
+        <w:lastRenderedPageBreak/>
         <w:t>A clash</w:t>
       </w:r>
     </w:p>
@@ -683,85 +883,85 @@
           <w:sz w:val="40"/>
           <w:szCs w:val="40"/>
         </w:rPr>
-        <w:t>Deux rochers qui se cognent dans une rivière tumultueuse : c'est un heurt, un choc brutal comme en guerre ou paix fragile.</w:t>
-      </w:r>
-    </w:p>
-    <w:p>
-      <w:pPr>
-        <w:rPr>
-          <w:rFonts w:ascii="Times New Roman" w:hAnsi="Times New Roman" w:cs="Times New Roman"/>
-          <w:sz w:val="40"/>
-          <w:szCs w:val="40"/>
-        </w:rPr>
-      </w:pPr>
-    </w:p>
-    <w:p>
-      <w:pPr>
-        <w:rPr>
-          <w:rFonts w:ascii="Times New Roman" w:hAnsi="Times New Roman" w:cs="Times New Roman"/>
-          <w:sz w:val="40"/>
-          <w:szCs w:val="40"/>
-        </w:rPr>
-      </w:pPr>
-      <w:r>
-        <w:rPr>
-          <w:rFonts w:ascii="Times New Roman" w:hAnsi="Times New Roman" w:cs="Times New Roman"/>
-          <w:sz w:val="40"/>
-          <w:szCs w:val="40"/>
-        </w:rPr>
-        <w:t>Définition : Heurt : collision violente ou confrontation soudaine, souvent en contexte belliqueux ou diplomatique.</w:t>
-      </w:r>
-    </w:p>
-    <w:p>
-      <w:pPr>
-        <w:rPr>
-          <w:rFonts w:ascii="Times New Roman" w:hAnsi="Times New Roman" w:cs="Times New Roman"/>
-          <w:sz w:val="40"/>
-          <w:szCs w:val="40"/>
-        </w:rPr>
-      </w:pPr>
-    </w:p>
-    <w:p>
-      <w:pPr>
-        <w:rPr>
-          <w:rFonts w:ascii="Times New Roman" w:hAnsi="Times New Roman" w:cs="Times New Roman"/>
-          <w:sz w:val="40"/>
-          <w:szCs w:val="40"/>
-        </w:rPr>
-      </w:pPr>
-      <w:r>
-        <w:rPr>
-          <w:rFonts w:ascii="Times New Roman" w:hAnsi="Times New Roman" w:cs="Times New Roman"/>
-          <w:sz w:val="40"/>
-          <w:szCs w:val="40"/>
-        </w:rPr>
-        <w:t>Exemple : L'heurt entre armées russes et ukrainiennes a failli embraser l'Europe.</w:t>
-      </w:r>
-    </w:p>
-    <w:p>
-      <w:pPr>
-        <w:rPr>
-          <w:rFonts w:ascii="Times New Roman" w:hAnsi="Times New Roman" w:cs="Times New Roman"/>
-          <w:sz w:val="40"/>
-          <w:szCs w:val="40"/>
-        </w:rPr>
-      </w:pPr>
-    </w:p>
-    <w:p>
-      <w:pPr>
-        <w:rPr>
-          <w:rFonts w:ascii="Times New Roman" w:hAnsi="Times New Roman" w:cs="Times New Roman"/>
-          <w:sz w:val="40"/>
-          <w:szCs w:val="40"/>
-        </w:rPr>
-      </w:pPr>
-      <w:r>
-        <w:rPr>
-          <w:rFonts w:ascii="Times New Roman" w:hAnsi="Times New Roman" w:cs="Times New Roman"/>
-          <w:sz w:val="40"/>
-          <w:szCs w:val="40"/>
-        </w:rPr>
-        <w:t>Signification simple : Choc violent entre forces opposées.</w:t>
+        <w:t>Signification simple : Combat direct entre ennemis.</w:t>
+      </w:r>
+    </w:p>
+    <w:p>
+      <w:pPr>
+        <w:rPr>
+          <w:rFonts w:ascii="Times New Roman" w:hAnsi="Times New Roman" w:cs="Times New Roman"/>
+          <w:sz w:val="40"/>
+          <w:szCs w:val="40"/>
+        </w:rPr>
+      </w:pPr>
+    </w:p>
+    <w:p>
+      <w:pPr>
+        <w:rPr>
+          <w:rFonts w:ascii="Times New Roman" w:hAnsi="Times New Roman" w:cs="Times New Roman"/>
+          <w:sz w:val="40"/>
+          <w:szCs w:val="40"/>
+        </w:rPr>
+      </w:pPr>
+      <w:r>
+        <w:rPr>
+          <w:rFonts w:ascii="Times New Roman" w:hAnsi="Times New Roman" w:cs="Times New Roman"/>
+          <w:sz w:val="40"/>
+          <w:szCs w:val="40"/>
+        </w:rPr>
+        <w:t>Deux armées se heurtent comme deux vagues furieuses qui s'écrasent l'une contre l'autre en pleine tempête, provoquant un chaos explosif.</w:t>
+      </w:r>
+    </w:p>
+    <w:p>
+      <w:pPr>
+        <w:rPr>
+          <w:rFonts w:ascii="Times New Roman" w:hAnsi="Times New Roman" w:cs="Times New Roman"/>
+          <w:sz w:val="40"/>
+          <w:szCs w:val="40"/>
+        </w:rPr>
+      </w:pPr>
+    </w:p>
+    <w:p>
+      <w:pPr>
+        <w:rPr>
+          <w:rFonts w:ascii="Times New Roman" w:hAnsi="Times New Roman" w:cs="Times New Roman"/>
+          <w:sz w:val="40"/>
+          <w:szCs w:val="40"/>
+        </w:rPr>
+      </w:pPr>
+      <w:r>
+        <w:rPr>
+          <w:rFonts w:ascii="Times New Roman" w:hAnsi="Times New Roman" w:cs="Times New Roman"/>
+          <w:sz w:val="40"/>
+          <w:szCs w:val="40"/>
+        </w:rPr>
+        <w:t>Définition : Affrontement désigne un combat direct et violent entre forces opposées, souvent dans un contexte militaire ou de conflit.</w:t>
+      </w:r>
+    </w:p>
+    <w:p>
+      <w:pPr>
+        <w:rPr>
+          <w:rFonts w:ascii="Times New Roman" w:hAnsi="Times New Roman" w:cs="Times New Roman"/>
+          <w:sz w:val="40"/>
+          <w:szCs w:val="40"/>
+        </w:rPr>
+      </w:pPr>
+    </w:p>
+    <w:p>
+      <w:pPr>
+        <w:rPr>
+          <w:rFonts w:ascii="Times New Roman" w:hAnsi="Times New Roman" w:cs="Times New Roman"/>
+          <w:sz w:val="40"/>
+          <w:szCs w:val="40"/>
+        </w:rPr>
+      </w:pPr>
+      <w:r>
+        <w:rPr>
+          <w:rFonts w:ascii="Times New Roman" w:hAnsi="Times New Roman" w:cs="Times New Roman"/>
+          <w:sz w:val="40"/>
+          <w:szCs w:val="40"/>
+        </w:rPr>
+        <w:t>Exemple : L'affrontement de Gettysburg marqua un tournant décisif de la guerre de Sécession.</w:t>
       </w:r>
     </w:p>
     <w:p>
@@ -813,42 +1013,42 @@
           <w:sz w:val="40"/>
           <w:szCs w:val="40"/>
         </w:rPr>
-        <w:t xml:space="preserve">un affrontement    : </w:t>
-      </w:r>
-    </w:p>
-    <w:p>
-      <w:pPr>
-        <w:rPr>
-          <w:rFonts w:ascii="Times New Roman" w:hAnsi="Times New Roman" w:cs="Times New Roman"/>
-          <w:sz w:val="40"/>
-          <w:szCs w:val="40"/>
-        </w:rPr>
-      </w:pPr>
-    </w:p>
-    <w:p>
-      <w:pPr>
-        <w:rPr>
-          <w:rFonts w:ascii="Times New Roman" w:hAnsi="Times New Roman" w:cs="Times New Roman"/>
-          <w:sz w:val="40"/>
-          <w:szCs w:val="40"/>
-        </w:rPr>
-      </w:pPr>
-    </w:p>
-    <w:p>
-      <w:pPr>
-        <w:rPr>
-          <w:rFonts w:ascii="Times New Roman" w:hAnsi="Times New Roman" w:cs="Times New Roman"/>
-          <w:sz w:val="40"/>
-          <w:szCs w:val="40"/>
-        </w:rPr>
-      </w:pPr>
-      <w:r>
-        <w:rPr>
-          <w:rFonts w:ascii="Times New Roman" w:hAnsi="Times New Roman" w:cs="Times New Roman"/>
-          <w:sz w:val="40"/>
-          <w:szCs w:val="40"/>
-        </w:rPr>
-        <w:t>A clash</w:t>
+        <w:t xml:space="preserve">l'hostilité (f)    : </w:t>
+      </w:r>
+    </w:p>
+    <w:p>
+      <w:pPr>
+        <w:rPr>
+          <w:rFonts w:ascii="Times New Roman" w:hAnsi="Times New Roman" w:cs="Times New Roman"/>
+          <w:sz w:val="40"/>
+          <w:szCs w:val="40"/>
+        </w:rPr>
+      </w:pPr>
+    </w:p>
+    <w:p>
+      <w:pPr>
+        <w:rPr>
+          <w:rFonts w:ascii="Times New Roman" w:hAnsi="Times New Roman" w:cs="Times New Roman"/>
+          <w:sz w:val="40"/>
+          <w:szCs w:val="40"/>
+        </w:rPr>
+      </w:pPr>
+    </w:p>
+    <w:p>
+      <w:pPr>
+        <w:rPr>
+          <w:rFonts w:ascii="Times New Roman" w:hAnsi="Times New Roman" w:cs="Times New Roman"/>
+          <w:sz w:val="40"/>
+          <w:szCs w:val="40"/>
+        </w:rPr>
+      </w:pPr>
+      <w:r>
+        <w:rPr>
+          <w:rFonts w:ascii="Times New Roman" w:hAnsi="Times New Roman" w:cs="Times New Roman"/>
+          <w:sz w:val="40"/>
+          <w:szCs w:val="40"/>
+        </w:rPr>
+        <w:t>Hostility</w:t>
       </w:r>
     </w:p>
     <w:p>
@@ -882,85 +1082,86 @@
           <w:sz w:val="40"/>
           <w:szCs w:val="40"/>
         </w:rPr>
-        <w:t>Deux armées se heurtent comme deux vagues furieuses qui s'écrasent l'une contre l'autre en pleine tempête, provoquant un chaos explosif.</w:t>
-      </w:r>
-    </w:p>
-    <w:p>
-      <w:pPr>
-        <w:rPr>
-          <w:rFonts w:ascii="Times New Roman" w:hAnsi="Times New Roman" w:cs="Times New Roman"/>
-          <w:sz w:val="40"/>
-          <w:szCs w:val="40"/>
-        </w:rPr>
-      </w:pPr>
-    </w:p>
-    <w:p>
-      <w:pPr>
-        <w:rPr>
-          <w:rFonts w:ascii="Times New Roman" w:hAnsi="Times New Roman" w:cs="Times New Roman"/>
-          <w:sz w:val="40"/>
-          <w:szCs w:val="40"/>
-        </w:rPr>
-      </w:pPr>
-      <w:r>
-        <w:rPr>
-          <w:rFonts w:ascii="Times New Roman" w:hAnsi="Times New Roman" w:cs="Times New Roman"/>
-          <w:sz w:val="40"/>
-          <w:szCs w:val="40"/>
-        </w:rPr>
-        <w:t>Définition : Affrontement désigne un combat direct et violent entre forces opposées, souvent dans un contexte militaire ou de conflit.</w:t>
-      </w:r>
-    </w:p>
-    <w:p>
-      <w:pPr>
-        <w:rPr>
-          <w:rFonts w:ascii="Times New Roman" w:hAnsi="Times New Roman" w:cs="Times New Roman"/>
-          <w:sz w:val="40"/>
-          <w:szCs w:val="40"/>
-        </w:rPr>
-      </w:pPr>
-    </w:p>
-    <w:p>
-      <w:pPr>
-        <w:rPr>
-          <w:rFonts w:ascii="Times New Roman" w:hAnsi="Times New Roman" w:cs="Times New Roman"/>
-          <w:sz w:val="40"/>
-          <w:szCs w:val="40"/>
-        </w:rPr>
-      </w:pPr>
-      <w:r>
-        <w:rPr>
-          <w:rFonts w:ascii="Times New Roman" w:hAnsi="Times New Roman" w:cs="Times New Roman"/>
-          <w:sz w:val="40"/>
-          <w:szCs w:val="40"/>
-        </w:rPr>
-        <w:t>Exemple : L'affrontement de Gettysburg marqua un tournant décisif de la guerre de Sécession.</w:t>
-      </w:r>
-    </w:p>
-    <w:p>
-      <w:pPr>
-        <w:rPr>
-          <w:rFonts w:ascii="Times New Roman" w:hAnsi="Times New Roman" w:cs="Times New Roman"/>
-          <w:sz w:val="40"/>
-          <w:szCs w:val="40"/>
-        </w:rPr>
-      </w:pPr>
-    </w:p>
-    <w:p>
-      <w:pPr>
-        <w:rPr>
-          <w:rFonts w:ascii="Times New Roman" w:hAnsi="Times New Roman" w:cs="Times New Roman"/>
-          <w:sz w:val="40"/>
-          <w:szCs w:val="40"/>
-        </w:rPr>
-      </w:pPr>
-      <w:r>
-        <w:rPr>
-          <w:rFonts w:ascii="Times New Roman" w:hAnsi="Times New Roman" w:cs="Times New Roman"/>
-          <w:sz w:val="40"/>
-          <w:szCs w:val="40"/>
-        </w:rPr>
-        <w:t>Signification simple : Combat direct entre ennemis.</w:t>
+        <w:t>Signification : Envie de se battre.</w:t>
+      </w:r>
+    </w:p>
+    <w:p>
+      <w:pPr>
+        <w:rPr>
+          <w:rFonts w:ascii="Times New Roman" w:hAnsi="Times New Roman" w:cs="Times New Roman"/>
+          <w:sz w:val="40"/>
+          <w:szCs w:val="40"/>
+        </w:rPr>
+      </w:pPr>
+    </w:p>
+    <w:p>
+      <w:pPr>
+        <w:rPr>
+          <w:rFonts w:ascii="Times New Roman" w:hAnsi="Times New Roman" w:cs="Times New Roman"/>
+          <w:sz w:val="40"/>
+          <w:szCs w:val="40"/>
+        </w:rPr>
+      </w:pPr>
+      <w:r>
+        <w:rPr>
+          <w:rFonts w:ascii="Times New Roman" w:hAnsi="Times New Roman" w:cs="Times New Roman"/>
+          <w:sz w:val="40"/>
+          <w:szCs w:val="40"/>
+        </w:rPr>
+        <w:t>L'hostilité, c'est comme un chien qui grogne avant de mordre : tension belliqueuse prêtant à la guerre, pas encore la paix.</w:t>
+      </w:r>
+    </w:p>
+    <w:p>
+      <w:pPr>
+        <w:rPr>
+          <w:rFonts w:ascii="Times New Roman" w:hAnsi="Times New Roman" w:cs="Times New Roman"/>
+          <w:sz w:val="40"/>
+          <w:szCs w:val="40"/>
+        </w:rPr>
+      </w:pPr>
+    </w:p>
+    <w:p>
+      <w:pPr>
+        <w:rPr>
+          <w:rFonts w:ascii="Times New Roman" w:hAnsi="Times New Roman" w:cs="Times New Roman"/>
+          <w:sz w:val="40"/>
+          <w:szCs w:val="40"/>
+        </w:rPr>
+      </w:pPr>
+      <w:r>
+        <w:rPr>
+          <w:rFonts w:ascii="Times New Roman" w:hAnsi="Times New Roman" w:cs="Times New Roman"/>
+          <w:sz w:val="40"/>
+          <w:szCs w:val="40"/>
+        </w:rPr>
+        <w:lastRenderedPageBreak/>
+        <w:t>Définition : Attitude ou état d'animosité ouverte, surtout en contexte de guerre et paix.</w:t>
+      </w:r>
+    </w:p>
+    <w:p>
+      <w:pPr>
+        <w:rPr>
+          <w:rFonts w:ascii="Times New Roman" w:hAnsi="Times New Roman" w:cs="Times New Roman"/>
+          <w:sz w:val="40"/>
+          <w:szCs w:val="40"/>
+        </w:rPr>
+      </w:pPr>
+    </w:p>
+    <w:p>
+      <w:pPr>
+        <w:rPr>
+          <w:rFonts w:ascii="Times New Roman" w:hAnsi="Times New Roman" w:cs="Times New Roman"/>
+          <w:sz w:val="40"/>
+          <w:szCs w:val="40"/>
+        </w:rPr>
+      </w:pPr>
+      <w:r>
+        <w:rPr>
+          <w:rFonts w:ascii="Times New Roman" w:hAnsi="Times New Roman" w:cs="Times New Roman"/>
+          <w:sz w:val="40"/>
+          <w:szCs w:val="40"/>
+        </w:rPr>
+        <w:t>Exemple : Les hostilités éclatèrent entre les deux armées rivales.</w:t>
       </w:r>
     </w:p>
     <w:p>
@@ -1012,42 +1213,42 @@
           <w:sz w:val="40"/>
           <w:szCs w:val="40"/>
         </w:rPr>
-        <w:t xml:space="preserve">l'hostilité (f)    : </w:t>
-      </w:r>
-    </w:p>
-    <w:p>
-      <w:pPr>
-        <w:rPr>
-          <w:rFonts w:ascii="Times New Roman" w:hAnsi="Times New Roman" w:cs="Times New Roman"/>
-          <w:sz w:val="40"/>
-          <w:szCs w:val="40"/>
-        </w:rPr>
-      </w:pPr>
-    </w:p>
-    <w:p>
-      <w:pPr>
-        <w:rPr>
-          <w:rFonts w:ascii="Times New Roman" w:hAnsi="Times New Roman" w:cs="Times New Roman"/>
-          <w:sz w:val="40"/>
-          <w:szCs w:val="40"/>
-        </w:rPr>
-      </w:pPr>
-    </w:p>
-    <w:p>
-      <w:pPr>
-        <w:rPr>
-          <w:rFonts w:ascii="Times New Roman" w:hAnsi="Times New Roman" w:cs="Times New Roman"/>
-          <w:sz w:val="40"/>
-          <w:szCs w:val="40"/>
-        </w:rPr>
-      </w:pPr>
-      <w:r>
-        <w:rPr>
-          <w:rFonts w:ascii="Times New Roman" w:hAnsi="Times New Roman" w:cs="Times New Roman"/>
-          <w:sz w:val="40"/>
-          <w:szCs w:val="40"/>
-        </w:rPr>
-        <w:t>Hostility</w:t>
+        <w:t xml:space="preserve">la haine    : </w:t>
+      </w:r>
+    </w:p>
+    <w:p>
+      <w:pPr>
+        <w:rPr>
+          <w:rFonts w:ascii="Times New Roman" w:hAnsi="Times New Roman" w:cs="Times New Roman"/>
+          <w:sz w:val="40"/>
+          <w:szCs w:val="40"/>
+        </w:rPr>
+      </w:pPr>
+    </w:p>
+    <w:p>
+      <w:pPr>
+        <w:rPr>
+          <w:rFonts w:ascii="Times New Roman" w:hAnsi="Times New Roman" w:cs="Times New Roman"/>
+          <w:sz w:val="40"/>
+          <w:szCs w:val="40"/>
+        </w:rPr>
+      </w:pPr>
+    </w:p>
+    <w:p>
+      <w:pPr>
+        <w:rPr>
+          <w:rFonts w:ascii="Times New Roman" w:hAnsi="Times New Roman" w:cs="Times New Roman"/>
+          <w:sz w:val="40"/>
+          <w:szCs w:val="40"/>
+        </w:rPr>
+      </w:pPr>
+      <w:r>
+        <w:rPr>
+          <w:rFonts w:ascii="Times New Roman" w:hAnsi="Times New Roman" w:cs="Times New Roman"/>
+          <w:sz w:val="40"/>
+          <w:szCs w:val="40"/>
+        </w:rPr>
+        <w:t>Hatred</w:t>
       </w:r>
     </w:p>
     <w:p>
@@ -1081,85 +1282,85 @@
           <w:sz w:val="40"/>
           <w:szCs w:val="40"/>
         </w:rPr>
-        <w:t>L'hostilité, c'est comme un chien qui grogne avant de mordre : tension belliqueuse prêtant à la guerre, pas encore la paix.</w:t>
-      </w:r>
-    </w:p>
-    <w:p>
-      <w:pPr>
-        <w:rPr>
-          <w:rFonts w:ascii="Times New Roman" w:hAnsi="Times New Roman" w:cs="Times New Roman"/>
-          <w:sz w:val="40"/>
-          <w:szCs w:val="40"/>
-        </w:rPr>
-      </w:pPr>
-    </w:p>
-    <w:p>
-      <w:pPr>
-        <w:rPr>
-          <w:rFonts w:ascii="Times New Roman" w:hAnsi="Times New Roman" w:cs="Times New Roman"/>
-          <w:sz w:val="40"/>
-          <w:szCs w:val="40"/>
-        </w:rPr>
-      </w:pPr>
-      <w:r>
-        <w:rPr>
-          <w:rFonts w:ascii="Times New Roman" w:hAnsi="Times New Roman" w:cs="Times New Roman"/>
-          <w:sz w:val="40"/>
-          <w:szCs w:val="40"/>
-        </w:rPr>
-        <w:t>Définition : Attitude ou état d'animosité ouverte, surtout en contexte de guerre et paix.</w:t>
-      </w:r>
-    </w:p>
-    <w:p>
-      <w:pPr>
-        <w:rPr>
-          <w:rFonts w:ascii="Times New Roman" w:hAnsi="Times New Roman" w:cs="Times New Roman"/>
-          <w:sz w:val="40"/>
-          <w:szCs w:val="40"/>
-        </w:rPr>
-      </w:pPr>
-    </w:p>
-    <w:p>
-      <w:pPr>
-        <w:rPr>
-          <w:rFonts w:ascii="Times New Roman" w:hAnsi="Times New Roman" w:cs="Times New Roman"/>
-          <w:sz w:val="40"/>
-          <w:szCs w:val="40"/>
-        </w:rPr>
-      </w:pPr>
-      <w:r>
-        <w:rPr>
-          <w:rFonts w:ascii="Times New Roman" w:hAnsi="Times New Roman" w:cs="Times New Roman"/>
-          <w:sz w:val="40"/>
-          <w:szCs w:val="40"/>
-        </w:rPr>
-        <w:t>Exemple : Les hostilités éclatèrent entre les deux armées rivales.</w:t>
-      </w:r>
-    </w:p>
-    <w:p>
-      <w:pPr>
-        <w:rPr>
-          <w:rFonts w:ascii="Times New Roman" w:hAnsi="Times New Roman" w:cs="Times New Roman"/>
-          <w:sz w:val="40"/>
-          <w:szCs w:val="40"/>
-        </w:rPr>
-      </w:pPr>
-    </w:p>
-    <w:p>
-      <w:pPr>
-        <w:rPr>
-          <w:rFonts w:ascii="Times New Roman" w:hAnsi="Times New Roman" w:cs="Times New Roman"/>
-          <w:sz w:val="40"/>
-          <w:szCs w:val="40"/>
-        </w:rPr>
-      </w:pPr>
-      <w:r>
-        <w:rPr>
-          <w:rFonts w:ascii="Times New Roman" w:hAnsi="Times New Roman" w:cs="Times New Roman"/>
-          <w:sz w:val="40"/>
-          <w:szCs w:val="40"/>
-        </w:rPr>
-        <w:t>Signification : Envie de se battre.</w:t>
+        <w:t>Signification simple : Rejet violent qui nourrit la guerre.</w:t>
+      </w:r>
+    </w:p>
+    <w:p>
+      <w:pPr>
+        <w:rPr>
+          <w:rFonts w:ascii="Times New Roman" w:hAnsi="Times New Roman" w:cs="Times New Roman"/>
+          <w:sz w:val="40"/>
+          <w:szCs w:val="40"/>
+        </w:rPr>
+      </w:pPr>
+    </w:p>
+    <w:p>
+      <w:pPr>
+        <w:rPr>
+          <w:rFonts w:ascii="Times New Roman" w:hAnsi="Times New Roman" w:cs="Times New Roman"/>
+          <w:sz w:val="40"/>
+          <w:szCs w:val="40"/>
+        </w:rPr>
+      </w:pPr>
+      <w:r>
+        <w:rPr>
+          <w:rFonts w:ascii="Times New Roman" w:hAnsi="Times New Roman" w:cs="Times New Roman"/>
+          <w:sz w:val="40"/>
+          <w:szCs w:val="40"/>
+        </w:rPr>
+        <w:t>La haine est un feu ardent qui consume le cœur comme une braise rougeoyante, opposée à la paix qui éteint les flammes.</w:t>
+      </w:r>
+    </w:p>
+    <w:p>
+      <w:pPr>
+        <w:rPr>
+          <w:rFonts w:ascii="Times New Roman" w:hAnsi="Times New Roman" w:cs="Times New Roman"/>
+          <w:sz w:val="40"/>
+          <w:szCs w:val="40"/>
+        </w:rPr>
+      </w:pPr>
+    </w:p>
+    <w:p>
+      <w:pPr>
+        <w:rPr>
+          <w:rFonts w:ascii="Times New Roman" w:hAnsi="Times New Roman" w:cs="Times New Roman"/>
+          <w:sz w:val="40"/>
+          <w:szCs w:val="40"/>
+        </w:rPr>
+      </w:pPr>
+      <w:r>
+        <w:rPr>
+          <w:rFonts w:ascii="Times New Roman" w:hAnsi="Times New Roman" w:cs="Times New Roman"/>
+          <w:sz w:val="40"/>
+          <w:szCs w:val="40"/>
+        </w:rPr>
+        <w:t>Définition : Passion intense de rejet violent et destructeur, source de conflits en guerre et paix.</w:t>
+      </w:r>
+    </w:p>
+    <w:p>
+      <w:pPr>
+        <w:rPr>
+          <w:rFonts w:ascii="Times New Roman" w:hAnsi="Times New Roman" w:cs="Times New Roman"/>
+          <w:sz w:val="40"/>
+          <w:szCs w:val="40"/>
+        </w:rPr>
+      </w:pPr>
+    </w:p>
+    <w:p>
+      <w:pPr>
+        <w:rPr>
+          <w:rFonts w:ascii="Times New Roman" w:hAnsi="Times New Roman" w:cs="Times New Roman"/>
+          <w:sz w:val="40"/>
+          <w:szCs w:val="40"/>
+        </w:rPr>
+      </w:pPr>
+      <w:r>
+        <w:rPr>
+          <w:rFonts w:ascii="Times New Roman" w:hAnsi="Times New Roman" w:cs="Times New Roman"/>
+          <w:sz w:val="40"/>
+          <w:szCs w:val="40"/>
+        </w:rPr>
+        <w:t>Exemple : La haine entre ennemis prolonge la guerre malgré l'armistice.</w:t>
       </w:r>
     </w:p>
     <w:p>
@@ -1211,42 +1412,42 @@
           <w:sz w:val="40"/>
           <w:szCs w:val="40"/>
         </w:rPr>
-        <w:t xml:space="preserve">la haine    : </w:t>
-      </w:r>
-    </w:p>
-    <w:p>
-      <w:pPr>
-        <w:rPr>
-          <w:rFonts w:ascii="Times New Roman" w:hAnsi="Times New Roman" w:cs="Times New Roman"/>
-          <w:sz w:val="40"/>
-          <w:szCs w:val="40"/>
-        </w:rPr>
-      </w:pPr>
-    </w:p>
-    <w:p>
-      <w:pPr>
-        <w:rPr>
-          <w:rFonts w:ascii="Times New Roman" w:hAnsi="Times New Roman" w:cs="Times New Roman"/>
-          <w:sz w:val="40"/>
-          <w:szCs w:val="40"/>
-        </w:rPr>
-      </w:pPr>
-    </w:p>
-    <w:p>
-      <w:pPr>
-        <w:rPr>
-          <w:rFonts w:ascii="Times New Roman" w:hAnsi="Times New Roman" w:cs="Times New Roman"/>
-          <w:sz w:val="40"/>
-          <w:szCs w:val="40"/>
-        </w:rPr>
-      </w:pPr>
-      <w:r>
-        <w:rPr>
-          <w:rFonts w:ascii="Times New Roman" w:hAnsi="Times New Roman" w:cs="Times New Roman"/>
-          <w:sz w:val="40"/>
-          <w:szCs w:val="40"/>
-        </w:rPr>
-        <w:t>Hatred</w:t>
+        <w:t xml:space="preserve">le fanatisme    : </w:t>
+      </w:r>
+    </w:p>
+    <w:p>
+      <w:pPr>
+        <w:rPr>
+          <w:rFonts w:ascii="Times New Roman" w:hAnsi="Times New Roman" w:cs="Times New Roman"/>
+          <w:sz w:val="40"/>
+          <w:szCs w:val="40"/>
+        </w:rPr>
+      </w:pPr>
+    </w:p>
+    <w:p>
+      <w:pPr>
+        <w:rPr>
+          <w:rFonts w:ascii="Times New Roman" w:hAnsi="Times New Roman" w:cs="Times New Roman"/>
+          <w:sz w:val="40"/>
+          <w:szCs w:val="40"/>
+        </w:rPr>
+      </w:pPr>
+    </w:p>
+    <w:p>
+      <w:pPr>
+        <w:rPr>
+          <w:rFonts w:ascii="Times New Roman" w:hAnsi="Times New Roman" w:cs="Times New Roman"/>
+          <w:sz w:val="40"/>
+          <w:szCs w:val="40"/>
+        </w:rPr>
+      </w:pPr>
+      <w:r>
+        <w:rPr>
+          <w:rFonts w:ascii="Times New Roman" w:hAnsi="Times New Roman" w:cs="Times New Roman"/>
+          <w:sz w:val="40"/>
+          <w:szCs w:val="40"/>
+        </w:rPr>
+        <w:t>Fanaticism</w:t>
       </w:r>
     </w:p>
     <w:p>
@@ -1280,85 +1481,85 @@
           <w:sz w:val="40"/>
           <w:szCs w:val="40"/>
         </w:rPr>
-        <w:t>La haine est un feu ardent qui consume le cœur comme une braise rougeoyante, opposée à la paix qui éteint les flammes.</w:t>
-      </w:r>
-    </w:p>
-    <w:p>
-      <w:pPr>
-        <w:rPr>
-          <w:rFonts w:ascii="Times New Roman" w:hAnsi="Times New Roman" w:cs="Times New Roman"/>
-          <w:sz w:val="40"/>
-          <w:szCs w:val="40"/>
-        </w:rPr>
-      </w:pPr>
-    </w:p>
-    <w:p>
-      <w:pPr>
-        <w:rPr>
-          <w:rFonts w:ascii="Times New Roman" w:hAnsi="Times New Roman" w:cs="Times New Roman"/>
-          <w:sz w:val="40"/>
-          <w:szCs w:val="40"/>
-        </w:rPr>
-      </w:pPr>
-      <w:r>
-        <w:rPr>
-          <w:rFonts w:ascii="Times New Roman" w:hAnsi="Times New Roman" w:cs="Times New Roman"/>
-          <w:sz w:val="40"/>
-          <w:szCs w:val="40"/>
-        </w:rPr>
-        <w:t>Définition : Passion intense de rejet violent et destructeur, source de conflits en guerre et paix.</w:t>
-      </w:r>
-    </w:p>
-    <w:p>
-      <w:pPr>
-        <w:rPr>
-          <w:rFonts w:ascii="Times New Roman" w:hAnsi="Times New Roman" w:cs="Times New Roman"/>
-          <w:sz w:val="40"/>
-          <w:szCs w:val="40"/>
-        </w:rPr>
-      </w:pPr>
-    </w:p>
-    <w:p>
-      <w:pPr>
-        <w:rPr>
-          <w:rFonts w:ascii="Times New Roman" w:hAnsi="Times New Roman" w:cs="Times New Roman"/>
-          <w:sz w:val="40"/>
-          <w:szCs w:val="40"/>
-        </w:rPr>
-      </w:pPr>
-      <w:r>
-        <w:rPr>
-          <w:rFonts w:ascii="Times New Roman" w:hAnsi="Times New Roman" w:cs="Times New Roman"/>
-          <w:sz w:val="40"/>
-          <w:szCs w:val="40"/>
-        </w:rPr>
-        <w:t>Exemple : La haine entre ennemis prolonge la guerre malgré l'armistice.</w:t>
-      </w:r>
-    </w:p>
-    <w:p>
-      <w:pPr>
-        <w:rPr>
-          <w:rFonts w:ascii="Times New Roman" w:hAnsi="Times New Roman" w:cs="Times New Roman"/>
-          <w:sz w:val="40"/>
-          <w:szCs w:val="40"/>
-        </w:rPr>
-      </w:pPr>
-    </w:p>
-    <w:p>
-      <w:pPr>
-        <w:rPr>
-          <w:rFonts w:ascii="Times New Roman" w:hAnsi="Times New Roman" w:cs="Times New Roman"/>
-          <w:sz w:val="40"/>
-          <w:szCs w:val="40"/>
-        </w:rPr>
-      </w:pPr>
-      <w:r>
-        <w:rPr>
-          <w:rFonts w:ascii="Times New Roman" w:hAnsi="Times New Roman" w:cs="Times New Roman"/>
-          <w:sz w:val="40"/>
-          <w:szCs w:val="40"/>
-        </w:rPr>
-        <w:t>Signification simple : Rejet violent qui nourrit la guerre.</w:t>
+        <w:t>Signification simple : Fou passionné d'une idée extrême.</w:t>
+      </w:r>
+    </w:p>
+    <w:p>
+      <w:pPr>
+        <w:rPr>
+          <w:rFonts w:ascii="Times New Roman" w:hAnsi="Times New Roman" w:cs="Times New Roman"/>
+          <w:sz w:val="40"/>
+          <w:szCs w:val="40"/>
+        </w:rPr>
+      </w:pPr>
+    </w:p>
+    <w:p>
+      <w:pPr>
+        <w:rPr>
+          <w:rFonts w:ascii="Times New Roman" w:hAnsi="Times New Roman" w:cs="Times New Roman"/>
+          <w:sz w:val="40"/>
+          <w:szCs w:val="40"/>
+        </w:rPr>
+      </w:pPr>
+      <w:r>
+        <w:rPr>
+          <w:rFonts w:ascii="Times New Roman" w:hAnsi="Times New Roman" w:cs="Times New Roman"/>
+          <w:sz w:val="40"/>
+          <w:szCs w:val="40"/>
+        </w:rPr>
+        <w:t>Le fanatisme est un feu dévorant qui embrase l'esprit, rendant aveugle à la paix comme un guerrier refusant le drapeau blanc.</w:t>
+      </w:r>
+    </w:p>
+    <w:p>
+      <w:pPr>
+        <w:rPr>
+          <w:rFonts w:ascii="Times New Roman" w:hAnsi="Times New Roman" w:cs="Times New Roman"/>
+          <w:sz w:val="40"/>
+          <w:szCs w:val="40"/>
+        </w:rPr>
+      </w:pPr>
+    </w:p>
+    <w:p>
+      <w:pPr>
+        <w:rPr>
+          <w:rFonts w:ascii="Times New Roman" w:hAnsi="Times New Roman" w:cs="Times New Roman"/>
+          <w:sz w:val="40"/>
+          <w:szCs w:val="40"/>
+        </w:rPr>
+      </w:pPr>
+      <w:r>
+        <w:rPr>
+          <w:rFonts w:ascii="Times New Roman" w:hAnsi="Times New Roman" w:cs="Times New Roman"/>
+          <w:sz w:val="40"/>
+          <w:szCs w:val="40"/>
+        </w:rPr>
+        <w:t>Définition : Attachement excessif et irrationnel à une idée, une cause ou un leader, ignorant toute modération, surtout en guerre et paix.</w:t>
+      </w:r>
+    </w:p>
+    <w:p>
+      <w:pPr>
+        <w:rPr>
+          <w:rFonts w:ascii="Times New Roman" w:hAnsi="Times New Roman" w:cs="Times New Roman"/>
+          <w:sz w:val="40"/>
+          <w:szCs w:val="40"/>
+        </w:rPr>
+      </w:pPr>
+    </w:p>
+    <w:p>
+      <w:pPr>
+        <w:rPr>
+          <w:rFonts w:ascii="Times New Roman" w:hAnsi="Times New Roman" w:cs="Times New Roman"/>
+          <w:sz w:val="40"/>
+          <w:szCs w:val="40"/>
+        </w:rPr>
+      </w:pPr>
+      <w:r>
+        <w:rPr>
+          <w:rFonts w:ascii="Times New Roman" w:hAnsi="Times New Roman" w:cs="Times New Roman"/>
+          <w:sz w:val="40"/>
+          <w:szCs w:val="40"/>
+        </w:rPr>
+        <w:t>Exemple : Les fanatiques religieux qui proclament une guerre sainte sans compromis.</w:t>
       </w:r>
     </w:p>
     <w:p>
@@ -1410,43 +1611,42 @@
           <w:sz w:val="40"/>
           <w:szCs w:val="40"/>
         </w:rPr>
-        <w:lastRenderedPageBreak/>
-        <w:t xml:space="preserve">le fanatisme    : </w:t>
-      </w:r>
-    </w:p>
-    <w:p>
-      <w:pPr>
-        <w:rPr>
-          <w:rFonts w:ascii="Times New Roman" w:hAnsi="Times New Roman" w:cs="Times New Roman"/>
-          <w:sz w:val="40"/>
-          <w:szCs w:val="40"/>
-        </w:rPr>
-      </w:pPr>
-    </w:p>
-    <w:p>
-      <w:pPr>
-        <w:rPr>
-          <w:rFonts w:ascii="Times New Roman" w:hAnsi="Times New Roman" w:cs="Times New Roman"/>
-          <w:sz w:val="40"/>
-          <w:szCs w:val="40"/>
-        </w:rPr>
-      </w:pPr>
-    </w:p>
-    <w:p>
-      <w:pPr>
-        <w:rPr>
-          <w:rFonts w:ascii="Times New Roman" w:hAnsi="Times New Roman" w:cs="Times New Roman"/>
-          <w:sz w:val="40"/>
-          <w:szCs w:val="40"/>
-        </w:rPr>
-      </w:pPr>
-      <w:r>
-        <w:rPr>
-          <w:rFonts w:ascii="Times New Roman" w:hAnsi="Times New Roman" w:cs="Times New Roman"/>
-          <w:sz w:val="40"/>
-          <w:szCs w:val="40"/>
-        </w:rPr>
-        <w:t>Fanaticism</w:t>
+        <w:t xml:space="preserve">une escarmouche    : </w:t>
+      </w:r>
+    </w:p>
+    <w:p>
+      <w:pPr>
+        <w:rPr>
+          <w:rFonts w:ascii="Times New Roman" w:hAnsi="Times New Roman" w:cs="Times New Roman"/>
+          <w:sz w:val="40"/>
+          <w:szCs w:val="40"/>
+        </w:rPr>
+      </w:pPr>
+    </w:p>
+    <w:p>
+      <w:pPr>
+        <w:rPr>
+          <w:rFonts w:ascii="Times New Roman" w:hAnsi="Times New Roman" w:cs="Times New Roman"/>
+          <w:sz w:val="40"/>
+          <w:szCs w:val="40"/>
+        </w:rPr>
+      </w:pPr>
+    </w:p>
+    <w:p>
+      <w:pPr>
+        <w:rPr>
+          <w:rFonts w:ascii="Times New Roman" w:hAnsi="Times New Roman" w:cs="Times New Roman"/>
+          <w:sz w:val="40"/>
+          <w:szCs w:val="40"/>
+        </w:rPr>
+      </w:pPr>
+      <w:r>
+        <w:rPr>
+          <w:rFonts w:ascii="Times New Roman" w:hAnsi="Times New Roman" w:cs="Times New Roman"/>
+          <w:sz w:val="40"/>
+          <w:szCs w:val="40"/>
+        </w:rPr>
+        <w:t>A skirmish</w:t>
       </w:r>
     </w:p>
     <w:p>
@@ -1480,85 +1680,85 @@
           <w:sz w:val="40"/>
           <w:szCs w:val="40"/>
         </w:rPr>
-        <w:t>Le fanatisme est un feu dévorant qui embrase l'esprit, rendant aveugle à la paix comme un guerrier refusant le drapeau blanc.</w:t>
-      </w:r>
-    </w:p>
-    <w:p>
-      <w:pPr>
-        <w:rPr>
-          <w:rFonts w:ascii="Times New Roman" w:hAnsi="Times New Roman" w:cs="Times New Roman"/>
-          <w:sz w:val="40"/>
-          <w:szCs w:val="40"/>
-        </w:rPr>
-      </w:pPr>
-    </w:p>
-    <w:p>
-      <w:pPr>
-        <w:rPr>
-          <w:rFonts w:ascii="Times New Roman" w:hAnsi="Times New Roman" w:cs="Times New Roman"/>
-          <w:sz w:val="40"/>
-          <w:szCs w:val="40"/>
-        </w:rPr>
-      </w:pPr>
-      <w:r>
-        <w:rPr>
-          <w:rFonts w:ascii="Times New Roman" w:hAnsi="Times New Roman" w:cs="Times New Roman"/>
-          <w:sz w:val="40"/>
-          <w:szCs w:val="40"/>
-        </w:rPr>
-        <w:t>Définition : Attachement excessif et irrationnel à une idée, une cause ou un leader, ignorant toute modération, surtout en guerre et paix.</w:t>
-      </w:r>
-    </w:p>
-    <w:p>
-      <w:pPr>
-        <w:rPr>
-          <w:rFonts w:ascii="Times New Roman" w:hAnsi="Times New Roman" w:cs="Times New Roman"/>
-          <w:sz w:val="40"/>
-          <w:szCs w:val="40"/>
-        </w:rPr>
-      </w:pPr>
-    </w:p>
-    <w:p>
-      <w:pPr>
-        <w:rPr>
-          <w:rFonts w:ascii="Times New Roman" w:hAnsi="Times New Roman" w:cs="Times New Roman"/>
-          <w:sz w:val="40"/>
-          <w:szCs w:val="40"/>
-        </w:rPr>
-      </w:pPr>
-      <w:r>
-        <w:rPr>
-          <w:rFonts w:ascii="Times New Roman" w:hAnsi="Times New Roman" w:cs="Times New Roman"/>
-          <w:sz w:val="40"/>
-          <w:szCs w:val="40"/>
-        </w:rPr>
-        <w:t>Exemple : Les fanatiques religieux qui proclament une guerre sainte sans compromis.</w:t>
-      </w:r>
-    </w:p>
-    <w:p>
-      <w:pPr>
-        <w:rPr>
-          <w:rFonts w:ascii="Times New Roman" w:hAnsi="Times New Roman" w:cs="Times New Roman"/>
-          <w:sz w:val="40"/>
-          <w:szCs w:val="40"/>
-        </w:rPr>
-      </w:pPr>
-    </w:p>
-    <w:p>
-      <w:pPr>
-        <w:rPr>
-          <w:rFonts w:ascii="Times New Roman" w:hAnsi="Times New Roman" w:cs="Times New Roman"/>
-          <w:sz w:val="40"/>
-          <w:szCs w:val="40"/>
-        </w:rPr>
-      </w:pPr>
-      <w:r>
-        <w:rPr>
-          <w:rFonts w:ascii="Times New Roman" w:hAnsi="Times New Roman" w:cs="Times New Roman"/>
-          <w:sz w:val="40"/>
-          <w:szCs w:val="40"/>
-        </w:rPr>
-        <w:t>Signification simple : Fou passionné d'une idée extrême.</w:t>
+        <w:t>Signification simple : Petite bagarre rapide sans guerre totale.</w:t>
+      </w:r>
+    </w:p>
+    <w:p>
+      <w:pPr>
+        <w:rPr>
+          <w:rFonts w:ascii="Times New Roman" w:hAnsi="Times New Roman" w:cs="Times New Roman"/>
+          <w:sz w:val="40"/>
+          <w:szCs w:val="40"/>
+        </w:rPr>
+      </w:pPr>
+    </w:p>
+    <w:p>
+      <w:pPr>
+        <w:rPr>
+          <w:rFonts w:ascii="Times New Roman" w:hAnsi="Times New Roman" w:cs="Times New Roman"/>
+          <w:sz w:val="40"/>
+          <w:szCs w:val="40"/>
+        </w:rPr>
+      </w:pPr>
+      <w:r>
+        <w:rPr>
+          <w:rFonts w:ascii="Times New Roman" w:hAnsi="Times New Roman" w:cs="Times New Roman"/>
+          <w:sz w:val="40"/>
+          <w:szCs w:val="40"/>
+        </w:rPr>
+        <w:t>Imaginez deux chats qui se griffent vite avant de fuir: c'est une escarmouche, pas une bataille totale.</w:t>
+      </w:r>
+    </w:p>
+    <w:p>
+      <w:pPr>
+        <w:rPr>
+          <w:rFonts w:ascii="Times New Roman" w:hAnsi="Times New Roman" w:cs="Times New Roman"/>
+          <w:sz w:val="40"/>
+          <w:szCs w:val="40"/>
+        </w:rPr>
+      </w:pPr>
+    </w:p>
+    <w:p>
+      <w:pPr>
+        <w:rPr>
+          <w:rFonts w:ascii="Times New Roman" w:hAnsi="Times New Roman" w:cs="Times New Roman"/>
+          <w:sz w:val="40"/>
+          <w:szCs w:val="40"/>
+        </w:rPr>
+      </w:pPr>
+      <w:r>
+        <w:rPr>
+          <w:rFonts w:ascii="Times New Roman" w:hAnsi="Times New Roman" w:cs="Times New Roman"/>
+          <w:sz w:val="40"/>
+          <w:szCs w:val="40"/>
+        </w:rPr>
+        <w:t>Définition: Petite échauffourée ou combat mineur entre troupes ennemies.</w:t>
+      </w:r>
+    </w:p>
+    <w:p>
+      <w:pPr>
+        <w:rPr>
+          <w:rFonts w:ascii="Times New Roman" w:hAnsi="Times New Roman" w:cs="Times New Roman"/>
+          <w:sz w:val="40"/>
+          <w:szCs w:val="40"/>
+        </w:rPr>
+      </w:pPr>
+    </w:p>
+    <w:p>
+      <w:pPr>
+        <w:rPr>
+          <w:rFonts w:ascii="Times New Roman" w:hAnsi="Times New Roman" w:cs="Times New Roman"/>
+          <w:sz w:val="40"/>
+          <w:szCs w:val="40"/>
+        </w:rPr>
+      </w:pPr>
+      <w:r>
+        <w:rPr>
+          <w:rFonts w:ascii="Times New Roman" w:hAnsi="Times New Roman" w:cs="Times New Roman"/>
+          <w:sz w:val="40"/>
+          <w:szCs w:val="40"/>
+        </w:rPr>
+        <w:t>Exemple: Les soldats lancèrent une escarmouche pour tester l'ennemi.</w:t>
       </w:r>
     </w:p>
     <w:p>
@@ -1610,42 +1810,42 @@
           <w:sz w:val="40"/>
           <w:szCs w:val="40"/>
         </w:rPr>
-        <w:t xml:space="preserve">une escarmouche    : </w:t>
-      </w:r>
-    </w:p>
-    <w:p>
-      <w:pPr>
-        <w:rPr>
-          <w:rFonts w:ascii="Times New Roman" w:hAnsi="Times New Roman" w:cs="Times New Roman"/>
-          <w:sz w:val="40"/>
-          <w:szCs w:val="40"/>
-        </w:rPr>
-      </w:pPr>
-    </w:p>
-    <w:p>
-      <w:pPr>
-        <w:rPr>
-          <w:rFonts w:ascii="Times New Roman" w:hAnsi="Times New Roman" w:cs="Times New Roman"/>
-          <w:sz w:val="40"/>
-          <w:szCs w:val="40"/>
-        </w:rPr>
-      </w:pPr>
-    </w:p>
-    <w:p>
-      <w:pPr>
-        <w:rPr>
-          <w:rFonts w:ascii="Times New Roman" w:hAnsi="Times New Roman" w:cs="Times New Roman"/>
-          <w:sz w:val="40"/>
-          <w:szCs w:val="40"/>
-        </w:rPr>
-      </w:pPr>
-      <w:r>
-        <w:rPr>
-          <w:rFonts w:ascii="Times New Roman" w:hAnsi="Times New Roman" w:cs="Times New Roman"/>
-          <w:sz w:val="40"/>
-          <w:szCs w:val="40"/>
-        </w:rPr>
-        <w:t>A skirmish</w:t>
+        <w:t xml:space="preserve">une rébellion    : </w:t>
+      </w:r>
+    </w:p>
+    <w:p>
+      <w:pPr>
+        <w:rPr>
+          <w:rFonts w:ascii="Times New Roman" w:hAnsi="Times New Roman" w:cs="Times New Roman"/>
+          <w:sz w:val="40"/>
+          <w:szCs w:val="40"/>
+        </w:rPr>
+      </w:pPr>
+    </w:p>
+    <w:p>
+      <w:pPr>
+        <w:rPr>
+          <w:rFonts w:ascii="Times New Roman" w:hAnsi="Times New Roman" w:cs="Times New Roman"/>
+          <w:sz w:val="40"/>
+          <w:szCs w:val="40"/>
+        </w:rPr>
+      </w:pPr>
+    </w:p>
+    <w:p>
+      <w:pPr>
+        <w:rPr>
+          <w:rFonts w:ascii="Times New Roman" w:hAnsi="Times New Roman" w:cs="Times New Roman"/>
+          <w:sz w:val="40"/>
+          <w:szCs w:val="40"/>
+        </w:rPr>
+      </w:pPr>
+      <w:r>
+        <w:rPr>
+          <w:rFonts w:ascii="Times New Roman" w:hAnsi="Times New Roman" w:cs="Times New Roman"/>
+          <w:sz w:val="40"/>
+          <w:szCs w:val="40"/>
+        </w:rPr>
+        <w:t>A rebellion</w:t>
       </w:r>
     </w:p>
     <w:p>
@@ -1679,86 +1879,85 @@
           <w:sz w:val="40"/>
           <w:szCs w:val="40"/>
         </w:rPr>
-        <w:t>Imaginez deux chats qui se griffent vite avant de fuir: c'est une escarmouche, pas une bataille totale.</w:t>
-      </w:r>
-    </w:p>
-    <w:p>
-      <w:pPr>
-        <w:rPr>
-          <w:rFonts w:ascii="Times New Roman" w:hAnsi="Times New Roman" w:cs="Times New Roman"/>
-          <w:sz w:val="40"/>
-          <w:szCs w:val="40"/>
-        </w:rPr>
-      </w:pPr>
-    </w:p>
-    <w:p>
-      <w:pPr>
-        <w:rPr>
-          <w:rFonts w:ascii="Times New Roman" w:hAnsi="Times New Roman" w:cs="Times New Roman"/>
-          <w:sz w:val="40"/>
-          <w:szCs w:val="40"/>
-        </w:rPr>
-      </w:pPr>
-      <w:r>
-        <w:rPr>
-          <w:rFonts w:ascii="Times New Roman" w:hAnsi="Times New Roman" w:cs="Times New Roman"/>
-          <w:sz w:val="40"/>
-          <w:szCs w:val="40"/>
-        </w:rPr>
-        <w:lastRenderedPageBreak/>
-        <w:t>Définition: Petite échauffourée ou combat mineur entre troupes ennemies.</w:t>
-      </w:r>
-    </w:p>
-    <w:p>
-      <w:pPr>
-        <w:rPr>
-          <w:rFonts w:ascii="Times New Roman" w:hAnsi="Times New Roman" w:cs="Times New Roman"/>
-          <w:sz w:val="40"/>
-          <w:szCs w:val="40"/>
-        </w:rPr>
-      </w:pPr>
-    </w:p>
-    <w:p>
-      <w:pPr>
-        <w:rPr>
-          <w:rFonts w:ascii="Times New Roman" w:hAnsi="Times New Roman" w:cs="Times New Roman"/>
-          <w:sz w:val="40"/>
-          <w:szCs w:val="40"/>
-        </w:rPr>
-      </w:pPr>
-      <w:r>
-        <w:rPr>
-          <w:rFonts w:ascii="Times New Roman" w:hAnsi="Times New Roman" w:cs="Times New Roman"/>
-          <w:sz w:val="40"/>
-          <w:szCs w:val="40"/>
-        </w:rPr>
-        <w:t>Exemple: Les soldats lancèrent une escarmouche pour tester l'ennemi.</w:t>
-      </w:r>
-    </w:p>
-    <w:p>
-      <w:pPr>
-        <w:rPr>
-          <w:rFonts w:ascii="Times New Roman" w:hAnsi="Times New Roman" w:cs="Times New Roman"/>
-          <w:sz w:val="40"/>
-          <w:szCs w:val="40"/>
-        </w:rPr>
-      </w:pPr>
-    </w:p>
-    <w:p>
-      <w:pPr>
-        <w:rPr>
-          <w:rFonts w:ascii="Times New Roman" w:hAnsi="Times New Roman" w:cs="Times New Roman"/>
-          <w:sz w:val="40"/>
-          <w:szCs w:val="40"/>
-        </w:rPr>
-      </w:pPr>
-      <w:r>
-        <w:rPr>
-          <w:rFonts w:ascii="Times New Roman" w:hAnsi="Times New Roman" w:cs="Times New Roman"/>
-          <w:sz w:val="40"/>
-          <w:szCs w:val="40"/>
-        </w:rPr>
-        <w:t>Signification simple : Petite bagarre rapide sans guerre totale.</w:t>
+        <w:t>Signification simple : Groupe qui se bat contre le pouvoir.</w:t>
+      </w:r>
+    </w:p>
+    <w:p>
+      <w:pPr>
+        <w:rPr>
+          <w:rFonts w:ascii="Times New Roman" w:hAnsi="Times New Roman" w:cs="Times New Roman"/>
+          <w:sz w:val="40"/>
+          <w:szCs w:val="40"/>
+        </w:rPr>
+      </w:pPr>
+    </w:p>
+    <w:p>
+      <w:pPr>
+        <w:rPr>
+          <w:rFonts w:ascii="Times New Roman" w:hAnsi="Times New Roman" w:cs="Times New Roman"/>
+          <w:sz w:val="40"/>
+          <w:szCs w:val="40"/>
+        </w:rPr>
+      </w:pPr>
+      <w:r>
+        <w:rPr>
+          <w:rFonts w:ascii="Times New Roman" w:hAnsi="Times New Roman" w:cs="Times New Roman"/>
+          <w:sz w:val="40"/>
+          <w:szCs w:val="40"/>
+        </w:rPr>
+        <w:t>Une rébellion est comme un feu qui jaillit dans une forêt calme : des branches se soulèvent contre le grand arbre dominant pour changer l'ordre.</w:t>
+      </w:r>
+    </w:p>
+    <w:p>
+      <w:pPr>
+        <w:rPr>
+          <w:rFonts w:ascii="Times New Roman" w:hAnsi="Times New Roman" w:cs="Times New Roman"/>
+          <w:sz w:val="40"/>
+          <w:szCs w:val="40"/>
+        </w:rPr>
+      </w:pPr>
+    </w:p>
+    <w:p>
+      <w:pPr>
+        <w:rPr>
+          <w:rFonts w:ascii="Times New Roman" w:hAnsi="Times New Roman" w:cs="Times New Roman"/>
+          <w:sz w:val="40"/>
+          <w:szCs w:val="40"/>
+        </w:rPr>
+      </w:pPr>
+      <w:r>
+        <w:rPr>
+          <w:rFonts w:ascii="Times New Roman" w:hAnsi="Times New Roman" w:cs="Times New Roman"/>
+          <w:sz w:val="40"/>
+          <w:szCs w:val="40"/>
+        </w:rPr>
+        <w:t>Définition : Soulèvement armé ou violent d'un groupe contre l'autorité établie, souvent dans un contexte de guerre ou de tension politique.</w:t>
+      </w:r>
+    </w:p>
+    <w:p>
+      <w:pPr>
+        <w:rPr>
+          <w:rFonts w:ascii="Times New Roman" w:hAnsi="Times New Roman" w:cs="Times New Roman"/>
+          <w:sz w:val="40"/>
+          <w:szCs w:val="40"/>
+        </w:rPr>
+      </w:pPr>
+    </w:p>
+    <w:p>
+      <w:pPr>
+        <w:rPr>
+          <w:rFonts w:ascii="Times New Roman" w:hAnsi="Times New Roman" w:cs="Times New Roman"/>
+          <w:sz w:val="40"/>
+          <w:szCs w:val="40"/>
+        </w:rPr>
+      </w:pPr>
+      <w:r>
+        <w:rPr>
+          <w:rFonts w:ascii="Times New Roman" w:hAnsi="Times New Roman" w:cs="Times New Roman"/>
+          <w:sz w:val="40"/>
+          <w:szCs w:val="40"/>
+        </w:rPr>
+        <w:t>Exemple : La rébellion des esclaves de Spartacus contre Rome en 73 av. J.-C.</w:t>
       </w:r>
     </w:p>
     <w:p>
@@ -1810,42 +2009,42 @@
           <w:sz w:val="40"/>
           <w:szCs w:val="40"/>
         </w:rPr>
-        <w:t xml:space="preserve">une rébellion    : </w:t>
-      </w:r>
-    </w:p>
-    <w:p>
-      <w:pPr>
-        <w:rPr>
-          <w:rFonts w:ascii="Times New Roman" w:hAnsi="Times New Roman" w:cs="Times New Roman"/>
-          <w:sz w:val="40"/>
-          <w:szCs w:val="40"/>
-        </w:rPr>
-      </w:pPr>
-    </w:p>
-    <w:p>
-      <w:pPr>
-        <w:rPr>
-          <w:rFonts w:ascii="Times New Roman" w:hAnsi="Times New Roman" w:cs="Times New Roman"/>
-          <w:sz w:val="40"/>
-          <w:szCs w:val="40"/>
-        </w:rPr>
-      </w:pPr>
-    </w:p>
-    <w:p>
-      <w:pPr>
-        <w:rPr>
-          <w:rFonts w:ascii="Times New Roman" w:hAnsi="Times New Roman" w:cs="Times New Roman"/>
-          <w:sz w:val="40"/>
-          <w:szCs w:val="40"/>
-        </w:rPr>
-      </w:pPr>
-      <w:r>
-        <w:rPr>
-          <w:rFonts w:ascii="Times New Roman" w:hAnsi="Times New Roman" w:cs="Times New Roman"/>
-          <w:sz w:val="40"/>
-          <w:szCs w:val="40"/>
-        </w:rPr>
-        <w:t>A rebellion</w:t>
+        <w:t xml:space="preserve">un rebelle    : </w:t>
+      </w:r>
+    </w:p>
+    <w:p>
+      <w:pPr>
+        <w:rPr>
+          <w:rFonts w:ascii="Times New Roman" w:hAnsi="Times New Roman" w:cs="Times New Roman"/>
+          <w:sz w:val="40"/>
+          <w:szCs w:val="40"/>
+        </w:rPr>
+      </w:pPr>
+    </w:p>
+    <w:p>
+      <w:pPr>
+        <w:rPr>
+          <w:rFonts w:ascii="Times New Roman" w:hAnsi="Times New Roman" w:cs="Times New Roman"/>
+          <w:sz w:val="40"/>
+          <w:szCs w:val="40"/>
+        </w:rPr>
+      </w:pPr>
+    </w:p>
+    <w:p>
+      <w:pPr>
+        <w:rPr>
+          <w:rFonts w:ascii="Times New Roman" w:hAnsi="Times New Roman" w:cs="Times New Roman"/>
+          <w:sz w:val="40"/>
+          <w:szCs w:val="40"/>
+        </w:rPr>
+      </w:pPr>
+      <w:r>
+        <w:rPr>
+          <w:rFonts w:ascii="Times New Roman" w:hAnsi="Times New Roman" w:cs="Times New Roman"/>
+          <w:sz w:val="40"/>
+          <w:szCs w:val="40"/>
+        </w:rPr>
+        <w:t>A rebel</w:t>
       </w:r>
     </w:p>
     <w:p>
@@ -1879,85 +2078,85 @@
           <w:sz w:val="40"/>
           <w:szCs w:val="40"/>
         </w:rPr>
-        <w:t>Une rébellion est comme un feu qui jaillit dans une forêt calme : des branches se soulèvent contre le grand arbre dominant pour changer l'ordre.</w:t>
-      </w:r>
-    </w:p>
-    <w:p>
-      <w:pPr>
-        <w:rPr>
-          <w:rFonts w:ascii="Times New Roman" w:hAnsi="Times New Roman" w:cs="Times New Roman"/>
-          <w:sz w:val="40"/>
-          <w:szCs w:val="40"/>
-        </w:rPr>
-      </w:pPr>
-    </w:p>
-    <w:p>
-      <w:pPr>
-        <w:rPr>
-          <w:rFonts w:ascii="Times New Roman" w:hAnsi="Times New Roman" w:cs="Times New Roman"/>
-          <w:sz w:val="40"/>
-          <w:szCs w:val="40"/>
-        </w:rPr>
-      </w:pPr>
-      <w:r>
-        <w:rPr>
-          <w:rFonts w:ascii="Times New Roman" w:hAnsi="Times New Roman" w:cs="Times New Roman"/>
-          <w:sz w:val="40"/>
-          <w:szCs w:val="40"/>
-        </w:rPr>
-        <w:t>Définition : Soulèvement armé ou violent d'un groupe contre l'autorité établie, souvent dans un contexte de guerre ou de tension politique.</w:t>
-      </w:r>
-    </w:p>
-    <w:p>
-      <w:pPr>
-        <w:rPr>
-          <w:rFonts w:ascii="Times New Roman" w:hAnsi="Times New Roman" w:cs="Times New Roman"/>
-          <w:sz w:val="40"/>
-          <w:szCs w:val="40"/>
-        </w:rPr>
-      </w:pPr>
-    </w:p>
-    <w:p>
-      <w:pPr>
-        <w:rPr>
-          <w:rFonts w:ascii="Times New Roman" w:hAnsi="Times New Roman" w:cs="Times New Roman"/>
-          <w:sz w:val="40"/>
-          <w:szCs w:val="40"/>
-        </w:rPr>
-      </w:pPr>
-      <w:r>
-        <w:rPr>
-          <w:rFonts w:ascii="Times New Roman" w:hAnsi="Times New Roman" w:cs="Times New Roman"/>
-          <w:sz w:val="40"/>
-          <w:szCs w:val="40"/>
-        </w:rPr>
-        <w:t>Exemple : La rébellion des esclaves de Spartacus contre Rome en 73 av. J.-C.</w:t>
-      </w:r>
-    </w:p>
-    <w:p>
-      <w:pPr>
-        <w:rPr>
-          <w:rFonts w:ascii="Times New Roman" w:hAnsi="Times New Roman" w:cs="Times New Roman"/>
-          <w:sz w:val="40"/>
-          <w:szCs w:val="40"/>
-        </w:rPr>
-      </w:pPr>
-    </w:p>
-    <w:p>
-      <w:pPr>
-        <w:rPr>
-          <w:rFonts w:ascii="Times New Roman" w:hAnsi="Times New Roman" w:cs="Times New Roman"/>
-          <w:sz w:val="40"/>
-          <w:szCs w:val="40"/>
-        </w:rPr>
-      </w:pPr>
-      <w:r>
-        <w:rPr>
-          <w:rFonts w:ascii="Times New Roman" w:hAnsi="Times New Roman" w:cs="Times New Roman"/>
-          <w:sz w:val="40"/>
-          <w:szCs w:val="40"/>
-        </w:rPr>
-        <w:t>Signification simple : Groupe qui se bat contre le pouvoir.</w:t>
+        <w:t>Signification simple : Un rebelle défie l'autorité.</w:t>
+      </w:r>
+    </w:p>
+    <w:p>
+      <w:pPr>
+        <w:rPr>
+          <w:rFonts w:ascii="Times New Roman" w:hAnsi="Times New Roman" w:cs="Times New Roman"/>
+          <w:sz w:val="40"/>
+          <w:szCs w:val="40"/>
+        </w:rPr>
+      </w:pPr>
+    </w:p>
+    <w:p>
+      <w:pPr>
+        <w:rPr>
+          <w:rFonts w:ascii="Times New Roman" w:hAnsi="Times New Roman" w:cs="Times New Roman"/>
+          <w:sz w:val="40"/>
+          <w:szCs w:val="40"/>
+        </w:rPr>
+      </w:pPr>
+      <w:r>
+        <w:rPr>
+          <w:rFonts w:ascii="Times New Roman" w:hAnsi="Times New Roman" w:cs="Times New Roman"/>
+          <w:sz w:val="40"/>
+          <w:szCs w:val="40"/>
+        </w:rPr>
+        <w:t>Un rebelle est comme un loup solitaire qui mord la main du maître au lieu de suivre le troupeau en guerre.</w:t>
+      </w:r>
+    </w:p>
+    <w:p>
+      <w:pPr>
+        <w:rPr>
+          <w:rFonts w:ascii="Times New Roman" w:hAnsi="Times New Roman" w:cs="Times New Roman"/>
+          <w:sz w:val="40"/>
+          <w:szCs w:val="40"/>
+        </w:rPr>
+      </w:pPr>
+    </w:p>
+    <w:p>
+      <w:pPr>
+        <w:rPr>
+          <w:rFonts w:ascii="Times New Roman" w:hAnsi="Times New Roman" w:cs="Times New Roman"/>
+          <w:sz w:val="40"/>
+          <w:szCs w:val="40"/>
+        </w:rPr>
+      </w:pPr>
+      <w:r>
+        <w:rPr>
+          <w:rFonts w:ascii="Times New Roman" w:hAnsi="Times New Roman" w:cs="Times New Roman"/>
+          <w:sz w:val="40"/>
+          <w:szCs w:val="40"/>
+        </w:rPr>
+        <w:t>Définition : Personne qui se révolte ouvertement contre l'autorité établie, défiant l'ordre en temps de guerre ou de paix.</w:t>
+      </w:r>
+    </w:p>
+    <w:p>
+      <w:pPr>
+        <w:rPr>
+          <w:rFonts w:ascii="Times New Roman" w:hAnsi="Times New Roman" w:cs="Times New Roman"/>
+          <w:sz w:val="40"/>
+          <w:szCs w:val="40"/>
+        </w:rPr>
+      </w:pPr>
+    </w:p>
+    <w:p>
+      <w:pPr>
+        <w:rPr>
+          <w:rFonts w:ascii="Times New Roman" w:hAnsi="Times New Roman" w:cs="Times New Roman"/>
+          <w:sz w:val="40"/>
+          <w:szCs w:val="40"/>
+        </w:rPr>
+      </w:pPr>
+      <w:r>
+        <w:rPr>
+          <w:rFonts w:ascii="Times New Roman" w:hAnsi="Times New Roman" w:cs="Times New Roman"/>
+          <w:sz w:val="40"/>
+          <w:szCs w:val="40"/>
+        </w:rPr>
+        <w:t>Exemple : Dans "Guerre et Paix", Pierre Bezoukhov devient rebelle en sabotant les Français.</w:t>
       </w:r>
     </w:p>
     <w:p>
@@ -2009,42 +2208,42 @@
           <w:sz w:val="40"/>
           <w:szCs w:val="40"/>
         </w:rPr>
-        <w:t xml:space="preserve">un rebelle    : </w:t>
-      </w:r>
-    </w:p>
-    <w:p>
-      <w:pPr>
-        <w:rPr>
-          <w:rFonts w:ascii="Times New Roman" w:hAnsi="Times New Roman" w:cs="Times New Roman"/>
-          <w:sz w:val="40"/>
-          <w:szCs w:val="40"/>
-        </w:rPr>
-      </w:pPr>
-    </w:p>
-    <w:p>
-      <w:pPr>
-        <w:rPr>
-          <w:rFonts w:ascii="Times New Roman" w:hAnsi="Times New Roman" w:cs="Times New Roman"/>
-          <w:sz w:val="40"/>
-          <w:szCs w:val="40"/>
-        </w:rPr>
-      </w:pPr>
-    </w:p>
-    <w:p>
-      <w:pPr>
-        <w:rPr>
-          <w:rFonts w:ascii="Times New Roman" w:hAnsi="Times New Roman" w:cs="Times New Roman"/>
-          <w:sz w:val="40"/>
-          <w:szCs w:val="40"/>
-        </w:rPr>
-      </w:pPr>
-      <w:r>
-        <w:rPr>
-          <w:rFonts w:ascii="Times New Roman" w:hAnsi="Times New Roman" w:cs="Times New Roman"/>
-          <w:sz w:val="40"/>
-          <w:szCs w:val="40"/>
-        </w:rPr>
-        <w:t>A rebel</w:t>
+        <w:t xml:space="preserve">une mutinerie    : </w:t>
+      </w:r>
+    </w:p>
+    <w:p>
+      <w:pPr>
+        <w:rPr>
+          <w:rFonts w:ascii="Times New Roman" w:hAnsi="Times New Roman" w:cs="Times New Roman"/>
+          <w:sz w:val="40"/>
+          <w:szCs w:val="40"/>
+        </w:rPr>
+      </w:pPr>
+    </w:p>
+    <w:p>
+      <w:pPr>
+        <w:rPr>
+          <w:rFonts w:ascii="Times New Roman" w:hAnsi="Times New Roman" w:cs="Times New Roman"/>
+          <w:sz w:val="40"/>
+          <w:szCs w:val="40"/>
+        </w:rPr>
+      </w:pPr>
+    </w:p>
+    <w:p>
+      <w:pPr>
+        <w:rPr>
+          <w:rFonts w:ascii="Times New Roman" w:hAnsi="Times New Roman" w:cs="Times New Roman"/>
+          <w:sz w:val="40"/>
+          <w:szCs w:val="40"/>
+        </w:rPr>
+      </w:pPr>
+      <w:r>
+        <w:rPr>
+          <w:rFonts w:ascii="Times New Roman" w:hAnsi="Times New Roman" w:cs="Times New Roman"/>
+          <w:sz w:val="40"/>
+          <w:szCs w:val="40"/>
+        </w:rPr>
+        <w:t>A mutiny</w:t>
       </w:r>
     </w:p>
     <w:p>
@@ -2078,85 +2277,85 @@
           <w:sz w:val="40"/>
           <w:szCs w:val="40"/>
         </w:rPr>
-        <w:t>Un rebelle est comme un loup solitaire qui mord la main du maître au lieu de suivre le troupeau en guerre.</w:t>
-      </w:r>
-    </w:p>
-    <w:p>
-      <w:pPr>
-        <w:rPr>
-          <w:rFonts w:ascii="Times New Roman" w:hAnsi="Times New Roman" w:cs="Times New Roman"/>
-          <w:sz w:val="40"/>
-          <w:szCs w:val="40"/>
-        </w:rPr>
-      </w:pPr>
-    </w:p>
-    <w:p>
-      <w:pPr>
-        <w:rPr>
-          <w:rFonts w:ascii="Times New Roman" w:hAnsi="Times New Roman" w:cs="Times New Roman"/>
-          <w:sz w:val="40"/>
-          <w:szCs w:val="40"/>
-        </w:rPr>
-      </w:pPr>
-      <w:r>
-        <w:rPr>
-          <w:rFonts w:ascii="Times New Roman" w:hAnsi="Times New Roman" w:cs="Times New Roman"/>
-          <w:sz w:val="40"/>
-          <w:szCs w:val="40"/>
-        </w:rPr>
-        <w:t>Définition : Personne qui se révolte ouvertement contre l'autorité établie, défiant l'ordre en temps de guerre ou de paix.</w:t>
-      </w:r>
-    </w:p>
-    <w:p>
-      <w:pPr>
-        <w:rPr>
-          <w:rFonts w:ascii="Times New Roman" w:hAnsi="Times New Roman" w:cs="Times New Roman"/>
-          <w:sz w:val="40"/>
-          <w:szCs w:val="40"/>
-        </w:rPr>
-      </w:pPr>
-    </w:p>
-    <w:p>
-      <w:pPr>
-        <w:rPr>
-          <w:rFonts w:ascii="Times New Roman" w:hAnsi="Times New Roman" w:cs="Times New Roman"/>
-          <w:sz w:val="40"/>
-          <w:szCs w:val="40"/>
-        </w:rPr>
-      </w:pPr>
-      <w:r>
-        <w:rPr>
-          <w:rFonts w:ascii="Times New Roman" w:hAnsi="Times New Roman" w:cs="Times New Roman"/>
-          <w:sz w:val="40"/>
-          <w:szCs w:val="40"/>
-        </w:rPr>
-        <w:t>Exemple : Dans "Guerre et Paix", Pierre Bezoukhov devient rebelle en sabotant les Français.</w:t>
-      </w:r>
-    </w:p>
-    <w:p>
-      <w:pPr>
-        <w:rPr>
-          <w:rFonts w:ascii="Times New Roman" w:hAnsi="Times New Roman" w:cs="Times New Roman"/>
-          <w:sz w:val="40"/>
-          <w:szCs w:val="40"/>
-        </w:rPr>
-      </w:pPr>
-    </w:p>
-    <w:p>
-      <w:pPr>
-        <w:rPr>
-          <w:rFonts w:ascii="Times New Roman" w:hAnsi="Times New Roman" w:cs="Times New Roman"/>
-          <w:sz w:val="40"/>
-          <w:szCs w:val="40"/>
-        </w:rPr>
-      </w:pPr>
-      <w:r>
-        <w:rPr>
-          <w:rFonts w:ascii="Times New Roman" w:hAnsi="Times New Roman" w:cs="Times New Roman"/>
-          <w:sz w:val="40"/>
-          <w:szCs w:val="40"/>
-        </w:rPr>
-        <w:t>Signification simple : Un rebelle défie l'autorité.</w:t>
+        <w:t>Signification simple : Révolte des troupes contre leurs officiers.</w:t>
+      </w:r>
+    </w:p>
+    <w:p>
+      <w:pPr>
+        <w:rPr>
+          <w:rFonts w:ascii="Times New Roman" w:hAnsi="Times New Roman" w:cs="Times New Roman"/>
+          <w:sz w:val="40"/>
+          <w:szCs w:val="40"/>
+        </w:rPr>
+      </w:pPr>
+    </w:p>
+    <w:p>
+      <w:pPr>
+        <w:rPr>
+          <w:rFonts w:ascii="Times New Roman" w:hAnsi="Times New Roman" w:cs="Times New Roman"/>
+          <w:sz w:val="40"/>
+          <w:szCs w:val="40"/>
+        </w:rPr>
+      </w:pPr>
+      <w:r>
+        <w:rPr>
+          <w:rFonts w:ascii="Times New Roman" w:hAnsi="Times New Roman" w:cs="Times New Roman"/>
+          <w:sz w:val="40"/>
+          <w:szCs w:val="40"/>
+        </w:rPr>
+        <w:t>Imagine un équipage de bateau qui se rebelle contre le capitaine tyrannique, comme des moutons furieux qui renversent le berger. C'est une mutinerie : révolte collective contre l'autorité.</w:t>
+      </w:r>
+    </w:p>
+    <w:p>
+      <w:pPr>
+        <w:rPr>
+          <w:rFonts w:ascii="Times New Roman" w:hAnsi="Times New Roman" w:cs="Times New Roman"/>
+          <w:sz w:val="40"/>
+          <w:szCs w:val="40"/>
+        </w:rPr>
+      </w:pPr>
+    </w:p>
+    <w:p>
+      <w:pPr>
+        <w:rPr>
+          <w:rFonts w:ascii="Times New Roman" w:hAnsi="Times New Roman" w:cs="Times New Roman"/>
+          <w:sz w:val="40"/>
+          <w:szCs w:val="40"/>
+        </w:rPr>
+      </w:pPr>
+      <w:r>
+        <w:rPr>
+          <w:rFonts w:ascii="Times New Roman" w:hAnsi="Times New Roman" w:cs="Times New Roman"/>
+          <w:sz w:val="40"/>
+          <w:szCs w:val="40"/>
+        </w:rPr>
+        <w:t>Définition : Révolte ouverte et collective de soldats, marins ou subordonnés contre leurs chefs.</w:t>
+      </w:r>
+    </w:p>
+    <w:p>
+      <w:pPr>
+        <w:rPr>
+          <w:rFonts w:ascii="Times New Roman" w:hAnsi="Times New Roman" w:cs="Times New Roman"/>
+          <w:sz w:val="40"/>
+          <w:szCs w:val="40"/>
+        </w:rPr>
+      </w:pPr>
+    </w:p>
+    <w:p>
+      <w:pPr>
+        <w:rPr>
+          <w:rFonts w:ascii="Times New Roman" w:hAnsi="Times New Roman" w:cs="Times New Roman"/>
+          <w:sz w:val="40"/>
+          <w:szCs w:val="40"/>
+        </w:rPr>
+      </w:pPr>
+      <w:r>
+        <w:rPr>
+          <w:rFonts w:ascii="Times New Roman" w:hAnsi="Times New Roman" w:cs="Times New Roman"/>
+          <w:sz w:val="40"/>
+          <w:szCs w:val="40"/>
+        </w:rPr>
+        <w:t>Exemple : La mutinerie du Bounty en 1789, où l'équipage chassa le capitaine Bligh.</w:t>
       </w:r>
     </w:p>
     <w:p>
@@ -2208,42 +2407,42 @@
           <w:sz w:val="40"/>
           <w:szCs w:val="40"/>
         </w:rPr>
-        <w:t xml:space="preserve">une mutinerie    : </w:t>
-      </w:r>
-    </w:p>
-    <w:p>
-      <w:pPr>
-        <w:rPr>
-          <w:rFonts w:ascii="Times New Roman" w:hAnsi="Times New Roman" w:cs="Times New Roman"/>
-          <w:sz w:val="40"/>
-          <w:szCs w:val="40"/>
-        </w:rPr>
-      </w:pPr>
-    </w:p>
-    <w:p>
-      <w:pPr>
-        <w:rPr>
-          <w:rFonts w:ascii="Times New Roman" w:hAnsi="Times New Roman" w:cs="Times New Roman"/>
-          <w:sz w:val="40"/>
-          <w:szCs w:val="40"/>
-        </w:rPr>
-      </w:pPr>
-    </w:p>
-    <w:p>
-      <w:pPr>
-        <w:rPr>
-          <w:rFonts w:ascii="Times New Roman" w:hAnsi="Times New Roman" w:cs="Times New Roman"/>
-          <w:sz w:val="40"/>
-          <w:szCs w:val="40"/>
-        </w:rPr>
-      </w:pPr>
-      <w:r>
-        <w:rPr>
-          <w:rFonts w:ascii="Times New Roman" w:hAnsi="Times New Roman" w:cs="Times New Roman"/>
-          <w:sz w:val="40"/>
-          <w:szCs w:val="40"/>
-        </w:rPr>
-        <w:t>A mutiny</w:t>
+        <w:t xml:space="preserve">un mutin    : </w:t>
+      </w:r>
+    </w:p>
+    <w:p>
+      <w:pPr>
+        <w:rPr>
+          <w:rFonts w:ascii="Times New Roman" w:hAnsi="Times New Roman" w:cs="Times New Roman"/>
+          <w:sz w:val="40"/>
+          <w:szCs w:val="40"/>
+        </w:rPr>
+      </w:pPr>
+    </w:p>
+    <w:p>
+      <w:pPr>
+        <w:rPr>
+          <w:rFonts w:ascii="Times New Roman" w:hAnsi="Times New Roman" w:cs="Times New Roman"/>
+          <w:sz w:val="40"/>
+          <w:szCs w:val="40"/>
+        </w:rPr>
+      </w:pPr>
+    </w:p>
+    <w:p>
+      <w:pPr>
+        <w:rPr>
+          <w:rFonts w:ascii="Times New Roman" w:hAnsi="Times New Roman" w:cs="Times New Roman"/>
+          <w:sz w:val="40"/>
+          <w:szCs w:val="40"/>
+        </w:rPr>
+      </w:pPr>
+      <w:r>
+        <w:rPr>
+          <w:rFonts w:ascii="Times New Roman" w:hAnsi="Times New Roman" w:cs="Times New Roman"/>
+          <w:sz w:val="40"/>
+          <w:szCs w:val="40"/>
+        </w:rPr>
+        <w:t>A mutineer</w:t>
       </w:r>
     </w:p>
     <w:p>
@@ -2277,191 +2476,17 @@
           <w:sz w:val="40"/>
           <w:szCs w:val="40"/>
         </w:rPr>
-        <w:lastRenderedPageBreak/>
-        <w:t>Imagine un équipage de bateau qui se rebelle contre le capitaine tyrannique, comme des moutons furieux qui renversent le berger. C'est une mutinerie : révolte collective contre l'autorité.</w:t>
-      </w:r>
-    </w:p>
-    <w:p>
-      <w:pPr>
-        <w:rPr>
-          <w:rFonts w:ascii="Times New Roman" w:hAnsi="Times New Roman" w:cs="Times New Roman"/>
-          <w:sz w:val="40"/>
-          <w:szCs w:val="40"/>
-        </w:rPr>
-      </w:pPr>
-    </w:p>
-    <w:p>
-      <w:pPr>
-        <w:rPr>
-          <w:rFonts w:ascii="Times New Roman" w:hAnsi="Times New Roman" w:cs="Times New Roman"/>
-          <w:sz w:val="40"/>
-          <w:szCs w:val="40"/>
-        </w:rPr>
-      </w:pPr>
-      <w:r>
-        <w:rPr>
-          <w:rFonts w:ascii="Times New Roman" w:hAnsi="Times New Roman" w:cs="Times New Roman"/>
-          <w:sz w:val="40"/>
-          <w:szCs w:val="40"/>
-        </w:rPr>
-        <w:t>Définition : Révolte ouverte et collective de soldats, marins ou subordonnés contre leurs chefs.</w:t>
-      </w:r>
-    </w:p>
-    <w:p>
-      <w:pPr>
-        <w:rPr>
-          <w:rFonts w:ascii="Times New Roman" w:hAnsi="Times New Roman" w:cs="Times New Roman"/>
-          <w:sz w:val="40"/>
-          <w:szCs w:val="40"/>
-        </w:rPr>
-      </w:pPr>
-    </w:p>
-    <w:p>
-      <w:pPr>
-        <w:rPr>
-          <w:rFonts w:ascii="Times New Roman" w:hAnsi="Times New Roman" w:cs="Times New Roman"/>
-          <w:sz w:val="40"/>
-          <w:szCs w:val="40"/>
-        </w:rPr>
-      </w:pPr>
-      <w:r>
-        <w:rPr>
-          <w:rFonts w:ascii="Times New Roman" w:hAnsi="Times New Roman" w:cs="Times New Roman"/>
-          <w:sz w:val="40"/>
-          <w:szCs w:val="40"/>
-        </w:rPr>
-        <w:t>Exemple : La mutinerie du Bounty en 1789, où l'équipage chassa le capitaine Bligh.</w:t>
-      </w:r>
-    </w:p>
-    <w:p>
-      <w:pPr>
-        <w:rPr>
-          <w:rFonts w:ascii="Times New Roman" w:hAnsi="Times New Roman" w:cs="Times New Roman"/>
-          <w:sz w:val="40"/>
-          <w:szCs w:val="40"/>
-        </w:rPr>
-      </w:pPr>
-    </w:p>
-    <w:p>
-      <w:pPr>
-        <w:rPr>
-          <w:rFonts w:ascii="Times New Roman" w:hAnsi="Times New Roman" w:cs="Times New Roman"/>
-          <w:sz w:val="40"/>
-          <w:szCs w:val="40"/>
-        </w:rPr>
-      </w:pPr>
-      <w:r>
-        <w:rPr>
-          <w:rFonts w:ascii="Times New Roman" w:hAnsi="Times New Roman" w:cs="Times New Roman"/>
-          <w:sz w:val="40"/>
-          <w:szCs w:val="40"/>
-        </w:rPr>
-        <w:t>Signification simple : Révolte des troupes contre leurs officiers.</w:t>
-      </w:r>
-    </w:p>
-    <w:p>
-      <w:pPr>
-        <w:rPr>
-          <w:rFonts w:ascii="Times New Roman" w:hAnsi="Times New Roman" w:cs="Times New Roman"/>
-          <w:sz w:val="40"/>
-          <w:szCs w:val="40"/>
-        </w:rPr>
-      </w:pPr>
-      <w:r>
-        <w:rPr>
-          <w:rFonts w:ascii="Times New Roman" w:hAnsi="Times New Roman" w:cs="Times New Roman"/>
-          <w:sz w:val="40"/>
-          <w:szCs w:val="40"/>
-        </w:rPr>
-        <w:t>)</w:t>
-      </w:r>
-    </w:p>
-    <w:p>
-      <w:pPr>
-        <w:rPr>
-          <w:rFonts w:ascii="Times New Roman" w:hAnsi="Times New Roman" w:cs="Times New Roman"/>
-          <w:sz w:val="40"/>
-          <w:szCs w:val="40"/>
-        </w:rPr>
-      </w:pPr>
-    </w:p>
-    <w:p>
-      <w:pPr>
-        <w:rPr>
-          <w:rFonts w:ascii="Times New Roman" w:hAnsi="Times New Roman" w:cs="Times New Roman"/>
-          <w:sz w:val="40"/>
-          <w:szCs w:val="40"/>
-        </w:rPr>
-      </w:pPr>
-    </w:p>
-    <w:p>
-      <w:pPr>
-        <w:rPr>
-          <w:rFonts w:ascii="Times New Roman" w:hAnsi="Times New Roman" w:cs="Times New Roman"/>
-          <w:sz w:val="40"/>
-          <w:szCs w:val="40"/>
-        </w:rPr>
-      </w:pPr>
-      <w:r>
-        <w:rPr>
-          <w:rFonts w:ascii="Times New Roman" w:hAnsi="Times New Roman" w:cs="Times New Roman"/>
-          <w:sz w:val="40"/>
-          <w:szCs w:val="40"/>
-        </w:rPr>
-        <w:t xml:space="preserve">un mutin    : </w:t>
-      </w:r>
-    </w:p>
-    <w:p>
-      <w:pPr>
-        <w:rPr>
-          <w:rFonts w:ascii="Times New Roman" w:hAnsi="Times New Roman" w:cs="Times New Roman"/>
-          <w:sz w:val="40"/>
-          <w:szCs w:val="40"/>
-        </w:rPr>
-      </w:pPr>
-    </w:p>
-    <w:p>
-      <w:pPr>
-        <w:rPr>
-          <w:rFonts w:ascii="Times New Roman" w:hAnsi="Times New Roman" w:cs="Times New Roman"/>
-          <w:sz w:val="40"/>
-          <w:szCs w:val="40"/>
-        </w:rPr>
-      </w:pPr>
-    </w:p>
-    <w:p>
-      <w:pPr>
-        <w:rPr>
-          <w:rFonts w:ascii="Times New Roman" w:hAnsi="Times New Roman" w:cs="Times New Roman"/>
-          <w:sz w:val="40"/>
-          <w:szCs w:val="40"/>
-        </w:rPr>
-      </w:pPr>
-      <w:r>
-        <w:rPr>
-          <w:rFonts w:ascii="Times New Roman" w:hAnsi="Times New Roman" w:cs="Times New Roman"/>
-          <w:sz w:val="40"/>
-          <w:szCs w:val="40"/>
-        </w:rPr>
-        <w:t>A mutineer</w:t>
-      </w:r>
-    </w:p>
-    <w:p>
-      <w:pPr>
-        <w:rPr>
-          <w:rFonts w:ascii="Times New Roman" w:hAnsi="Times New Roman" w:cs="Times New Roman"/>
-          <w:sz w:val="40"/>
-          <w:szCs w:val="40"/>
-        </w:rPr>
-      </w:pPr>
-      <w:r>
-        <w:rPr>
-          <w:rFonts w:ascii="Times New Roman" w:hAnsi="Times New Roman" w:cs="Times New Roman"/>
-          <w:sz w:val="40"/>
-          <w:szCs w:val="40"/>
-        </w:rPr>
-        <w:t>(</w:t>
-      </w:r>
+        <w:t>Signification simple : Soldat rebelle contre son chef.</w:t>
+      </w:r>
+    </w:p>
+    <w:p>
+      <w:pPr>
+        <w:rPr>
+          <w:rFonts w:ascii="Times New Roman" w:hAnsi="Times New Roman" w:cs="Times New Roman"/>
+          <w:sz w:val="40"/>
+          <w:szCs w:val="40"/>
+        </w:rPr>
+      </w:pPr>
     </w:p>
     <w:p>
       <w:pPr>
@@ -2541,32 +2566,6 @@
           <w:szCs w:val="40"/>
         </w:rPr>
       </w:pPr>
-    </w:p>
-    <w:p>
-      <w:pPr>
-        <w:rPr>
-          <w:rFonts w:ascii="Times New Roman" w:hAnsi="Times New Roman" w:cs="Times New Roman"/>
-          <w:sz w:val="40"/>
-          <w:szCs w:val="40"/>
-        </w:rPr>
-      </w:pPr>
-      <w:r>
-        <w:rPr>
-          <w:rFonts w:ascii="Times New Roman" w:hAnsi="Times New Roman" w:cs="Times New Roman"/>
-          <w:sz w:val="40"/>
-          <w:szCs w:val="40"/>
-        </w:rPr>
-        <w:t>Signification simple : Soldat rebelle contre son chef.</w:t>
-      </w:r>
-    </w:p>
-    <w:p>
-      <w:pPr>
-        <w:rPr>
-          <w:rFonts w:ascii="Times New Roman" w:hAnsi="Times New Roman" w:cs="Times New Roman"/>
-          <w:sz w:val="40"/>
-          <w:szCs w:val="40"/>
-        </w:rPr>
-      </w:pPr>
       <w:r>
         <w:rPr>
           <w:rFonts w:ascii="Times New Roman" w:hAnsi="Times New Roman" w:cs="Times New Roman"/>
@@ -2677,6 +2676,32 @@
           <w:sz w:val="40"/>
           <w:szCs w:val="40"/>
         </w:rPr>
+        <w:t>Signification: Amour pour son pays.</w:t>
+      </w:r>
+    </w:p>
+    <w:p>
+      <w:pPr>
+        <w:rPr>
+          <w:rFonts w:ascii="Times New Roman" w:hAnsi="Times New Roman" w:cs="Times New Roman"/>
+          <w:sz w:val="40"/>
+          <w:szCs w:val="40"/>
+        </w:rPr>
+      </w:pPr>
+    </w:p>
+    <w:p>
+      <w:pPr>
+        <w:rPr>
+          <w:rFonts w:ascii="Times New Roman" w:hAnsi="Times New Roman" w:cs="Times New Roman"/>
+          <w:sz w:val="40"/>
+          <w:szCs w:val="40"/>
+        </w:rPr>
+      </w:pPr>
+      <w:r>
+        <w:rPr>
+          <w:rFonts w:ascii="Times New Roman" w:hAnsi="Times New Roman" w:cs="Times New Roman"/>
+          <w:sz w:val="40"/>
+          <w:szCs w:val="40"/>
+        </w:rPr>
         <w:t xml:space="preserve">Le patriotisme est comme un bouclier familial: on défend sa maison en guerre, on la unit en paix. </w:t>
       </w:r>
     </w:p>
@@ -2740,32 +2765,6 @@
           <w:szCs w:val="40"/>
         </w:rPr>
       </w:pPr>
-    </w:p>
-    <w:p>
-      <w:pPr>
-        <w:rPr>
-          <w:rFonts w:ascii="Times New Roman" w:hAnsi="Times New Roman" w:cs="Times New Roman"/>
-          <w:sz w:val="40"/>
-          <w:szCs w:val="40"/>
-        </w:rPr>
-      </w:pPr>
-      <w:r>
-        <w:rPr>
-          <w:rFonts w:ascii="Times New Roman" w:hAnsi="Times New Roman" w:cs="Times New Roman"/>
-          <w:sz w:val="40"/>
-          <w:szCs w:val="40"/>
-        </w:rPr>
-        <w:t>Signification: Amour pour son pays.</w:t>
-      </w:r>
-    </w:p>
-    <w:p>
-      <w:pPr>
-        <w:rPr>
-          <w:rFonts w:ascii="Times New Roman" w:hAnsi="Times New Roman" w:cs="Times New Roman"/>
-          <w:sz w:val="40"/>
-          <w:szCs w:val="40"/>
-        </w:rPr>
-      </w:pPr>
       <w:r>
         <w:rPr>
           <w:rFonts w:ascii="Times New Roman" w:hAnsi="Times New Roman" w:cs="Times New Roman"/>
@@ -2842,6 +2841,7 @@
           <w:sz w:val="40"/>
           <w:szCs w:val="40"/>
         </w:rPr>
+        <w:lastRenderedPageBreak/>
         <w:t>A patriot</w:t>
       </w:r>
     </w:p>
@@ -2876,6 +2876,32 @@
           <w:sz w:val="40"/>
           <w:szCs w:val="40"/>
         </w:rPr>
+        <w:t>Signification simple : Amant courageux de sa patrie.</w:t>
+      </w:r>
+    </w:p>
+    <w:p>
+      <w:pPr>
+        <w:rPr>
+          <w:rFonts w:ascii="Times New Roman" w:hAnsi="Times New Roman" w:cs="Times New Roman"/>
+          <w:sz w:val="40"/>
+          <w:szCs w:val="40"/>
+        </w:rPr>
+      </w:pPr>
+    </w:p>
+    <w:p>
+      <w:pPr>
+        <w:rPr>
+          <w:rFonts w:ascii="Times New Roman" w:hAnsi="Times New Roman" w:cs="Times New Roman"/>
+          <w:sz w:val="40"/>
+          <w:szCs w:val="40"/>
+        </w:rPr>
+      </w:pPr>
+      <w:r>
+        <w:rPr>
+          <w:rFonts w:ascii="Times New Roman" w:hAnsi="Times New Roman" w:cs="Times New Roman"/>
+          <w:sz w:val="40"/>
+          <w:szCs w:val="40"/>
+        </w:rPr>
         <w:t>Un patriote est comme un lion féroce qui défend sa savane contre les envahisseurs, protégeant sa meute en guerre et en paix.</w:t>
       </w:r>
     </w:p>
@@ -2939,32 +2965,6 @@
           <w:szCs w:val="40"/>
         </w:rPr>
       </w:pPr>
-    </w:p>
-    <w:p>
-      <w:pPr>
-        <w:rPr>
-          <w:rFonts w:ascii="Times New Roman" w:hAnsi="Times New Roman" w:cs="Times New Roman"/>
-          <w:sz w:val="40"/>
-          <w:szCs w:val="40"/>
-        </w:rPr>
-      </w:pPr>
-      <w:r>
-        <w:rPr>
-          <w:rFonts w:ascii="Times New Roman" w:hAnsi="Times New Roman" w:cs="Times New Roman"/>
-          <w:sz w:val="40"/>
-          <w:szCs w:val="40"/>
-        </w:rPr>
-        <w:t>Signification simple : Amant courageux de sa patrie.</w:t>
-      </w:r>
-    </w:p>
-    <w:p>
-      <w:pPr>
-        <w:rPr>
-          <w:rFonts w:ascii="Times New Roman" w:hAnsi="Times New Roman" w:cs="Times New Roman"/>
-          <w:sz w:val="40"/>
-          <w:szCs w:val="40"/>
-        </w:rPr>
-      </w:pPr>
       <w:r>
         <w:rPr>
           <w:rFonts w:ascii="Times New Roman" w:hAnsi="Times New Roman" w:cs="Times New Roman"/>
@@ -3075,6 +3075,32 @@
           <w:sz w:val="40"/>
           <w:szCs w:val="40"/>
         </w:rPr>
+        <w:t>Signification: Symbole de paix ou capitulation.</w:t>
+      </w:r>
+    </w:p>
+    <w:p>
+      <w:pPr>
+        <w:rPr>
+          <w:rFonts w:ascii="Times New Roman" w:hAnsi="Times New Roman" w:cs="Times New Roman"/>
+          <w:sz w:val="40"/>
+          <w:szCs w:val="40"/>
+        </w:rPr>
+      </w:pPr>
+    </w:p>
+    <w:p>
+      <w:pPr>
+        <w:rPr>
+          <w:rFonts w:ascii="Times New Roman" w:hAnsi="Times New Roman" w:cs="Times New Roman"/>
+          <w:sz w:val="40"/>
+          <w:szCs w:val="40"/>
+        </w:rPr>
+      </w:pPr>
+      <w:r>
+        <w:rPr>
+          <w:rFonts w:ascii="Times New Roman" w:hAnsi="Times New Roman" w:cs="Times New Roman"/>
+          <w:sz w:val="40"/>
+          <w:szCs w:val="40"/>
+        </w:rPr>
         <w:t>Imagine un signal blanc agité pour crier "Paix!" au milieu du chaos de la guerre, comme un oiseau blanc fuyant la bataille.</w:t>
       </w:r>
     </w:p>
@@ -3138,32 +3164,6 @@
           <w:szCs w:val="40"/>
         </w:rPr>
       </w:pPr>
-    </w:p>
-    <w:p>
-      <w:pPr>
-        <w:rPr>
-          <w:rFonts w:ascii="Times New Roman" w:hAnsi="Times New Roman" w:cs="Times New Roman"/>
-          <w:sz w:val="40"/>
-          <w:szCs w:val="40"/>
-        </w:rPr>
-      </w:pPr>
-      <w:r>
-        <w:rPr>
-          <w:rFonts w:ascii="Times New Roman" w:hAnsi="Times New Roman" w:cs="Times New Roman"/>
-          <w:sz w:val="40"/>
-          <w:szCs w:val="40"/>
-        </w:rPr>
-        <w:t>Signification: Symbole de paix ou capitulation.</w:t>
-      </w:r>
-    </w:p>
-    <w:p>
-      <w:pPr>
-        <w:rPr>
-          <w:rFonts w:ascii="Times New Roman" w:hAnsi="Times New Roman" w:cs="Times New Roman"/>
-          <w:sz w:val="40"/>
-          <w:szCs w:val="40"/>
-        </w:rPr>
-      </w:pPr>
       <w:r>
         <w:rPr>
           <w:rFonts w:ascii="Times New Roman" w:hAnsi="Times New Roman" w:cs="Times New Roman"/>
@@ -3274,6 +3274,32 @@
           <w:sz w:val="40"/>
           <w:szCs w:val="40"/>
         </w:rPr>
+        <w:t>Signification simple : Défi pour tester sans combattre.</w:t>
+      </w:r>
+    </w:p>
+    <w:p>
+      <w:pPr>
+        <w:rPr>
+          <w:rFonts w:ascii="Times New Roman" w:hAnsi="Times New Roman" w:cs="Times New Roman"/>
+          <w:sz w:val="40"/>
+          <w:szCs w:val="40"/>
+        </w:rPr>
+      </w:pPr>
+    </w:p>
+    <w:p>
+      <w:pPr>
+        <w:rPr>
+          <w:rFonts w:ascii="Times New Roman" w:hAnsi="Times New Roman" w:cs="Times New Roman"/>
+          <w:sz w:val="40"/>
+          <w:szCs w:val="40"/>
+        </w:rPr>
+      </w:pPr>
+      <w:r>
+        <w:rPr>
+          <w:rFonts w:ascii="Times New Roman" w:hAnsi="Times New Roman" w:cs="Times New Roman"/>
+          <w:sz w:val="40"/>
+          <w:szCs w:val="40"/>
+        </w:rPr>
         <w:t xml:space="preserve">Une provocation est comme lancer une allumette dans une poudrière : ça enflamme les tensions sans guerre ouverte, pour tester l'ennemi. </w:t>
       </w:r>
     </w:p>
@@ -3337,32 +3363,6 @@
           <w:szCs w:val="40"/>
         </w:rPr>
       </w:pPr>
-    </w:p>
-    <w:p>
-      <w:pPr>
-        <w:rPr>
-          <w:rFonts w:ascii="Times New Roman" w:hAnsi="Times New Roman" w:cs="Times New Roman"/>
-          <w:sz w:val="40"/>
-          <w:szCs w:val="40"/>
-        </w:rPr>
-      </w:pPr>
-      <w:r>
-        <w:rPr>
-          <w:rFonts w:ascii="Times New Roman" w:hAnsi="Times New Roman" w:cs="Times New Roman"/>
-          <w:sz w:val="40"/>
-          <w:szCs w:val="40"/>
-        </w:rPr>
-        <w:t>Signification simple : Défi pour tester sans combattre.</w:t>
-      </w:r>
-    </w:p>
-    <w:p>
-      <w:pPr>
-        <w:rPr>
-          <w:rFonts w:ascii="Times New Roman" w:hAnsi="Times New Roman" w:cs="Times New Roman"/>
-          <w:sz w:val="40"/>
-          <w:szCs w:val="40"/>
-        </w:rPr>
-      </w:pPr>
       <w:r>
         <w:rPr>
           <w:rFonts w:ascii="Times New Roman" w:hAnsi="Times New Roman" w:cs="Times New Roman"/>
@@ -3404,7 +3404,6 @@
           <w:sz w:val="40"/>
           <w:szCs w:val="40"/>
         </w:rPr>
-        <w:lastRenderedPageBreak/>
         <w:t xml:space="preserve">une guerre civile    : </w:t>
       </w:r>
     </w:p>
@@ -3474,6 +3473,32 @@
           <w:sz w:val="40"/>
           <w:szCs w:val="40"/>
         </w:rPr>
+        <w:t>Signification: Frères d'un pays qui s'entre-tuent.</w:t>
+      </w:r>
+    </w:p>
+    <w:p>
+      <w:pPr>
+        <w:rPr>
+          <w:rFonts w:ascii="Times New Roman" w:hAnsi="Times New Roman" w:cs="Times New Roman"/>
+          <w:sz w:val="40"/>
+          <w:szCs w:val="40"/>
+        </w:rPr>
+      </w:pPr>
+    </w:p>
+    <w:p>
+      <w:pPr>
+        <w:rPr>
+          <w:rFonts w:ascii="Times New Roman" w:hAnsi="Times New Roman" w:cs="Times New Roman"/>
+          <w:sz w:val="40"/>
+          <w:szCs w:val="40"/>
+        </w:rPr>
+      </w:pPr>
+      <w:r>
+        <w:rPr>
+          <w:rFonts w:ascii="Times New Roman" w:hAnsi="Times New Roman" w:cs="Times New Roman"/>
+          <w:sz w:val="40"/>
+          <w:szCs w:val="40"/>
+        </w:rPr>
         <w:t>Imagine une famille où frères et sœurs s'entre-tuent pour l'héritage: voilà une guerre civile, combat fratricide au sein d'un même pays.</w:t>
       </w:r>
     </w:p>
@@ -3537,32 +3562,6 @@
           <w:szCs w:val="40"/>
         </w:rPr>
       </w:pPr>
-    </w:p>
-    <w:p>
-      <w:pPr>
-        <w:rPr>
-          <w:rFonts w:ascii="Times New Roman" w:hAnsi="Times New Roman" w:cs="Times New Roman"/>
-          <w:sz w:val="40"/>
-          <w:szCs w:val="40"/>
-        </w:rPr>
-      </w:pPr>
-      <w:r>
-        <w:rPr>
-          <w:rFonts w:ascii="Times New Roman" w:hAnsi="Times New Roman" w:cs="Times New Roman"/>
-          <w:sz w:val="40"/>
-          <w:szCs w:val="40"/>
-        </w:rPr>
-        <w:t>Signification: Frères d'un pays qui s'entre-tuent.</w:t>
-      </w:r>
-    </w:p>
-    <w:p>
-      <w:pPr>
-        <w:rPr>
-          <w:rFonts w:ascii="Times New Roman" w:hAnsi="Times New Roman" w:cs="Times New Roman"/>
-          <w:sz w:val="40"/>
-          <w:szCs w:val="40"/>
-        </w:rPr>
-      </w:pPr>
       <w:r>
         <w:rPr>
           <w:rFonts w:ascii="Times New Roman" w:hAnsi="Times New Roman" w:cs="Times New Roman"/>
@@ -3658,6 +3657,32 @@
         </w:rPr>
         <w:t>(</w:t>
       </w:r>
+    </w:p>
+    <w:p>
+      <w:pPr>
+        <w:rPr>
+          <w:rFonts w:ascii="Times New Roman" w:hAnsi="Times New Roman" w:cs="Times New Roman"/>
+          <w:sz w:val="40"/>
+          <w:szCs w:val="40"/>
+        </w:rPr>
+      </w:pPr>
+      <w:r>
+        <w:rPr>
+          <w:rFonts w:ascii="Times New Roman" w:hAnsi="Times New Roman" w:cs="Times New Roman"/>
+          <w:sz w:val="40"/>
+          <w:szCs w:val="40"/>
+        </w:rPr>
+        <w:t>Signification simple : Non-soldat en temps de guerre.</w:t>
+      </w:r>
+    </w:p>
+    <w:p>
+      <w:pPr>
+        <w:rPr>
+          <w:rFonts w:ascii="Times New Roman" w:hAnsi="Times New Roman" w:cs="Times New Roman"/>
+          <w:sz w:val="40"/>
+          <w:szCs w:val="40"/>
+        </w:rPr>
+      </w:pPr>
     </w:p>
     <w:p>
       <w:pPr>
@@ -3737,32 +3762,6 @@
           <w:szCs w:val="40"/>
         </w:rPr>
       </w:pPr>
-    </w:p>
-    <w:p>
-      <w:pPr>
-        <w:rPr>
-          <w:rFonts w:ascii="Times New Roman" w:hAnsi="Times New Roman" w:cs="Times New Roman"/>
-          <w:sz w:val="40"/>
-          <w:szCs w:val="40"/>
-        </w:rPr>
-      </w:pPr>
-      <w:r>
-        <w:rPr>
-          <w:rFonts w:ascii="Times New Roman" w:hAnsi="Times New Roman" w:cs="Times New Roman"/>
-          <w:sz w:val="40"/>
-          <w:szCs w:val="40"/>
-        </w:rPr>
-        <w:t>Signification simple : Non-soldat en temps de guerre.</w:t>
-      </w:r>
-    </w:p>
-    <w:p>
-      <w:pPr>
-        <w:rPr>
-          <w:rFonts w:ascii="Times New Roman" w:hAnsi="Times New Roman" w:cs="Times New Roman"/>
-          <w:sz w:val="40"/>
-          <w:szCs w:val="40"/>
-        </w:rPr>
-      </w:pPr>
       <w:r>
         <w:rPr>
           <w:rFonts w:ascii="Times New Roman" w:hAnsi="Times New Roman" w:cs="Times New Roman"/>
@@ -3873,6 +3872,32 @@
           <w:sz w:val="40"/>
           <w:szCs w:val="40"/>
         </w:rPr>
+        <w:t>Signification : Troupe de soldats pour guerre et paix.</w:t>
+      </w:r>
+    </w:p>
+    <w:p>
+      <w:pPr>
+        <w:rPr>
+          <w:rFonts w:ascii="Times New Roman" w:hAnsi="Times New Roman" w:cs="Times New Roman"/>
+          <w:sz w:val="40"/>
+          <w:szCs w:val="40"/>
+        </w:rPr>
+      </w:pPr>
+    </w:p>
+    <w:p>
+      <w:pPr>
+        <w:rPr>
+          <w:rFonts w:ascii="Times New Roman" w:hAnsi="Times New Roman" w:cs="Times New Roman"/>
+          <w:sz w:val="40"/>
+          <w:szCs w:val="40"/>
+        </w:rPr>
+      </w:pPr>
+      <w:r>
+        <w:rPr>
+          <w:rFonts w:ascii="Times New Roman" w:hAnsi="Times New Roman" w:cs="Times New Roman"/>
+          <w:sz w:val="40"/>
+          <w:szCs w:val="40"/>
+        </w:rPr>
         <w:t xml:space="preserve">L'armée : comme un troupeau de lions protégeant la savane de la meute ennemie. </w:t>
       </w:r>
     </w:p>
@@ -3936,32 +3961,6 @@
           <w:szCs w:val="40"/>
         </w:rPr>
       </w:pPr>
-    </w:p>
-    <w:p>
-      <w:pPr>
-        <w:rPr>
-          <w:rFonts w:ascii="Times New Roman" w:hAnsi="Times New Roman" w:cs="Times New Roman"/>
-          <w:sz w:val="40"/>
-          <w:szCs w:val="40"/>
-        </w:rPr>
-      </w:pPr>
-      <w:r>
-        <w:rPr>
-          <w:rFonts w:ascii="Times New Roman" w:hAnsi="Times New Roman" w:cs="Times New Roman"/>
-          <w:sz w:val="40"/>
-          <w:szCs w:val="40"/>
-        </w:rPr>
-        <w:t>Signification : Troupe de soldats pour guerre et paix.</w:t>
-      </w:r>
-    </w:p>
-    <w:p>
-      <w:pPr>
-        <w:rPr>
-          <w:rFonts w:ascii="Times New Roman" w:hAnsi="Times New Roman" w:cs="Times New Roman"/>
-          <w:sz w:val="40"/>
-          <w:szCs w:val="40"/>
-        </w:rPr>
-      </w:pPr>
       <w:r>
         <w:rPr>
           <w:rFonts w:ascii="Times New Roman" w:hAnsi="Times New Roman" w:cs="Times New Roman"/>
@@ -4072,6 +4071,32 @@
           <w:sz w:val="40"/>
           <w:szCs w:val="40"/>
         </w:rPr>
+        <w:t>Signification: Armée d'un pays en guerre et paix.</w:t>
+      </w:r>
+    </w:p>
+    <w:p>
+      <w:pPr>
+        <w:rPr>
+          <w:rFonts w:ascii="Times New Roman" w:hAnsi="Times New Roman" w:cs="Times New Roman"/>
+          <w:sz w:val="40"/>
+          <w:szCs w:val="40"/>
+        </w:rPr>
+      </w:pPr>
+    </w:p>
+    <w:p>
+      <w:pPr>
+        <w:rPr>
+          <w:rFonts w:ascii="Times New Roman" w:hAnsi="Times New Roman" w:cs="Times New Roman"/>
+          <w:sz w:val="40"/>
+          <w:szCs w:val="40"/>
+        </w:rPr>
+      </w:pPr>
+      <w:r>
+        <w:rPr>
+          <w:rFonts w:ascii="Times New Roman" w:hAnsi="Times New Roman" w:cs="Times New Roman"/>
+          <w:sz w:val="40"/>
+          <w:szCs w:val="40"/>
+        </w:rPr>
         <w:t>Les militaires sont comme un bouclier humain protégeant la nation en guerre, et gardiens de la paix en temps calme.</w:t>
       </w:r>
     </w:p>
@@ -4135,32 +4160,6 @@
           <w:szCs w:val="40"/>
         </w:rPr>
       </w:pPr>
-    </w:p>
-    <w:p>
-      <w:pPr>
-        <w:rPr>
-          <w:rFonts w:ascii="Times New Roman" w:hAnsi="Times New Roman" w:cs="Times New Roman"/>
-          <w:sz w:val="40"/>
-          <w:szCs w:val="40"/>
-        </w:rPr>
-      </w:pPr>
-      <w:r>
-        <w:rPr>
-          <w:rFonts w:ascii="Times New Roman" w:hAnsi="Times New Roman" w:cs="Times New Roman"/>
-          <w:sz w:val="40"/>
-          <w:szCs w:val="40"/>
-        </w:rPr>
-        <w:t>Signification: Armée d'un pays en guerre et paix.</w:t>
-      </w:r>
-    </w:p>
-    <w:p>
-      <w:pPr>
-        <w:rPr>
-          <w:rFonts w:ascii="Times New Roman" w:hAnsi="Times New Roman" w:cs="Times New Roman"/>
-          <w:sz w:val="40"/>
-          <w:szCs w:val="40"/>
-        </w:rPr>
-      </w:pPr>
       <w:r>
         <w:rPr>
           <w:rFonts w:ascii="Times New Roman" w:hAnsi="Times New Roman" w:cs="Times New Roman"/>
@@ -4256,6 +4255,32 @@
         </w:rPr>
         <w:t>(</w:t>
       </w:r>
+    </w:p>
+    <w:p>
+      <w:pPr>
+        <w:rPr>
+          <w:rFonts w:ascii="Times New Roman" w:hAnsi="Times New Roman" w:cs="Times New Roman"/>
+          <w:sz w:val="40"/>
+          <w:szCs w:val="40"/>
+        </w:rPr>
+      </w:pPr>
+      <w:r>
+        <w:rPr>
+          <w:rFonts w:ascii="Times New Roman" w:hAnsi="Times New Roman" w:cs="Times New Roman"/>
+          <w:sz w:val="40"/>
+          <w:szCs w:val="40"/>
+        </w:rPr>
+        <w:t>Signification: Guerrier au service de la patrie.</w:t>
+      </w:r>
+    </w:p>
+    <w:p>
+      <w:pPr>
+        <w:rPr>
+          <w:rFonts w:ascii="Times New Roman" w:hAnsi="Times New Roman" w:cs="Times New Roman"/>
+          <w:sz w:val="40"/>
+          <w:szCs w:val="40"/>
+        </w:rPr>
+      </w:pPr>
     </w:p>
     <w:p>
       <w:pPr>
@@ -4335,32 +4360,6 @@
           <w:szCs w:val="40"/>
         </w:rPr>
       </w:pPr>
-    </w:p>
-    <w:p>
-      <w:pPr>
-        <w:rPr>
-          <w:rFonts w:ascii="Times New Roman" w:hAnsi="Times New Roman" w:cs="Times New Roman"/>
-          <w:sz w:val="40"/>
-          <w:szCs w:val="40"/>
-        </w:rPr>
-      </w:pPr>
-      <w:r>
-        <w:rPr>
-          <w:rFonts w:ascii="Times New Roman" w:hAnsi="Times New Roman" w:cs="Times New Roman"/>
-          <w:sz w:val="40"/>
-          <w:szCs w:val="40"/>
-        </w:rPr>
-        <w:t>Signification: Guerrier au service de la patrie.</w:t>
-      </w:r>
-    </w:p>
-    <w:p>
-      <w:pPr>
-        <w:rPr>
-          <w:rFonts w:ascii="Times New Roman" w:hAnsi="Times New Roman" w:cs="Times New Roman"/>
-          <w:sz w:val="40"/>
-          <w:szCs w:val="40"/>
-        </w:rPr>
-      </w:pPr>
       <w:r>
         <w:rPr>
           <w:rFonts w:ascii="Times New Roman" w:hAnsi="Times New Roman" w:cs="Times New Roman"/>
@@ -4471,6 +4470,32 @@
           <w:sz w:val="40"/>
           <w:szCs w:val="40"/>
         </w:rPr>
+        <w:t>Signification: Guerrier au service de son pays.</w:t>
+      </w:r>
+    </w:p>
+    <w:p>
+      <w:pPr>
+        <w:rPr>
+          <w:rFonts w:ascii="Times New Roman" w:hAnsi="Times New Roman" w:cs="Times New Roman"/>
+          <w:sz w:val="40"/>
+          <w:szCs w:val="40"/>
+        </w:rPr>
+      </w:pPr>
+    </w:p>
+    <w:p>
+      <w:pPr>
+        <w:rPr>
+          <w:rFonts w:ascii="Times New Roman" w:hAnsi="Times New Roman" w:cs="Times New Roman"/>
+          <w:sz w:val="40"/>
+          <w:szCs w:val="40"/>
+        </w:rPr>
+      </w:pPr>
+      <w:r>
+        <w:rPr>
+          <w:rFonts w:ascii="Times New Roman" w:hAnsi="Times New Roman" w:cs="Times New Roman"/>
+          <w:sz w:val="40"/>
+          <w:szCs w:val="40"/>
+        </w:rPr>
         <w:t>Un militaire est comme un pion sur l'échiquier de la guerre: il avance, protège ou combat pour la paix.</w:t>
       </w:r>
     </w:p>
@@ -4534,32 +4559,6 @@
           <w:szCs w:val="40"/>
         </w:rPr>
       </w:pPr>
-    </w:p>
-    <w:p>
-      <w:pPr>
-        <w:rPr>
-          <w:rFonts w:ascii="Times New Roman" w:hAnsi="Times New Roman" w:cs="Times New Roman"/>
-          <w:sz w:val="40"/>
-          <w:szCs w:val="40"/>
-        </w:rPr>
-      </w:pPr>
-      <w:r>
-        <w:rPr>
-          <w:rFonts w:ascii="Times New Roman" w:hAnsi="Times New Roman" w:cs="Times New Roman"/>
-          <w:sz w:val="40"/>
-          <w:szCs w:val="40"/>
-        </w:rPr>
-        <w:t>Signification: Guerrier au service de son pays.</w:t>
-      </w:r>
-    </w:p>
-    <w:p>
-      <w:pPr>
-        <w:rPr>
-          <w:rFonts w:ascii="Times New Roman" w:hAnsi="Times New Roman" w:cs="Times New Roman"/>
-          <w:sz w:val="40"/>
-          <w:szCs w:val="40"/>
-        </w:rPr>
-      </w:pPr>
       <w:r>
         <w:rPr>
           <w:rFonts w:ascii="Times New Roman" w:hAnsi="Times New Roman" w:cs="Times New Roman"/>
@@ -4670,6 +4669,32 @@
           <w:sz w:val="40"/>
           <w:szCs w:val="40"/>
         </w:rPr>
+        <w:t>Signification simple : Soldats groupés pour la bataille.</w:t>
+      </w:r>
+    </w:p>
+    <w:p>
+      <w:pPr>
+        <w:rPr>
+          <w:rFonts w:ascii="Times New Roman" w:hAnsi="Times New Roman" w:cs="Times New Roman"/>
+          <w:sz w:val="40"/>
+          <w:szCs w:val="40"/>
+        </w:rPr>
+      </w:pPr>
+    </w:p>
+    <w:p>
+      <w:pPr>
+        <w:rPr>
+          <w:rFonts w:ascii="Times New Roman" w:hAnsi="Times New Roman" w:cs="Times New Roman"/>
+          <w:sz w:val="40"/>
+          <w:szCs w:val="40"/>
+        </w:rPr>
+      </w:pPr>
+      <w:r>
+        <w:rPr>
+          <w:rFonts w:ascii="Times New Roman" w:hAnsi="Times New Roman" w:cs="Times New Roman"/>
+          <w:sz w:val="40"/>
+          <w:szCs w:val="40"/>
+        </w:rPr>
         <w:t>Imagine une fourmilière en guerre : des troupes sont les fourmis soldats qui avancent en rangs serrés pour conquérir ou défendre.</w:t>
       </w:r>
     </w:p>
@@ -4733,32 +4758,6 @@
           <w:szCs w:val="40"/>
         </w:rPr>
       </w:pPr>
-    </w:p>
-    <w:p>
-      <w:pPr>
-        <w:rPr>
-          <w:rFonts w:ascii="Times New Roman" w:hAnsi="Times New Roman" w:cs="Times New Roman"/>
-          <w:sz w:val="40"/>
-          <w:szCs w:val="40"/>
-        </w:rPr>
-      </w:pPr>
-      <w:r>
-        <w:rPr>
-          <w:rFonts w:ascii="Times New Roman" w:hAnsi="Times New Roman" w:cs="Times New Roman"/>
-          <w:sz w:val="40"/>
-          <w:szCs w:val="40"/>
-        </w:rPr>
-        <w:t>Signification simple : Soldats groupés pour la bataille.</w:t>
-      </w:r>
-    </w:p>
-    <w:p>
-      <w:pPr>
-        <w:rPr>
-          <w:rFonts w:ascii="Times New Roman" w:hAnsi="Times New Roman" w:cs="Times New Roman"/>
-          <w:sz w:val="40"/>
-          <w:szCs w:val="40"/>
-        </w:rPr>
-      </w:pPr>
       <w:r>
         <w:rPr>
           <w:rFonts w:ascii="Times New Roman" w:hAnsi="Times New Roman" w:cs="Times New Roman"/>
@@ -4869,6 +4868,32 @@
           <w:sz w:val="40"/>
           <w:szCs w:val="40"/>
         </w:rPr>
+        <w:t>Signification simple : Soldats de base au combat.</w:t>
+      </w:r>
+    </w:p>
+    <w:p>
+      <w:pPr>
+        <w:rPr>
+          <w:rFonts w:ascii="Times New Roman" w:hAnsi="Times New Roman" w:cs="Times New Roman"/>
+          <w:sz w:val="40"/>
+          <w:szCs w:val="40"/>
+        </w:rPr>
+      </w:pPr>
+    </w:p>
+    <w:p>
+      <w:pPr>
+        <w:rPr>
+          <w:rFonts w:ascii="Times New Roman" w:hAnsi="Times New Roman" w:cs="Times New Roman"/>
+          <w:sz w:val="40"/>
+          <w:szCs w:val="40"/>
+        </w:rPr>
+      </w:pPr>
+      <w:r>
+        <w:rPr>
+          <w:rFonts w:ascii="Times New Roman" w:hAnsi="Times New Roman" w:cs="Times New Roman"/>
+          <w:sz w:val="40"/>
+          <w:szCs w:val="40"/>
+        </w:rPr>
         <w:t>Imagine une armée comme une ruche : les abeilles ouvrières en première ligne sont les hommes de troupe, pas les reines qui commandent.</w:t>
       </w:r>
     </w:p>
@@ -4932,32 +4957,6 @@
           <w:szCs w:val="40"/>
         </w:rPr>
       </w:pPr>
-    </w:p>
-    <w:p>
-      <w:pPr>
-        <w:rPr>
-          <w:rFonts w:ascii="Times New Roman" w:hAnsi="Times New Roman" w:cs="Times New Roman"/>
-          <w:sz w:val="40"/>
-          <w:szCs w:val="40"/>
-        </w:rPr>
-      </w:pPr>
-      <w:r>
-        <w:rPr>
-          <w:rFonts w:ascii="Times New Roman" w:hAnsi="Times New Roman" w:cs="Times New Roman"/>
-          <w:sz w:val="40"/>
-          <w:szCs w:val="40"/>
-        </w:rPr>
-        <w:t>Signification simple : Soldats de base au combat.</w:t>
-      </w:r>
-    </w:p>
-    <w:p>
-      <w:pPr>
-        <w:rPr>
-          <w:rFonts w:ascii="Times New Roman" w:hAnsi="Times New Roman" w:cs="Times New Roman"/>
-          <w:sz w:val="40"/>
-          <w:szCs w:val="40"/>
-        </w:rPr>
-      </w:pPr>
       <w:r>
         <w:rPr>
           <w:rFonts w:ascii="Times New Roman" w:hAnsi="Times New Roman" w:cs="Times New Roman"/>
@@ -5068,6 +5067,32 @@
           <w:sz w:val="40"/>
           <w:szCs w:val="40"/>
         </w:rPr>
+        <w:t>Signification simple : Appel forcé à l'armée pour tous.</w:t>
+      </w:r>
+    </w:p>
+    <w:p>
+      <w:pPr>
+        <w:rPr>
+          <w:rFonts w:ascii="Times New Roman" w:hAnsi="Times New Roman" w:cs="Times New Roman"/>
+          <w:sz w:val="40"/>
+          <w:szCs w:val="40"/>
+        </w:rPr>
+      </w:pPr>
+    </w:p>
+    <w:p>
+      <w:pPr>
+        <w:rPr>
+          <w:rFonts w:ascii="Times New Roman" w:hAnsi="Times New Roman" w:cs="Times New Roman"/>
+          <w:sz w:val="40"/>
+          <w:szCs w:val="40"/>
+        </w:rPr>
+      </w:pPr>
+      <w:r>
+        <w:rPr>
+          <w:rFonts w:ascii="Times New Roman" w:hAnsi="Times New Roman" w:cs="Times New Roman"/>
+          <w:sz w:val="40"/>
+          <w:szCs w:val="40"/>
+        </w:rPr>
         <w:t>Imagine un chef de village qui sonne la cloche : tous les jeunes hommes valides doivent quitter leurs champs pour prendre l'épée et défendre le pays. C'est la conscription, comme un appel forcé au devoir guerrier.</w:t>
       </w:r>
     </w:p>
@@ -5131,38 +5156,13 @@
           <w:szCs w:val="40"/>
         </w:rPr>
       </w:pPr>
-    </w:p>
-    <w:p>
-      <w:pPr>
-        <w:rPr>
-          <w:rFonts w:ascii="Times New Roman" w:hAnsi="Times New Roman" w:cs="Times New Roman"/>
-          <w:sz w:val="40"/>
-          <w:szCs w:val="40"/>
-        </w:rPr>
-      </w:pPr>
-      <w:r>
-        <w:rPr>
-          <w:rFonts w:ascii="Times New Roman" w:hAnsi="Times New Roman" w:cs="Times New Roman"/>
-          <w:sz w:val="40"/>
-          <w:szCs w:val="40"/>
-        </w:rPr>
-        <w:t>Signification simple : Appel forcé à l'armée pour tous.</w:t>
-      </w:r>
-    </w:p>
-    <w:p>
-      <w:pPr>
-        <w:rPr>
-          <w:rFonts w:ascii="Times New Roman" w:hAnsi="Times New Roman" w:cs="Times New Roman"/>
-          <w:sz w:val="40"/>
-          <w:szCs w:val="40"/>
-        </w:rPr>
-      </w:pPr>
-      <w:r>
-        <w:rPr>
-          <w:rFonts w:ascii="Times New Roman" w:hAnsi="Times New Roman" w:cs="Times New Roman"/>
-          <w:sz w:val="40"/>
-          <w:szCs w:val="40"/>
-        </w:rPr>
+      <w:r>
+        <w:rPr>
+          <w:rFonts w:ascii="Times New Roman" w:hAnsi="Times New Roman" w:cs="Times New Roman"/>
+          <w:sz w:val="40"/>
+          <w:szCs w:val="40"/>
+        </w:rPr>
+        <w:lastRenderedPageBreak/>
         <w:t>)</w:t>
       </w:r>
     </w:p>
@@ -5267,6 +5267,32 @@
           <w:sz w:val="40"/>
           <w:szCs w:val="40"/>
         </w:rPr>
+        <w:t>Signification: Appel forcé à l'armée.</w:t>
+      </w:r>
+    </w:p>
+    <w:p>
+      <w:pPr>
+        <w:rPr>
+          <w:rFonts w:ascii="Times New Roman" w:hAnsi="Times New Roman" w:cs="Times New Roman"/>
+          <w:sz w:val="40"/>
+          <w:szCs w:val="40"/>
+        </w:rPr>
+      </w:pPr>
+    </w:p>
+    <w:p>
+      <w:pPr>
+        <w:rPr>
+          <w:rFonts w:ascii="Times New Roman" w:hAnsi="Times New Roman" w:cs="Times New Roman"/>
+          <w:sz w:val="40"/>
+          <w:szCs w:val="40"/>
+        </w:rPr>
+      </w:pPr>
+      <w:r>
+        <w:rPr>
+          <w:rFonts w:ascii="Times New Roman" w:hAnsi="Times New Roman" w:cs="Times New Roman"/>
+          <w:sz w:val="40"/>
+          <w:szCs w:val="40"/>
+        </w:rPr>
         <w:t>Imagine le service militaire comme un filet jeté sur la jeunesse pour pêcher des soldats en cas de guerre, comme un appel forcé au combat.</w:t>
       </w:r>
     </w:p>
@@ -5330,32 +5356,6 @@
           <w:szCs w:val="40"/>
         </w:rPr>
       </w:pPr>
-    </w:p>
-    <w:p>
-      <w:pPr>
-        <w:rPr>
-          <w:rFonts w:ascii="Times New Roman" w:hAnsi="Times New Roman" w:cs="Times New Roman"/>
-          <w:sz w:val="40"/>
-          <w:szCs w:val="40"/>
-        </w:rPr>
-      </w:pPr>
-      <w:r>
-        <w:rPr>
-          <w:rFonts w:ascii="Times New Roman" w:hAnsi="Times New Roman" w:cs="Times New Roman"/>
-          <w:sz w:val="40"/>
-          <w:szCs w:val="40"/>
-        </w:rPr>
-        <w:t>Signification: Appel forcé à l'armée.</w:t>
-      </w:r>
-    </w:p>
-    <w:p>
-      <w:pPr>
-        <w:rPr>
-          <w:rFonts w:ascii="Times New Roman" w:hAnsi="Times New Roman" w:cs="Times New Roman"/>
-          <w:sz w:val="40"/>
-          <w:szCs w:val="40"/>
-        </w:rPr>
-      </w:pPr>
       <w:r>
         <w:rPr>
           <w:rFonts w:ascii="Times New Roman" w:hAnsi="Times New Roman" w:cs="Times New Roman"/>
@@ -5449,6 +5449,7 @@
           <w:sz w:val="40"/>
           <w:szCs w:val="40"/>
         </w:rPr>
+        <w:lastRenderedPageBreak/>
         <w:t>(</w:t>
       </w:r>
     </w:p>
@@ -5466,6 +5467,32 @@
           <w:sz w:val="40"/>
           <w:szCs w:val="40"/>
         </w:rPr>
+        <w:t>Signification simple : Soldat forcé par l'armée.</w:t>
+      </w:r>
+    </w:p>
+    <w:p>
+      <w:pPr>
+        <w:rPr>
+          <w:rFonts w:ascii="Times New Roman" w:hAnsi="Times New Roman" w:cs="Times New Roman"/>
+          <w:sz w:val="40"/>
+          <w:szCs w:val="40"/>
+        </w:rPr>
+      </w:pPr>
+    </w:p>
+    <w:p>
+      <w:pPr>
+        <w:rPr>
+          <w:rFonts w:ascii="Times New Roman" w:hAnsi="Times New Roman" w:cs="Times New Roman"/>
+          <w:sz w:val="40"/>
+          <w:szCs w:val="40"/>
+        </w:rPr>
+      </w:pPr>
+      <w:r>
+        <w:rPr>
+          <w:rFonts w:ascii="Times New Roman" w:hAnsi="Times New Roman" w:cs="Times New Roman"/>
+          <w:sz w:val="40"/>
+          <w:szCs w:val="40"/>
+        </w:rPr>
         <w:t xml:space="preserve">Imagine un jeune paysan arraché à sa ferme comme une branche cueillie sur un arbre, forcé de rejoindre l'armée au lieu de choisir son chemin. </w:t>
       </w:r>
     </w:p>
@@ -5529,32 +5556,6 @@
           <w:szCs w:val="40"/>
         </w:rPr>
       </w:pPr>
-    </w:p>
-    <w:p>
-      <w:pPr>
-        <w:rPr>
-          <w:rFonts w:ascii="Times New Roman" w:hAnsi="Times New Roman" w:cs="Times New Roman"/>
-          <w:sz w:val="40"/>
-          <w:szCs w:val="40"/>
-        </w:rPr>
-      </w:pPr>
-      <w:r>
-        <w:rPr>
-          <w:rFonts w:ascii="Times New Roman" w:hAnsi="Times New Roman" w:cs="Times New Roman"/>
-          <w:sz w:val="40"/>
-          <w:szCs w:val="40"/>
-        </w:rPr>
-        <w:t>Signification simple : Soldat forcé par l'armée.</w:t>
-      </w:r>
-    </w:p>
-    <w:p>
-      <w:pPr>
-        <w:rPr>
-          <w:rFonts w:ascii="Times New Roman" w:hAnsi="Times New Roman" w:cs="Times New Roman"/>
-          <w:sz w:val="40"/>
-          <w:szCs w:val="40"/>
-        </w:rPr>
-      </w:pPr>
       <w:r>
         <w:rPr>
           <w:rFonts w:ascii="Times New Roman" w:hAnsi="Times New Roman" w:cs="Times New Roman"/>
@@ -5650,6 +5651,32 @@
         </w:rPr>
         <w:t>(</w:t>
       </w:r>
+    </w:p>
+    <w:p>
+      <w:pPr>
+        <w:rPr>
+          <w:rFonts w:ascii="Times New Roman" w:hAnsi="Times New Roman" w:cs="Times New Roman"/>
+          <w:sz w:val="40"/>
+          <w:szCs w:val="40"/>
+        </w:rPr>
+      </w:pPr>
+      <w:r>
+        <w:rPr>
+          <w:rFonts w:ascii="Times New Roman" w:hAnsi="Times New Roman" w:cs="Times New Roman"/>
+          <w:sz w:val="40"/>
+          <w:szCs w:val="40"/>
+        </w:rPr>
+        <w:t>Signification simple : Nouveau soldat inexpérimenté en guerre.</w:t>
+      </w:r>
+    </w:p>
+    <w:p>
+      <w:pPr>
+        <w:rPr>
+          <w:rFonts w:ascii="Times New Roman" w:hAnsi="Times New Roman" w:cs="Times New Roman"/>
+          <w:sz w:val="40"/>
+          <w:szCs w:val="40"/>
+        </w:rPr>
+      </w:pPr>
     </w:p>
     <w:p>
       <w:pPr>
@@ -5729,32 +5756,6 @@
           <w:szCs w:val="40"/>
         </w:rPr>
       </w:pPr>
-    </w:p>
-    <w:p>
-      <w:pPr>
-        <w:rPr>
-          <w:rFonts w:ascii="Times New Roman" w:hAnsi="Times New Roman" w:cs="Times New Roman"/>
-          <w:sz w:val="40"/>
-          <w:szCs w:val="40"/>
-        </w:rPr>
-      </w:pPr>
-      <w:r>
-        <w:rPr>
-          <w:rFonts w:ascii="Times New Roman" w:hAnsi="Times New Roman" w:cs="Times New Roman"/>
-          <w:sz w:val="40"/>
-          <w:szCs w:val="40"/>
-        </w:rPr>
-        <w:t>Signification simple : Nouveau soldat inexpérimenté en guerre.</w:t>
-      </w:r>
-    </w:p>
-    <w:p>
-      <w:pPr>
-        <w:rPr>
-          <w:rFonts w:ascii="Times New Roman" w:hAnsi="Times New Roman" w:cs="Times New Roman"/>
-          <w:sz w:val="40"/>
-          <w:szCs w:val="40"/>
-        </w:rPr>
-      </w:pPr>
       <w:r>
         <w:rPr>
           <w:rFonts w:ascii="Times New Roman" w:hAnsi="Times New Roman" w:cs="Times New Roman"/>
@@ -5865,6 +5866,32 @@
           <w:sz w:val="40"/>
           <w:szCs w:val="40"/>
         </w:rPr>
+        <w:t>Signification simple : Personne qui aide librement sans obligation.</w:t>
+      </w:r>
+    </w:p>
+    <w:p>
+      <w:pPr>
+        <w:rPr>
+          <w:rFonts w:ascii="Times New Roman" w:hAnsi="Times New Roman" w:cs="Times New Roman"/>
+          <w:sz w:val="40"/>
+          <w:szCs w:val="40"/>
+        </w:rPr>
+      </w:pPr>
+    </w:p>
+    <w:p>
+      <w:pPr>
+        <w:rPr>
+          <w:rFonts w:ascii="Times New Roman" w:hAnsi="Times New Roman" w:cs="Times New Roman"/>
+          <w:sz w:val="40"/>
+          <w:szCs w:val="40"/>
+        </w:rPr>
+      </w:pPr>
+      <w:r>
+        <w:rPr>
+          <w:rFonts w:ascii="Times New Roman" w:hAnsi="Times New Roman" w:cs="Times New Roman"/>
+          <w:sz w:val="40"/>
+          <w:szCs w:val="40"/>
+        </w:rPr>
         <w:t>Imagine un pompier courant vers les flammes sans salaire, par pur cœur : c'est le volontaire, héros pacifique ou guerrier sans ordre forcé.</w:t>
       </w:r>
     </w:p>
@@ -5928,39 +5955,12 @@
           <w:szCs w:val="40"/>
         </w:rPr>
       </w:pPr>
-    </w:p>
-    <w:p>
-      <w:pPr>
-        <w:rPr>
-          <w:rFonts w:ascii="Times New Roman" w:hAnsi="Times New Roman" w:cs="Times New Roman"/>
-          <w:sz w:val="40"/>
-          <w:szCs w:val="40"/>
-        </w:rPr>
-      </w:pPr>
-      <w:r>
-        <w:rPr>
-          <w:rFonts w:ascii="Times New Roman" w:hAnsi="Times New Roman" w:cs="Times New Roman"/>
-          <w:sz w:val="40"/>
-          <w:szCs w:val="40"/>
-        </w:rPr>
-        <w:t>Signification simple : Personne qui aide librement sans obligation.</w:t>
-      </w:r>
-    </w:p>
-    <w:p>
-      <w:pPr>
-        <w:rPr>
-          <w:rFonts w:ascii="Times New Roman" w:hAnsi="Times New Roman" w:cs="Times New Roman"/>
-          <w:sz w:val="40"/>
-          <w:szCs w:val="40"/>
-        </w:rPr>
-      </w:pPr>
-      <w:r>
-        <w:rPr>
-          <w:rFonts w:ascii="Times New Roman" w:hAnsi="Times New Roman" w:cs="Times New Roman"/>
-          <w:sz w:val="40"/>
-          <w:szCs w:val="40"/>
-        </w:rPr>
-        <w:lastRenderedPageBreak/>
+      <w:r>
+        <w:rPr>
+          <w:rFonts w:ascii="Times New Roman" w:hAnsi="Times New Roman" w:cs="Times New Roman"/>
+          <w:sz w:val="40"/>
+          <w:szCs w:val="40"/>
+        </w:rPr>
         <w:t>)</w:t>
       </w:r>
     </w:p>
@@ -6065,6 +6065,32 @@
           <w:sz w:val="40"/>
           <w:szCs w:val="40"/>
         </w:rPr>
+        <w:t>Signification: Plan rusé pour gagner sans surprise.</w:t>
+      </w:r>
+    </w:p>
+    <w:p>
+      <w:pPr>
+        <w:rPr>
+          <w:rFonts w:ascii="Times New Roman" w:hAnsi="Times New Roman" w:cs="Times New Roman"/>
+          <w:sz w:val="40"/>
+          <w:szCs w:val="40"/>
+        </w:rPr>
+      </w:pPr>
+    </w:p>
+    <w:p>
+      <w:pPr>
+        <w:rPr>
+          <w:rFonts w:ascii="Times New Roman" w:hAnsi="Times New Roman" w:cs="Times New Roman"/>
+          <w:sz w:val="40"/>
+          <w:szCs w:val="40"/>
+        </w:rPr>
+      </w:pPr>
+      <w:r>
+        <w:rPr>
+          <w:rFonts w:ascii="Times New Roman" w:hAnsi="Times New Roman" w:cs="Times New Roman"/>
+          <w:sz w:val="40"/>
+          <w:szCs w:val="40"/>
+        </w:rPr>
         <w:t>Une stratégie, c'est comme un échiquier: anticiper les coups adverses pour avancer en paix ou vaincre en guerre.</w:t>
       </w:r>
     </w:p>
@@ -6128,32 +6154,6 @@
           <w:szCs w:val="40"/>
         </w:rPr>
       </w:pPr>
-    </w:p>
-    <w:p>
-      <w:pPr>
-        <w:rPr>
-          <w:rFonts w:ascii="Times New Roman" w:hAnsi="Times New Roman" w:cs="Times New Roman"/>
-          <w:sz w:val="40"/>
-          <w:szCs w:val="40"/>
-        </w:rPr>
-      </w:pPr>
-      <w:r>
-        <w:rPr>
-          <w:rFonts w:ascii="Times New Roman" w:hAnsi="Times New Roman" w:cs="Times New Roman"/>
-          <w:sz w:val="40"/>
-          <w:szCs w:val="40"/>
-        </w:rPr>
-        <w:t>Signification: Plan rusé pour gagner sans surprise.</w:t>
-      </w:r>
-    </w:p>
-    <w:p>
-      <w:pPr>
-        <w:rPr>
-          <w:rFonts w:ascii="Times New Roman" w:hAnsi="Times New Roman" w:cs="Times New Roman"/>
-          <w:sz w:val="40"/>
-          <w:szCs w:val="40"/>
-        </w:rPr>
-      </w:pPr>
       <w:r>
         <w:rPr>
           <w:rFonts w:ascii="Times New Roman" w:hAnsi="Times New Roman" w:cs="Times New Roman"/>
@@ -6247,7 +6247,6 @@
           <w:sz w:val="40"/>
           <w:szCs w:val="40"/>
         </w:rPr>
-        <w:lastRenderedPageBreak/>
         <w:t>(</w:t>
       </w:r>
     </w:p>
@@ -6265,6 +6264,32 @@
           <w:sz w:val="40"/>
           <w:szCs w:val="40"/>
         </w:rPr>
+        <w:t>Signification simple : Coup rusé pour vaincre vite.</w:t>
+      </w:r>
+    </w:p>
+    <w:p>
+      <w:pPr>
+        <w:rPr>
+          <w:rFonts w:ascii="Times New Roman" w:hAnsi="Times New Roman" w:cs="Times New Roman"/>
+          <w:sz w:val="40"/>
+          <w:szCs w:val="40"/>
+        </w:rPr>
+      </w:pPr>
+    </w:p>
+    <w:p>
+      <w:pPr>
+        <w:rPr>
+          <w:rFonts w:ascii="Times New Roman" w:hAnsi="Times New Roman" w:cs="Times New Roman"/>
+          <w:sz w:val="40"/>
+          <w:szCs w:val="40"/>
+        </w:rPr>
+      </w:pPr>
+      <w:r>
+        <w:rPr>
+          <w:rFonts w:ascii="Times New Roman" w:hAnsi="Times New Roman" w:cs="Times New Roman"/>
+          <w:sz w:val="40"/>
+          <w:szCs w:val="40"/>
+        </w:rPr>
         <w:t>Une tactique, c'est comme un coup d'épée précis au milieu d'une bataille : elle frappe vite pour déstabiliser l'ennemi sans tout miser.</w:t>
       </w:r>
     </w:p>
@@ -6328,32 +6353,6 @@
           <w:szCs w:val="40"/>
         </w:rPr>
       </w:pPr>
-    </w:p>
-    <w:p>
-      <w:pPr>
-        <w:rPr>
-          <w:rFonts w:ascii="Times New Roman" w:hAnsi="Times New Roman" w:cs="Times New Roman"/>
-          <w:sz w:val="40"/>
-          <w:szCs w:val="40"/>
-        </w:rPr>
-      </w:pPr>
-      <w:r>
-        <w:rPr>
-          <w:rFonts w:ascii="Times New Roman" w:hAnsi="Times New Roman" w:cs="Times New Roman"/>
-          <w:sz w:val="40"/>
-          <w:szCs w:val="40"/>
-        </w:rPr>
-        <w:t>Signification simple : Coup rusé pour vaincre vite.</w:t>
-      </w:r>
-    </w:p>
-    <w:p>
-      <w:pPr>
-        <w:rPr>
-          <w:rFonts w:ascii="Times New Roman" w:hAnsi="Times New Roman" w:cs="Times New Roman"/>
-          <w:sz w:val="40"/>
-          <w:szCs w:val="40"/>
-        </w:rPr>
-      </w:pPr>
       <w:r>
         <w:rPr>
           <w:rFonts w:ascii="Times New Roman" w:hAnsi="Times New Roman" w:cs="Times New Roman"/>
@@ -6449,6 +6448,32 @@
         </w:rPr>
         <w:t>(</w:t>
       </w:r>
+    </w:p>
+    <w:p>
+      <w:pPr>
+        <w:rPr>
+          <w:rFonts w:ascii="Times New Roman" w:hAnsi="Times New Roman" w:cs="Times New Roman"/>
+          <w:sz w:val="40"/>
+          <w:szCs w:val="40"/>
+        </w:rPr>
+      </w:pPr>
+      <w:r>
+        <w:rPr>
+          <w:rFonts w:ascii="Times New Roman" w:hAnsi="Times New Roman" w:cs="Times New Roman"/>
+          <w:sz w:val="40"/>
+          <w:szCs w:val="40"/>
+        </w:rPr>
+        <w:t>Signification simple : Détruire en secret pour affaiblir.</w:t>
+      </w:r>
+    </w:p>
+    <w:p>
+      <w:pPr>
+        <w:rPr>
+          <w:rFonts w:ascii="Times New Roman" w:hAnsi="Times New Roman" w:cs="Times New Roman"/>
+          <w:sz w:val="40"/>
+          <w:szCs w:val="40"/>
+        </w:rPr>
+      </w:pPr>
     </w:p>
     <w:p>
       <w:pPr>
@@ -6528,32 +6553,6 @@
           <w:szCs w:val="40"/>
         </w:rPr>
       </w:pPr>
-    </w:p>
-    <w:p>
-      <w:pPr>
-        <w:rPr>
-          <w:rFonts w:ascii="Times New Roman" w:hAnsi="Times New Roman" w:cs="Times New Roman"/>
-          <w:sz w:val="40"/>
-          <w:szCs w:val="40"/>
-        </w:rPr>
-      </w:pPr>
-      <w:r>
-        <w:rPr>
-          <w:rFonts w:ascii="Times New Roman" w:hAnsi="Times New Roman" w:cs="Times New Roman"/>
-          <w:sz w:val="40"/>
-          <w:szCs w:val="40"/>
-        </w:rPr>
-        <w:t>Signification simple : Détruire en secret pour affaiblir.</w:t>
-      </w:r>
-    </w:p>
-    <w:p>
-      <w:pPr>
-        <w:rPr>
-          <w:rFonts w:ascii="Times New Roman" w:hAnsi="Times New Roman" w:cs="Times New Roman"/>
-          <w:sz w:val="40"/>
-          <w:szCs w:val="40"/>
-        </w:rPr>
-      </w:pPr>
       <w:r>
         <w:rPr>
           <w:rFonts w:ascii="Times New Roman" w:hAnsi="Times New Roman" w:cs="Times New Roman"/>
@@ -6664,6 +6663,32 @@
           <w:sz w:val="40"/>
           <w:szCs w:val="40"/>
         </w:rPr>
+        <w:t>Signification simple : Rusé harceleur en guerre asymétrique.</w:t>
+      </w:r>
+    </w:p>
+    <w:p>
+      <w:pPr>
+        <w:rPr>
+          <w:rFonts w:ascii="Times New Roman" w:hAnsi="Times New Roman" w:cs="Times New Roman"/>
+          <w:sz w:val="40"/>
+          <w:szCs w:val="40"/>
+        </w:rPr>
+      </w:pPr>
+    </w:p>
+    <w:p>
+      <w:pPr>
+        <w:rPr>
+          <w:rFonts w:ascii="Times New Roman" w:hAnsi="Times New Roman" w:cs="Times New Roman"/>
+          <w:sz w:val="40"/>
+          <w:szCs w:val="40"/>
+        </w:rPr>
+      </w:pPr>
+      <w:r>
+        <w:rPr>
+          <w:rFonts w:ascii="Times New Roman" w:hAnsi="Times New Roman" w:cs="Times New Roman"/>
+          <w:sz w:val="40"/>
+          <w:szCs w:val="40"/>
+        </w:rPr>
         <w:t>Imagine un loup solitaire qui mordille l'ours géant sans combat frontal: c'est le guérillero, rusé et invisible en guerre.</w:t>
       </w:r>
     </w:p>
@@ -6727,32 +6752,6 @@
           <w:szCs w:val="40"/>
         </w:rPr>
       </w:pPr>
-    </w:p>
-    <w:p>
-      <w:pPr>
-        <w:rPr>
-          <w:rFonts w:ascii="Times New Roman" w:hAnsi="Times New Roman" w:cs="Times New Roman"/>
-          <w:sz w:val="40"/>
-          <w:szCs w:val="40"/>
-        </w:rPr>
-      </w:pPr>
-      <w:r>
-        <w:rPr>
-          <w:rFonts w:ascii="Times New Roman" w:hAnsi="Times New Roman" w:cs="Times New Roman"/>
-          <w:sz w:val="40"/>
-          <w:szCs w:val="40"/>
-        </w:rPr>
-        <w:t>Signification simple : Rusé harceleur en guerre asymétrique.</w:t>
-      </w:r>
-    </w:p>
-    <w:p>
-      <w:pPr>
-        <w:rPr>
-          <w:rFonts w:ascii="Times New Roman" w:hAnsi="Times New Roman" w:cs="Times New Roman"/>
-          <w:sz w:val="40"/>
-          <w:szCs w:val="40"/>
-        </w:rPr>
-      </w:pPr>
       <w:r>
         <w:rPr>
           <w:rFonts w:ascii="Times New Roman" w:hAnsi="Times New Roman" w:cs="Times New Roman"/>
@@ -6829,6 +6828,7 @@
           <w:sz w:val="40"/>
           <w:szCs w:val="40"/>
         </w:rPr>
+        <w:lastRenderedPageBreak/>
         <w:t>Resistance</w:t>
       </w:r>
     </w:p>
@@ -6863,6 +6863,32 @@
           <w:sz w:val="40"/>
           <w:szCs w:val="40"/>
         </w:rPr>
+        <w:t>Signification simple : Défense collective contre l'oppresseur.</w:t>
+      </w:r>
+    </w:p>
+    <w:p>
+      <w:pPr>
+        <w:rPr>
+          <w:rFonts w:ascii="Times New Roman" w:hAnsi="Times New Roman" w:cs="Times New Roman"/>
+          <w:sz w:val="40"/>
+          <w:szCs w:val="40"/>
+        </w:rPr>
+      </w:pPr>
+    </w:p>
+    <w:p>
+      <w:pPr>
+        <w:rPr>
+          <w:rFonts w:ascii="Times New Roman" w:hAnsi="Times New Roman" w:cs="Times New Roman"/>
+          <w:sz w:val="40"/>
+          <w:szCs w:val="40"/>
+        </w:rPr>
+      </w:pPr>
+      <w:r>
+        <w:rPr>
+          <w:rFonts w:ascii="Times New Roman" w:hAnsi="Times New Roman" w:cs="Times New Roman"/>
+          <w:sz w:val="40"/>
+          <w:szCs w:val="40"/>
+        </w:rPr>
         <w:t>Imagine un roseau plié par le vent sans casser : la résistance est cette force qui défie l'envahisseur sans plier.</w:t>
       </w:r>
     </w:p>
@@ -6926,32 +6952,6 @@
           <w:szCs w:val="40"/>
         </w:rPr>
       </w:pPr>
-    </w:p>
-    <w:p>
-      <w:pPr>
-        <w:rPr>
-          <w:rFonts w:ascii="Times New Roman" w:hAnsi="Times New Roman" w:cs="Times New Roman"/>
-          <w:sz w:val="40"/>
-          <w:szCs w:val="40"/>
-        </w:rPr>
-      </w:pPr>
-      <w:r>
-        <w:rPr>
-          <w:rFonts w:ascii="Times New Roman" w:hAnsi="Times New Roman" w:cs="Times New Roman"/>
-          <w:sz w:val="40"/>
-          <w:szCs w:val="40"/>
-        </w:rPr>
-        <w:t>Signification simple : Défense collective contre l'oppresseur.</w:t>
-      </w:r>
-    </w:p>
-    <w:p>
-      <w:pPr>
-        <w:rPr>
-          <w:rFonts w:ascii="Times New Roman" w:hAnsi="Times New Roman" w:cs="Times New Roman"/>
-          <w:sz w:val="40"/>
-          <w:szCs w:val="40"/>
-        </w:rPr>
-      </w:pPr>
       <w:r>
         <w:rPr>
           <w:rFonts w:ascii="Times New Roman" w:hAnsi="Times New Roman" w:cs="Times New Roman"/>
@@ -7047,6 +7047,32 @@
         </w:rPr>
         <w:t>(</w:t>
       </w:r>
+    </w:p>
+    <w:p>
+      <w:pPr>
+        <w:rPr>
+          <w:rFonts w:ascii="Times New Roman" w:hAnsi="Times New Roman" w:cs="Times New Roman"/>
+          <w:sz w:val="40"/>
+          <w:szCs w:val="40"/>
+        </w:rPr>
+      </w:pPr>
+      <w:r>
+        <w:rPr>
+          <w:rFonts w:ascii="Times New Roman" w:hAnsi="Times New Roman" w:cs="Times New Roman"/>
+          <w:sz w:val="40"/>
+          <w:szCs w:val="40"/>
+        </w:rPr>
+        <w:t>Signification: Guerrier secret contre l'occupant.</w:t>
+      </w:r>
+    </w:p>
+    <w:p>
+      <w:pPr>
+        <w:rPr>
+          <w:rFonts w:ascii="Times New Roman" w:hAnsi="Times New Roman" w:cs="Times New Roman"/>
+          <w:sz w:val="40"/>
+          <w:szCs w:val="40"/>
+        </w:rPr>
+      </w:pPr>
     </w:p>
     <w:p>
       <w:pPr>
@@ -7126,32 +7152,6 @@
           <w:szCs w:val="40"/>
         </w:rPr>
       </w:pPr>
-    </w:p>
-    <w:p>
-      <w:pPr>
-        <w:rPr>
-          <w:rFonts w:ascii="Times New Roman" w:hAnsi="Times New Roman" w:cs="Times New Roman"/>
-          <w:sz w:val="40"/>
-          <w:szCs w:val="40"/>
-        </w:rPr>
-      </w:pPr>
-      <w:r>
-        <w:rPr>
-          <w:rFonts w:ascii="Times New Roman" w:hAnsi="Times New Roman" w:cs="Times New Roman"/>
-          <w:sz w:val="40"/>
-          <w:szCs w:val="40"/>
-        </w:rPr>
-        <w:t>Signification: Guerrier secret contre l'occupant.</w:t>
-      </w:r>
-    </w:p>
-    <w:p>
-      <w:pPr>
-        <w:rPr>
-          <w:rFonts w:ascii="Times New Roman" w:hAnsi="Times New Roman" w:cs="Times New Roman"/>
-          <w:sz w:val="40"/>
-          <w:szCs w:val="40"/>
-        </w:rPr>
-      </w:pPr>
       <w:r>
         <w:rPr>
           <w:rFonts w:ascii="Times New Roman" w:hAnsi="Times New Roman" w:cs="Times New Roman"/>
@@ -7262,6 +7262,32 @@
           <w:sz w:val="40"/>
           <w:szCs w:val="40"/>
         </w:rPr>
+        <w:t>Signification simple : Guerrier noble sauvant les autres.</w:t>
+      </w:r>
+    </w:p>
+    <w:p>
+      <w:pPr>
+        <w:rPr>
+          <w:rFonts w:ascii="Times New Roman" w:hAnsi="Times New Roman" w:cs="Times New Roman"/>
+          <w:sz w:val="40"/>
+          <w:szCs w:val="40"/>
+        </w:rPr>
+      </w:pPr>
+    </w:p>
+    <w:p>
+      <w:pPr>
+        <w:rPr>
+          <w:rFonts w:ascii="Times New Roman" w:hAnsi="Times New Roman" w:cs="Times New Roman"/>
+          <w:sz w:val="40"/>
+          <w:szCs w:val="40"/>
+        </w:rPr>
+      </w:pPr>
+      <w:r>
+        <w:rPr>
+          <w:rFonts w:ascii="Times New Roman" w:hAnsi="Times New Roman" w:cs="Times New Roman"/>
+          <w:sz w:val="40"/>
+          <w:szCs w:val="40"/>
+        </w:rPr>
         <w:t xml:space="preserve">Un héros est un phare dans la tempête de la guerre, guidant les siens vers la paix comme un lion protégeant sa meute. </w:t>
       </w:r>
     </w:p>
@@ -7325,32 +7351,6 @@
           <w:szCs w:val="40"/>
         </w:rPr>
       </w:pPr>
-    </w:p>
-    <w:p>
-      <w:pPr>
-        <w:rPr>
-          <w:rFonts w:ascii="Times New Roman" w:hAnsi="Times New Roman" w:cs="Times New Roman"/>
-          <w:sz w:val="40"/>
-          <w:szCs w:val="40"/>
-        </w:rPr>
-      </w:pPr>
-      <w:r>
-        <w:rPr>
-          <w:rFonts w:ascii="Times New Roman" w:hAnsi="Times New Roman" w:cs="Times New Roman"/>
-          <w:sz w:val="40"/>
-          <w:szCs w:val="40"/>
-        </w:rPr>
-        <w:t>Signification simple : Guerrier noble sauvant les autres.</w:t>
-      </w:r>
-    </w:p>
-    <w:p>
-      <w:pPr>
-        <w:rPr>
-          <w:rFonts w:ascii="Times New Roman" w:hAnsi="Times New Roman" w:cs="Times New Roman"/>
-          <w:sz w:val="40"/>
-          <w:szCs w:val="40"/>
-        </w:rPr>
-      </w:pPr>
       <w:r>
         <w:rPr>
           <w:rFonts w:ascii="Times New Roman" w:hAnsi="Times New Roman" w:cs="Times New Roman"/>
@@ -7392,6 +7392,7 @@
           <w:sz w:val="40"/>
           <w:szCs w:val="40"/>
         </w:rPr>
+        <w:lastRenderedPageBreak/>
         <w:t xml:space="preserve">le courage    : </w:t>
       </w:r>
     </w:p>
@@ -7461,6 +7462,32 @@
           <w:sz w:val="40"/>
           <w:szCs w:val="40"/>
         </w:rPr>
+        <w:t>Signification : Affronte le danger sans trembler.</w:t>
+      </w:r>
+    </w:p>
+    <w:p>
+      <w:pPr>
+        <w:rPr>
+          <w:rFonts w:ascii="Times New Roman" w:hAnsi="Times New Roman" w:cs="Times New Roman"/>
+          <w:sz w:val="40"/>
+          <w:szCs w:val="40"/>
+        </w:rPr>
+      </w:pPr>
+    </w:p>
+    <w:p>
+      <w:pPr>
+        <w:rPr>
+          <w:rFonts w:ascii="Times New Roman" w:hAnsi="Times New Roman" w:cs="Times New Roman"/>
+          <w:sz w:val="40"/>
+          <w:szCs w:val="40"/>
+        </w:rPr>
+      </w:pPr>
+      <w:r>
+        <w:rPr>
+          <w:rFonts w:ascii="Times New Roman" w:hAnsi="Times New Roman" w:cs="Times New Roman"/>
+          <w:sz w:val="40"/>
+          <w:szCs w:val="40"/>
+        </w:rPr>
         <w:t>Le courage, c'est le lion qui rugit face à l'ouragan sans reculer, protégeant sa fierté dans la tempête de la guerre et de la paix.</w:t>
       </w:r>
     </w:p>
@@ -7524,32 +7551,6 @@
           <w:szCs w:val="40"/>
         </w:rPr>
       </w:pPr>
-    </w:p>
-    <w:p>
-      <w:pPr>
-        <w:rPr>
-          <w:rFonts w:ascii="Times New Roman" w:hAnsi="Times New Roman" w:cs="Times New Roman"/>
-          <w:sz w:val="40"/>
-          <w:szCs w:val="40"/>
-        </w:rPr>
-      </w:pPr>
-      <w:r>
-        <w:rPr>
-          <w:rFonts w:ascii="Times New Roman" w:hAnsi="Times New Roman" w:cs="Times New Roman"/>
-          <w:sz w:val="40"/>
-          <w:szCs w:val="40"/>
-        </w:rPr>
-        <w:t>Signification : Affronte le danger sans trembler.</w:t>
-      </w:r>
-    </w:p>
-    <w:p>
-      <w:pPr>
-        <w:rPr>
-          <w:rFonts w:ascii="Times New Roman" w:hAnsi="Times New Roman" w:cs="Times New Roman"/>
-          <w:sz w:val="40"/>
-          <w:szCs w:val="40"/>
-        </w:rPr>
-      </w:pPr>
       <w:r>
         <w:rPr>
           <w:rFonts w:ascii="Times New Roman" w:hAnsi="Times New Roman" w:cs="Times New Roman"/>
@@ -7645,6 +7646,32 @@
         </w:rPr>
         <w:t>(</w:t>
       </w:r>
+    </w:p>
+    <w:p>
+      <w:pPr>
+        <w:rPr>
+          <w:rFonts w:ascii="Times New Roman" w:hAnsi="Times New Roman" w:cs="Times New Roman"/>
+          <w:sz w:val="40"/>
+          <w:szCs w:val="40"/>
+        </w:rPr>
+      </w:pPr>
+      <w:r>
+        <w:rPr>
+          <w:rFonts w:ascii="Times New Roman" w:hAnsi="Times New Roman" w:cs="Times New Roman"/>
+          <w:sz w:val="40"/>
+          <w:szCs w:val="40"/>
+        </w:rPr>
+        <w:t>Signification simple : Courage noble en bataille.</w:t>
+      </w:r>
+    </w:p>
+    <w:p>
+      <w:pPr>
+        <w:rPr>
+          <w:rFonts w:ascii="Times New Roman" w:hAnsi="Times New Roman" w:cs="Times New Roman"/>
+          <w:sz w:val="40"/>
+          <w:szCs w:val="40"/>
+        </w:rPr>
+      </w:pPr>
     </w:p>
     <w:p>
       <w:pPr>
@@ -7724,32 +7751,6 @@
           <w:szCs w:val="40"/>
         </w:rPr>
       </w:pPr>
-    </w:p>
-    <w:p>
-      <w:pPr>
-        <w:rPr>
-          <w:rFonts w:ascii="Times New Roman" w:hAnsi="Times New Roman" w:cs="Times New Roman"/>
-          <w:sz w:val="40"/>
-          <w:szCs w:val="40"/>
-        </w:rPr>
-      </w:pPr>
-      <w:r>
-        <w:rPr>
-          <w:rFonts w:ascii="Times New Roman" w:hAnsi="Times New Roman" w:cs="Times New Roman"/>
-          <w:sz w:val="40"/>
-          <w:szCs w:val="40"/>
-        </w:rPr>
-        <w:t>Signification simple : Courage noble en bataille.</w:t>
-      </w:r>
-    </w:p>
-    <w:p>
-      <w:pPr>
-        <w:rPr>
-          <w:rFonts w:ascii="Times New Roman" w:hAnsi="Times New Roman" w:cs="Times New Roman"/>
-          <w:sz w:val="40"/>
-          <w:szCs w:val="40"/>
-        </w:rPr>
-      </w:pPr>
       <w:r>
         <w:rPr>
           <w:rFonts w:ascii="Times New Roman" w:hAnsi="Times New Roman" w:cs="Times New Roman"/>
@@ -7860,6 +7861,32 @@
           <w:sz w:val="40"/>
           <w:szCs w:val="40"/>
         </w:rPr>
+        <w:t>Signification : Fuir le danger par peur.</w:t>
+      </w:r>
+    </w:p>
+    <w:p>
+      <w:pPr>
+        <w:rPr>
+          <w:rFonts w:ascii="Times New Roman" w:hAnsi="Times New Roman" w:cs="Times New Roman"/>
+          <w:sz w:val="40"/>
+          <w:szCs w:val="40"/>
+        </w:rPr>
+      </w:pPr>
+    </w:p>
+    <w:p>
+      <w:pPr>
+        <w:rPr>
+          <w:rFonts w:ascii="Times New Roman" w:hAnsi="Times New Roman" w:cs="Times New Roman"/>
+          <w:sz w:val="40"/>
+          <w:szCs w:val="40"/>
+        </w:rPr>
+      </w:pPr>
+      <w:r>
+        <w:rPr>
+          <w:rFonts w:ascii="Times New Roman" w:hAnsi="Times New Roman" w:cs="Times New Roman"/>
+          <w:sz w:val="40"/>
+          <w:szCs w:val="40"/>
+        </w:rPr>
         <w:t>La lâcheté est un lièvre qui fuit au premier craquement de brindille, pendant que le lion affronte la tempête.</w:t>
       </w:r>
     </w:p>
@@ -7923,39 +7950,12 @@
           <w:szCs w:val="40"/>
         </w:rPr>
       </w:pPr>
-    </w:p>
-    <w:p>
-      <w:pPr>
-        <w:rPr>
-          <w:rFonts w:ascii="Times New Roman" w:hAnsi="Times New Roman" w:cs="Times New Roman"/>
-          <w:sz w:val="40"/>
-          <w:szCs w:val="40"/>
-        </w:rPr>
-      </w:pPr>
-      <w:r>
-        <w:rPr>
-          <w:rFonts w:ascii="Times New Roman" w:hAnsi="Times New Roman" w:cs="Times New Roman"/>
-          <w:sz w:val="40"/>
-          <w:szCs w:val="40"/>
-        </w:rPr>
-        <w:t>Signification : Fuir le danger par peur.</w:t>
-      </w:r>
-    </w:p>
-    <w:p>
-      <w:pPr>
-        <w:rPr>
-          <w:rFonts w:ascii="Times New Roman" w:hAnsi="Times New Roman" w:cs="Times New Roman"/>
-          <w:sz w:val="40"/>
-          <w:szCs w:val="40"/>
-        </w:rPr>
-      </w:pPr>
-      <w:r>
-        <w:rPr>
-          <w:rFonts w:ascii="Times New Roman" w:hAnsi="Times New Roman" w:cs="Times New Roman"/>
-          <w:sz w:val="40"/>
-          <w:szCs w:val="40"/>
-        </w:rPr>
-        <w:lastRenderedPageBreak/>
+      <w:r>
+        <w:rPr>
+          <w:rFonts w:ascii="Times New Roman" w:hAnsi="Times New Roman" w:cs="Times New Roman"/>
+          <w:sz w:val="40"/>
+          <w:szCs w:val="40"/>
+        </w:rPr>
         <w:t>)</w:t>
       </w:r>
     </w:p>
@@ -8060,6 +8060,32 @@
           <w:sz w:val="40"/>
           <w:szCs w:val="40"/>
         </w:rPr>
+        <w:t>Signification simple : Peureux qui fuit le danger.</w:t>
+      </w:r>
+    </w:p>
+    <w:p>
+      <w:pPr>
+        <w:rPr>
+          <w:rFonts w:ascii="Times New Roman" w:hAnsi="Times New Roman" w:cs="Times New Roman"/>
+          <w:sz w:val="40"/>
+          <w:szCs w:val="40"/>
+        </w:rPr>
+      </w:pPr>
+    </w:p>
+    <w:p>
+      <w:pPr>
+        <w:rPr>
+          <w:rFonts w:ascii="Times New Roman" w:hAnsi="Times New Roman" w:cs="Times New Roman"/>
+          <w:sz w:val="40"/>
+          <w:szCs w:val="40"/>
+        </w:rPr>
+      </w:pPr>
+      <w:r>
+        <w:rPr>
+          <w:rFonts w:ascii="Times New Roman" w:hAnsi="Times New Roman" w:cs="Times New Roman"/>
+          <w:sz w:val="40"/>
+          <w:szCs w:val="40"/>
+        </w:rPr>
         <w:t>Un lâche fuit comme un lièvre apeuré face au lion en guerre, préférant la paix honteuse à l'honneur du combat.</w:t>
       </w:r>
     </w:p>
@@ -8123,32 +8149,6 @@
           <w:szCs w:val="40"/>
         </w:rPr>
       </w:pPr>
-    </w:p>
-    <w:p>
-      <w:pPr>
-        <w:rPr>
-          <w:rFonts w:ascii="Times New Roman" w:hAnsi="Times New Roman" w:cs="Times New Roman"/>
-          <w:sz w:val="40"/>
-          <w:szCs w:val="40"/>
-        </w:rPr>
-      </w:pPr>
-      <w:r>
-        <w:rPr>
-          <w:rFonts w:ascii="Times New Roman" w:hAnsi="Times New Roman" w:cs="Times New Roman"/>
-          <w:sz w:val="40"/>
-          <w:szCs w:val="40"/>
-        </w:rPr>
-        <w:t>Signification simple : Peureux qui fuit le danger.</w:t>
-      </w:r>
-    </w:p>
-    <w:p>
-      <w:pPr>
-        <w:rPr>
-          <w:rFonts w:ascii="Times New Roman" w:hAnsi="Times New Roman" w:cs="Times New Roman"/>
-          <w:sz w:val="40"/>
-          <w:szCs w:val="40"/>
-        </w:rPr>
-      </w:pPr>
       <w:r>
         <w:rPr>
           <w:rFonts w:ascii="Times New Roman" w:hAnsi="Times New Roman" w:cs="Times New Roman"/>
@@ -8244,6 +8244,32 @@
         </w:rPr>
         <w:t>(</w:t>
       </w:r>
+    </w:p>
+    <w:p>
+      <w:pPr>
+        <w:rPr>
+          <w:rFonts w:ascii="Times New Roman" w:hAnsi="Times New Roman" w:cs="Times New Roman"/>
+          <w:sz w:val="40"/>
+          <w:szCs w:val="40"/>
+        </w:rPr>
+      </w:pPr>
+      <w:r>
+        <w:rPr>
+          <w:rFonts w:ascii="Times New Roman" w:hAnsi="Times New Roman" w:cs="Times New Roman"/>
+          <w:sz w:val="40"/>
+          <w:szCs w:val="40"/>
+        </w:rPr>
+        <w:t>Signification simple : Traître aidant l'ennemi envahisseur.</w:t>
+      </w:r>
+    </w:p>
+    <w:p>
+      <w:pPr>
+        <w:rPr>
+          <w:rFonts w:ascii="Times New Roman" w:hAnsi="Times New Roman" w:cs="Times New Roman"/>
+          <w:sz w:val="40"/>
+          <w:szCs w:val="40"/>
+        </w:rPr>
+      </w:pPr>
     </w:p>
     <w:p>
       <w:pPr>
@@ -8323,32 +8349,6 @@
           <w:szCs w:val="40"/>
         </w:rPr>
       </w:pPr>
-    </w:p>
-    <w:p>
-      <w:pPr>
-        <w:rPr>
-          <w:rFonts w:ascii="Times New Roman" w:hAnsi="Times New Roman" w:cs="Times New Roman"/>
-          <w:sz w:val="40"/>
-          <w:szCs w:val="40"/>
-        </w:rPr>
-      </w:pPr>
-      <w:r>
-        <w:rPr>
-          <w:rFonts w:ascii="Times New Roman" w:hAnsi="Times New Roman" w:cs="Times New Roman"/>
-          <w:sz w:val="40"/>
-          <w:szCs w:val="40"/>
-        </w:rPr>
-        <w:t>Signification simple : Traître aidant l'ennemi envahisseur.</w:t>
-      </w:r>
-    </w:p>
-    <w:p>
-      <w:pPr>
-        <w:rPr>
-          <w:rFonts w:ascii="Times New Roman" w:hAnsi="Times New Roman" w:cs="Times New Roman"/>
-          <w:sz w:val="40"/>
-          <w:szCs w:val="40"/>
-        </w:rPr>
-      </w:pPr>
       <w:r>
         <w:rPr>
           <w:rFonts w:ascii="Times New Roman" w:hAnsi="Times New Roman" w:cs="Times New Roman"/>
@@ -8459,6 +8459,32 @@
           <w:sz w:val="40"/>
           <w:szCs w:val="40"/>
         </w:rPr>
+        <w:t>Signification simple : Civils armés défendent leur coin.</w:t>
+      </w:r>
+    </w:p>
+    <w:p>
+      <w:pPr>
+        <w:rPr>
+          <w:rFonts w:ascii="Times New Roman" w:hAnsi="Times New Roman" w:cs="Times New Roman"/>
+          <w:sz w:val="40"/>
+          <w:szCs w:val="40"/>
+        </w:rPr>
+      </w:pPr>
+    </w:p>
+    <w:p>
+      <w:pPr>
+        <w:rPr>
+          <w:rFonts w:ascii="Times New Roman" w:hAnsi="Times New Roman" w:cs="Times New Roman"/>
+          <w:sz w:val="40"/>
+          <w:szCs w:val="40"/>
+        </w:rPr>
+      </w:pPr>
+      <w:r>
+        <w:rPr>
+          <w:rFonts w:ascii="Times New Roman" w:hAnsi="Times New Roman" w:cs="Times New Roman"/>
+          <w:sz w:val="40"/>
+          <w:szCs w:val="40"/>
+        </w:rPr>
         <w:t>Imagine un village où les habitants, fermiers et artisans, attrapent fusils et pelles pour défendre leur terre contre l'envahisseur. Pas d'armée pro, juste des voisins unis : voilà une milice, troupe improvisée du peuple.</w:t>
       </w:r>
     </w:p>
@@ -8522,32 +8548,6 @@
           <w:szCs w:val="40"/>
         </w:rPr>
       </w:pPr>
-    </w:p>
-    <w:p>
-      <w:pPr>
-        <w:rPr>
-          <w:rFonts w:ascii="Times New Roman" w:hAnsi="Times New Roman" w:cs="Times New Roman"/>
-          <w:sz w:val="40"/>
-          <w:szCs w:val="40"/>
-        </w:rPr>
-      </w:pPr>
-      <w:r>
-        <w:rPr>
-          <w:rFonts w:ascii="Times New Roman" w:hAnsi="Times New Roman" w:cs="Times New Roman"/>
-          <w:sz w:val="40"/>
-          <w:szCs w:val="40"/>
-        </w:rPr>
-        <w:t>Signification simple : Civils armés défendent leur coin.</w:t>
-      </w:r>
-    </w:p>
-    <w:p>
-      <w:pPr>
-        <w:rPr>
-          <w:rFonts w:ascii="Times New Roman" w:hAnsi="Times New Roman" w:cs="Times New Roman"/>
-          <w:sz w:val="40"/>
-          <w:szCs w:val="40"/>
-        </w:rPr>
-      </w:pPr>
       <w:r>
         <w:rPr>
           <w:rFonts w:ascii="Times New Roman" w:hAnsi="Times New Roman" w:cs="Times New Roman"/>
@@ -8658,6 +8658,32 @@
           <w:sz w:val="40"/>
           <w:szCs w:val="40"/>
         </w:rPr>
+        <w:t>Signification simple : Soldat civils en guerre locale.</w:t>
+      </w:r>
+    </w:p>
+    <w:p>
+      <w:pPr>
+        <w:rPr>
+          <w:rFonts w:ascii="Times New Roman" w:hAnsi="Times New Roman" w:cs="Times New Roman"/>
+          <w:sz w:val="40"/>
+          <w:szCs w:val="40"/>
+        </w:rPr>
+      </w:pPr>
+    </w:p>
+    <w:p>
+      <w:pPr>
+        <w:rPr>
+          <w:rFonts w:ascii="Times New Roman" w:hAnsi="Times New Roman" w:cs="Times New Roman"/>
+          <w:sz w:val="40"/>
+          <w:szCs w:val="40"/>
+        </w:rPr>
+      </w:pPr>
+      <w:r>
+        <w:rPr>
+          <w:rFonts w:ascii="Times New Roman" w:hAnsi="Times New Roman" w:cs="Times New Roman"/>
+          <w:sz w:val="40"/>
+          <w:szCs w:val="40"/>
+        </w:rPr>
         <w:t>Imagine un voisin ordinaire attrapant un fusil pour défendre son quartier en guerre, sans uniforme d'armée pro. C'est un milicien, soldat du peuple improvisé.</w:t>
       </w:r>
     </w:p>
@@ -8721,32 +8747,6 @@
           <w:szCs w:val="40"/>
         </w:rPr>
       </w:pPr>
-    </w:p>
-    <w:p>
-      <w:pPr>
-        <w:rPr>
-          <w:rFonts w:ascii="Times New Roman" w:hAnsi="Times New Roman" w:cs="Times New Roman"/>
-          <w:sz w:val="40"/>
-          <w:szCs w:val="40"/>
-        </w:rPr>
-      </w:pPr>
-      <w:r>
-        <w:rPr>
-          <w:rFonts w:ascii="Times New Roman" w:hAnsi="Times New Roman" w:cs="Times New Roman"/>
-          <w:sz w:val="40"/>
-          <w:szCs w:val="40"/>
-        </w:rPr>
-        <w:t>Signification simple : Soldat civils en guerre locale.</w:t>
-      </w:r>
-    </w:p>
-    <w:p>
-      <w:pPr>
-        <w:rPr>
-          <w:rFonts w:ascii="Times New Roman" w:hAnsi="Times New Roman" w:cs="Times New Roman"/>
-          <w:sz w:val="40"/>
-          <w:szCs w:val="40"/>
-        </w:rPr>
-      </w:pPr>
       <w:r>
         <w:rPr>
           <w:rFonts w:ascii="Times New Roman" w:hAnsi="Times New Roman" w:cs="Times New Roman"/>
@@ -8788,7 +8788,6 @@
           <w:sz w:val="40"/>
           <w:szCs w:val="40"/>
         </w:rPr>
-        <w:lastRenderedPageBreak/>
         <w:t xml:space="preserve">la désertion    : </w:t>
       </w:r>
     </w:p>
@@ -8858,6 +8857,32 @@
           <w:sz w:val="40"/>
           <w:szCs w:val="40"/>
         </w:rPr>
+        <w:t>Signification simple : Fuir son devoir militaire.</w:t>
+      </w:r>
+    </w:p>
+    <w:p>
+      <w:pPr>
+        <w:rPr>
+          <w:rFonts w:ascii="Times New Roman" w:hAnsi="Times New Roman" w:cs="Times New Roman"/>
+          <w:sz w:val="40"/>
+          <w:szCs w:val="40"/>
+        </w:rPr>
+      </w:pPr>
+    </w:p>
+    <w:p>
+      <w:pPr>
+        <w:rPr>
+          <w:rFonts w:ascii="Times New Roman" w:hAnsi="Times New Roman" w:cs="Times New Roman"/>
+          <w:sz w:val="40"/>
+          <w:szCs w:val="40"/>
+        </w:rPr>
+      </w:pPr>
+      <w:r>
+        <w:rPr>
+          <w:rFonts w:ascii="Times New Roman" w:hAnsi="Times New Roman" w:cs="Times New Roman"/>
+          <w:sz w:val="40"/>
+          <w:szCs w:val="40"/>
+        </w:rPr>
         <w:t>Un soldat fuit le champ de bataille comme un lapin apeuré devant un loup, abandonnant ses camarades en pleine guerre.</w:t>
       </w:r>
     </w:p>
@@ -8921,32 +8946,6 @@
           <w:szCs w:val="40"/>
         </w:rPr>
       </w:pPr>
-    </w:p>
-    <w:p>
-      <w:pPr>
-        <w:rPr>
-          <w:rFonts w:ascii="Times New Roman" w:hAnsi="Times New Roman" w:cs="Times New Roman"/>
-          <w:sz w:val="40"/>
-          <w:szCs w:val="40"/>
-        </w:rPr>
-      </w:pPr>
-      <w:r>
-        <w:rPr>
-          <w:rFonts w:ascii="Times New Roman" w:hAnsi="Times New Roman" w:cs="Times New Roman"/>
-          <w:sz w:val="40"/>
-          <w:szCs w:val="40"/>
-        </w:rPr>
-        <w:t>Signification simple : Fuir son devoir militaire.</w:t>
-      </w:r>
-    </w:p>
-    <w:p>
-      <w:pPr>
-        <w:rPr>
-          <w:rFonts w:ascii="Times New Roman" w:hAnsi="Times New Roman" w:cs="Times New Roman"/>
-          <w:sz w:val="40"/>
-          <w:szCs w:val="40"/>
-        </w:rPr>
-      </w:pPr>
       <w:r>
         <w:rPr>
           <w:rFonts w:ascii="Times New Roman" w:hAnsi="Times New Roman" w:cs="Times New Roman"/>
@@ -9057,6 +9056,32 @@
           <w:sz w:val="40"/>
           <w:szCs w:val="40"/>
         </w:rPr>
+        <w:t>Signification simple : Soldat qui fuit la guerre.</w:t>
+      </w:r>
+    </w:p>
+    <w:p>
+      <w:pPr>
+        <w:rPr>
+          <w:rFonts w:ascii="Times New Roman" w:hAnsi="Times New Roman" w:cs="Times New Roman"/>
+          <w:sz w:val="40"/>
+          <w:szCs w:val="40"/>
+        </w:rPr>
+      </w:pPr>
+    </w:p>
+    <w:p>
+      <w:pPr>
+        <w:rPr>
+          <w:rFonts w:ascii="Times New Roman" w:hAnsi="Times New Roman" w:cs="Times New Roman"/>
+          <w:sz w:val="40"/>
+          <w:szCs w:val="40"/>
+        </w:rPr>
+      </w:pPr>
+      <w:r>
+        <w:rPr>
+          <w:rFonts w:ascii="Times New Roman" w:hAnsi="Times New Roman" w:cs="Times New Roman"/>
+          <w:sz w:val="40"/>
+          <w:szCs w:val="40"/>
+        </w:rPr>
         <w:t>Un déserteur est un soldat qui fuit le champ de bataille comme un lapin apeuré devant le loup, abandonnant ses camarades en pleine guerre, tel dans Guerre et Paix.</w:t>
       </w:r>
     </w:p>
@@ -9120,32 +9145,6 @@
           <w:szCs w:val="40"/>
         </w:rPr>
       </w:pPr>
-    </w:p>
-    <w:p>
-      <w:pPr>
-        <w:rPr>
-          <w:rFonts w:ascii="Times New Roman" w:hAnsi="Times New Roman" w:cs="Times New Roman"/>
-          <w:sz w:val="40"/>
-          <w:szCs w:val="40"/>
-        </w:rPr>
-      </w:pPr>
-      <w:r>
-        <w:rPr>
-          <w:rFonts w:ascii="Times New Roman" w:hAnsi="Times New Roman" w:cs="Times New Roman"/>
-          <w:sz w:val="40"/>
-          <w:szCs w:val="40"/>
-        </w:rPr>
-        <w:t>Signification simple : Soldat qui fuit la guerre.</w:t>
-      </w:r>
-    </w:p>
-    <w:p>
-      <w:pPr>
-        <w:rPr>
-          <w:rFonts w:ascii="Times New Roman" w:hAnsi="Times New Roman" w:cs="Times New Roman"/>
-          <w:sz w:val="40"/>
-          <w:szCs w:val="40"/>
-        </w:rPr>
-      </w:pPr>
       <w:r>
         <w:rPr>
           <w:rFonts w:ascii="Times New Roman" w:hAnsi="Times New Roman" w:cs="Times New Roman"/>
@@ -9256,6 +9255,32 @@
           <w:sz w:val="40"/>
           <w:szCs w:val="40"/>
         </w:rPr>
+        <w:t>Signification simple : Il refuse de faire la guerre.</w:t>
+      </w:r>
+    </w:p>
+    <w:p>
+      <w:pPr>
+        <w:rPr>
+          <w:rFonts w:ascii="Times New Roman" w:hAnsi="Times New Roman" w:cs="Times New Roman"/>
+          <w:sz w:val="40"/>
+          <w:szCs w:val="40"/>
+        </w:rPr>
+      </w:pPr>
+    </w:p>
+    <w:p>
+      <w:pPr>
+        <w:rPr>
+          <w:rFonts w:ascii="Times New Roman" w:hAnsi="Times New Roman" w:cs="Times New Roman"/>
+          <w:sz w:val="40"/>
+          <w:szCs w:val="40"/>
+        </w:rPr>
+      </w:pPr>
+      <w:r>
+        <w:rPr>
+          <w:rFonts w:ascii="Times New Roman" w:hAnsi="Times New Roman" w:cs="Times New Roman"/>
+          <w:sz w:val="40"/>
+          <w:szCs w:val="40"/>
+        </w:rPr>
         <w:t>Comme un lièvre rusé qui esquive le piège du chasseur en temps de guerre, l'insoumis refuse de s'enrôler.</w:t>
       </w:r>
     </w:p>
@@ -9319,39 +9344,12 @@
           <w:szCs w:val="40"/>
         </w:rPr>
       </w:pPr>
-    </w:p>
-    <w:p>
-      <w:pPr>
-        <w:rPr>
-          <w:rFonts w:ascii="Times New Roman" w:hAnsi="Times New Roman" w:cs="Times New Roman"/>
-          <w:sz w:val="40"/>
-          <w:szCs w:val="40"/>
-        </w:rPr>
-      </w:pPr>
-      <w:r>
-        <w:rPr>
-          <w:rFonts w:ascii="Times New Roman" w:hAnsi="Times New Roman" w:cs="Times New Roman"/>
-          <w:sz w:val="40"/>
-          <w:szCs w:val="40"/>
-        </w:rPr>
-        <w:t>Signification simple : Il refuse de faire la guerre.</w:t>
-      </w:r>
-    </w:p>
-    <w:p>
-      <w:pPr>
-        <w:rPr>
-          <w:rFonts w:ascii="Times New Roman" w:hAnsi="Times New Roman" w:cs="Times New Roman"/>
-          <w:sz w:val="40"/>
-          <w:szCs w:val="40"/>
-        </w:rPr>
-      </w:pPr>
-      <w:r>
-        <w:rPr>
-          <w:rFonts w:ascii="Times New Roman" w:hAnsi="Times New Roman" w:cs="Times New Roman"/>
-          <w:sz w:val="40"/>
-          <w:szCs w:val="40"/>
-        </w:rPr>
-        <w:lastRenderedPageBreak/>
+      <w:r>
+        <w:rPr>
+          <w:rFonts w:ascii="Times New Roman" w:hAnsi="Times New Roman" w:cs="Times New Roman"/>
+          <w:sz w:val="40"/>
+          <w:szCs w:val="40"/>
+        </w:rPr>
         <w:t>)</w:t>
       </w:r>
     </w:p>
@@ -9456,6 +9454,32 @@
           <w:sz w:val="40"/>
           <w:szCs w:val="40"/>
         </w:rPr>
+        <w:t>Signification simple : Refus de guerre par morale.</w:t>
+      </w:r>
+    </w:p>
+    <w:p>
+      <w:pPr>
+        <w:rPr>
+          <w:rFonts w:ascii="Times New Roman" w:hAnsi="Times New Roman" w:cs="Times New Roman"/>
+          <w:sz w:val="40"/>
+          <w:szCs w:val="40"/>
+        </w:rPr>
+      </w:pPr>
+    </w:p>
+    <w:p>
+      <w:pPr>
+        <w:rPr>
+          <w:rFonts w:ascii="Times New Roman" w:hAnsi="Times New Roman" w:cs="Times New Roman"/>
+          <w:sz w:val="40"/>
+          <w:szCs w:val="40"/>
+        </w:rPr>
+      </w:pPr>
+      <w:r>
+        <w:rPr>
+          <w:rFonts w:ascii="Times New Roman" w:hAnsi="Times New Roman" w:cs="Times New Roman"/>
+          <w:sz w:val="40"/>
+          <w:szCs w:val="40"/>
+        </w:rPr>
         <w:t>Imagine un mouton pacifique refusant de rejoindre la meute des loups à la guerre, par fidélité à sa boussole morale.</w:t>
       </w:r>
     </w:p>
@@ -9519,32 +9543,6 @@
           <w:szCs w:val="40"/>
         </w:rPr>
       </w:pPr>
-    </w:p>
-    <w:p>
-      <w:pPr>
-        <w:rPr>
-          <w:rFonts w:ascii="Times New Roman" w:hAnsi="Times New Roman" w:cs="Times New Roman"/>
-          <w:sz w:val="40"/>
-          <w:szCs w:val="40"/>
-        </w:rPr>
-      </w:pPr>
-      <w:r>
-        <w:rPr>
-          <w:rFonts w:ascii="Times New Roman" w:hAnsi="Times New Roman" w:cs="Times New Roman"/>
-          <w:sz w:val="40"/>
-          <w:szCs w:val="40"/>
-        </w:rPr>
-        <w:t>Signification simple : Refus de guerre par morale.</w:t>
-      </w:r>
-    </w:p>
-    <w:p>
-      <w:pPr>
-        <w:rPr>
-          <w:rFonts w:ascii="Times New Roman" w:hAnsi="Times New Roman" w:cs="Times New Roman"/>
-          <w:sz w:val="40"/>
-          <w:szCs w:val="40"/>
-        </w:rPr>
-      </w:pPr>
       <w:r>
         <w:rPr>
           <w:rFonts w:ascii="Times New Roman" w:hAnsi="Times New Roman" w:cs="Times New Roman"/>
@@ -9638,7 +9636,6 @@
           <w:sz w:val="40"/>
           <w:szCs w:val="40"/>
         </w:rPr>
-        <w:lastRenderedPageBreak/>
         <w:t>(</w:t>
       </w:r>
     </w:p>
@@ -9656,6 +9653,32 @@
           <w:sz w:val="40"/>
           <w:szCs w:val="40"/>
         </w:rPr>
+        <w:t>Signification: Menace pour empêcher l'attaque.</w:t>
+      </w:r>
+    </w:p>
+    <w:p>
+      <w:pPr>
+        <w:rPr>
+          <w:rFonts w:ascii="Times New Roman" w:hAnsi="Times New Roman" w:cs="Times New Roman"/>
+          <w:sz w:val="40"/>
+          <w:szCs w:val="40"/>
+        </w:rPr>
+      </w:pPr>
+    </w:p>
+    <w:p>
+      <w:pPr>
+        <w:rPr>
+          <w:rFonts w:ascii="Times New Roman" w:hAnsi="Times New Roman" w:cs="Times New Roman"/>
+          <w:sz w:val="40"/>
+          <w:szCs w:val="40"/>
+        </w:rPr>
+      </w:pPr>
+      <w:r>
+        <w:rPr>
+          <w:rFonts w:ascii="Times New Roman" w:hAnsi="Times New Roman" w:cs="Times New Roman"/>
+          <w:sz w:val="40"/>
+          <w:szCs w:val="40"/>
+        </w:rPr>
         <w:t>La dissuasion est comme un chien qui grogne fort devant la porte: il n'attaque pas, mais empêche l'intrus d'entrer.</w:t>
       </w:r>
     </w:p>
@@ -9683,32 +9706,6 @@
           <w:szCs w:val="40"/>
         </w:rPr>
         <w:t>Définition: Stratégie qui décourage l'adversaire par la menace d'une riposte inacceptable.</w:t>
-      </w:r>
-    </w:p>
-    <w:p>
-      <w:pPr>
-        <w:rPr>
-          <w:rFonts w:ascii="Times New Roman" w:hAnsi="Times New Roman" w:cs="Times New Roman"/>
-          <w:sz w:val="40"/>
-          <w:szCs w:val="40"/>
-        </w:rPr>
-      </w:pPr>
-    </w:p>
-    <w:p>
-      <w:pPr>
-        <w:rPr>
-          <w:rFonts w:ascii="Times New Roman" w:hAnsi="Times New Roman" w:cs="Times New Roman"/>
-          <w:sz w:val="40"/>
-          <w:szCs w:val="40"/>
-        </w:rPr>
-      </w:pPr>
-      <w:r>
-        <w:rPr>
-          <w:rFonts w:ascii="Times New Roman" w:hAnsi="Times New Roman" w:cs="Times New Roman"/>
-          <w:sz w:val="40"/>
-          <w:szCs w:val="40"/>
-        </w:rPr>
-        <w:t>Exemple: Menace nucléaire mutuelle pendant la Guerre froide.</w:t>
       </w:r>
     </w:p>
     <w:p>
@@ -9736,7 +9733,7 @@
           <w:sz w:val="40"/>
           <w:szCs w:val="40"/>
         </w:rPr>
-        <w:t>Signification: Menace pour empêcher l'attaque.</w:t>
+        <w:t>Exemple: Menace nucléaire mutuelle pendant la Guerre froide.</w:t>
       </w:r>
     </w:p>
     <w:p>
